--- a/Backend/Templates/ExperienceOfferLetterTemplate.docx
+++ b/Backend/Templates/ExperienceOfferLetterTemplate.docx
@@ -1,3 +1,7472 @@
+
+<file path=word/document.xml><?xml version="1.0" encoding="utf-8"?>
+<w:document xmlns:wpc="http://schemas.microsoft.com/office/word/2010/wordprocessingCanvas" xmlns:cx="http://schemas.microsoft.com/office/drawing/2014/chartex" xmlns:cx1="http://schemas.microsoft.com/office/drawing/2015/9/8/chartex" xmlns:cx2="http://schemas.microsoft.com/office/drawing/2015/10/21/chartex" xmlns:cx3="http://schemas.microsoft.com/office/drawing/2016/5/9/chartex" xmlns:cx4="http://schemas.microsoft.com/office/drawing/2016/5/10/chartex" xmlns:cx5="http://schemas.microsoft.com/office/drawing/2016/5/11/chartex" xmlns:cx6="http://schemas.microsoft.com/office/drawing/2016/5/12/chartex" xmlns:cx7="http://schemas.microsoft.com/office/drawing/2016/5/13/chartex" xmlns:cx8="http://schemas.microsoft.com/office/drawing/2016/5/14/chartex" xmlns:mc="http://schemas.openxmlformats.org/markup-compatibility/2006" xmlns:aink="http://schemas.microsoft.com/office/drawing/2016/ink" xmlns:am3d="http://schemas.microsoft.com/office/drawing/2017/model3d" xmlns:o="urn:schemas-microsoft-com:office:office" xmlns:oel="http://schemas.microsoft.com/office/2019/extlst" xmlns:r="http://schemas.openxmlformats.org/officeDocument/2006/relationships" xmlns:m="http://schemas.openxmlformats.org/officeDocument/2006/math" xmlns:v="urn:schemas-microsoft-com:vml" xmlns:wp14="http://schemas.microsoft.com/office/word/2010/wordprocessingDrawing" xmlns:wp="http://schemas.openxmlformats.org/drawingml/2006/wordprocessingDrawing" xmlns:w10="urn:schemas-microsoft-com:office:word" xmlns:w="http://schemas.openxmlformats.org/wordprocessingml/2006/main" xmlns:w14="http://schemas.microsoft.com/office/word/2010/wordml" xmlns:w15="http://schemas.microsoft.com/office/word/2012/wordml" xmlns:w16cex="http://schemas.microsoft.com/office/word/2018/wordml/cex" xmlns:w16cid="http://schemas.microsoft.com/office/word/2016/wordml/cid" xmlns:w16="http://schemas.microsoft.com/office/word/2018/wordml" xmlns:w16du="http://schemas.microsoft.com/office/word/2023/wordml/word16du" xmlns:w16sdtdh="http://schemas.microsoft.com/office/word/2020/wordml/sdtdatahash" xmlns:w16sdtfl="http://schemas.microsoft.com/office/word/2024/wordml/sdtformatlock" xmlns:w16se="http://schemas.microsoft.com/office/word/2015/wordml/symex" xmlns:wpg="http://schemas.microsoft.com/office/word/2010/wordprocessingGroup" xmlns:wpi="http://schemas.microsoft.com/office/word/2010/wordprocessingInk" xmlns:wne="http://schemas.microsoft.com/office/word/2006/wordml" xmlns:wps="http://schemas.microsoft.com/office/word/2010/wordprocessingShape" mc:Ignorable="w14 w15 w16se w16cid w16 w16cex w16sdtdh w16sdtfl w16du wp14">
+  <w:body>
+    <w:p>
+      <w:pPr>
+        <w:spacing w:before="59"/>
+        <w:ind w:right="272"/>
+        <w:rPr>
+          <w:b/>
+        </w:rPr>
+      </w:pPr>
+      <w:r>
+        <w:rPr>
+          <w:b/>
+        </w:rPr>
+        <w:t xml:space="preserve">                                                                                                                                                           </w:t>
+      </w:r>
+      <w:r>
+        <w:rPr>
+          <w:b/>
+        </w:rPr>
+        <w:t xml:space="preserve">    </w:t>
+      </w:r>
+      <w:r>
+        <w:rPr>
+          <w:b/>
+        </w:rPr>
+        <w:t>Date:</w:t>
+      </w:r>
+      <w:r>
+        <w:rPr>
+          <w:b/>
+          <w:spacing w:val="-4"/>
+        </w:rPr>
+        <w:t xml:space="preserve"> </w:t>
+      </w:r>
+      <w:bookmarkStart w:id="0" w:name="Date"/>
+      <w:r>
+        <w:rPr>
+          <w:b/>
+        </w:rPr>
+        <w:t>XXXX</w:t>
+      </w:r>
+      <w:bookmarkEnd w:id="0"/>
+    </w:p>
+    <w:p>
+      <w:pPr>
+        <w:jc w:val="center"/>
+        <w:rPr>
+          <w:b/>
+        </w:rPr>
+      </w:pPr>
+      <w:r>
+        <w:rPr>
+          <w:b/>
+          <w:u w:val="single"/>
+        </w:rPr>
+        <w:t>STRICTLY</w:t>
+      </w:r>
+      <w:r>
+        <w:rPr>
+          <w:b/>
+          <w:spacing w:val="-3"/>
+          <w:u w:val="single"/>
+        </w:rPr>
+        <w:t xml:space="preserve"> </w:t>
+      </w:r>
+      <w:r>
+        <w:rPr>
+          <w:b/>
+          <w:u w:val="single"/>
+        </w:rPr>
+        <w:t>PRIVATE</w:t>
+      </w:r>
+      <w:r>
+        <w:rPr>
+          <w:b/>
+          <w:spacing w:val="-6"/>
+          <w:u w:val="single"/>
+        </w:rPr>
+        <w:t xml:space="preserve"> </w:t>
+      </w:r>
+      <w:r>
+        <w:rPr>
+          <w:b/>
+          <w:u w:val="single"/>
+        </w:rPr>
+        <w:t>&amp;</w:t>
+      </w:r>
+      <w:r>
+        <w:rPr>
+          <w:b/>
+          <w:spacing w:val="-5"/>
+          <w:u w:val="single"/>
+        </w:rPr>
+        <w:t xml:space="preserve"> </w:t>
+      </w:r>
+      <w:r>
+        <w:rPr>
+          <w:b/>
+          <w:spacing w:val="-2"/>
+          <w:u w:val="single"/>
+        </w:rPr>
+        <w:t>CONFIDENTIAL</w:t>
+      </w:r>
+    </w:p>
+    <w:p>
+      <w:pPr>
+        <w:pStyle w:val="BodyText"/>
+        <w:rPr>
+          <w:b/>
+        </w:rPr>
+      </w:pPr>
+    </w:p>
+    <w:p>
+      <w:pPr>
+        <w:spacing w:line="268" w:lineRule="exact"/>
+        <w:ind w:left="87"/>
+        <w:rPr>
+          <w:b/>
+        </w:rPr>
+      </w:pPr>
+      <w:bookmarkStart w:id="1" w:name="CandidateName"/>
+      <w:r>
+        <w:rPr>
+          <w:b/>
+        </w:rPr>
+        <w:t>XXXX</w:t>
+      </w:r>
+      <w:bookmarkEnd w:id="1"/>
+      <w:r>
+        <w:rPr>
+          <w:b/>
+          <w:spacing w:val="-2"/>
+        </w:rPr>
+        <w:t>,</w:t>
+      </w:r>
+    </w:p>
+    <w:p>
+      <w:pPr>
+        <w:pStyle w:val="BodyText"/>
+        <w:ind w:left="87"/>
+      </w:pPr>
+      <w:bookmarkStart w:id="2" w:name="Address"/>
+      <w:r>
+        <w:t>XXXX</w:t>
+      </w:r>
+      <w:bookmarkEnd w:id="2"/>
+      <w:r>
+        <w:rPr>
+          <w:spacing w:val="-4"/>
+        </w:rPr>
+        <w:t>.</w:t>
+      </w:r>
+    </w:p>
+    <w:p>
+      <w:pPr>
+        <w:pStyle w:val="BodyText"/>
+      </w:pPr>
+    </w:p>
+    <w:p>
+      <w:pPr>
+        <w:spacing w:before="1"/>
+        <w:ind w:left="87"/>
+        <w:rPr>
+          <w:b/>
+        </w:rPr>
+      </w:pPr>
+      <w:r>
+        <w:rPr>
+          <w:b/>
+        </w:rPr>
+        <w:t>Ref:</w:t>
+      </w:r>
+      <w:r>
+        <w:rPr>
+          <w:b/>
+          <w:spacing w:val="-9"/>
+        </w:rPr>
+        <w:t xml:space="preserve"> </w:t>
+      </w:r>
+      <w:r>
+        <w:rPr>
+          <w:b/>
+        </w:rPr>
+        <w:t>Assignment</w:t>
+      </w:r>
+      <w:r>
+        <w:rPr>
+          <w:b/>
+          <w:spacing w:val="-6"/>
+        </w:rPr>
+        <w:t xml:space="preserve"> </w:t>
+      </w:r>
+      <w:r>
+        <w:rPr>
+          <w:b/>
+        </w:rPr>
+        <w:t>with</w:t>
+      </w:r>
+      <w:r>
+        <w:rPr>
+          <w:b/>
+          <w:spacing w:val="-7"/>
+        </w:rPr>
+        <w:t xml:space="preserve"> </w:t>
+      </w:r>
+      <w:r>
+        <w:rPr>
+          <w:b/>
+        </w:rPr>
+        <w:t>Pirnav</w:t>
+      </w:r>
+      <w:r>
+        <w:rPr>
+          <w:b/>
+          <w:spacing w:val="-4"/>
+        </w:rPr>
+        <w:t xml:space="preserve"> </w:t>
+      </w:r>
+      <w:r>
+        <w:rPr>
+          <w:b/>
+        </w:rPr>
+        <w:t>Software</w:t>
+      </w:r>
+      <w:r>
+        <w:rPr>
+          <w:b/>
+          <w:spacing w:val="-7"/>
+        </w:rPr>
+        <w:t xml:space="preserve"> </w:t>
+      </w:r>
+      <w:r>
+        <w:rPr>
+          <w:b/>
+        </w:rPr>
+        <w:t>Solutions</w:t>
+      </w:r>
+      <w:r>
+        <w:rPr>
+          <w:b/>
+          <w:spacing w:val="-4"/>
+        </w:rPr>
+        <w:t xml:space="preserve"> </w:t>
+      </w:r>
+      <w:r>
+        <w:rPr>
+          <w:b/>
+        </w:rPr>
+        <w:t>Pvt.</w:t>
+      </w:r>
+      <w:r>
+        <w:rPr>
+          <w:b/>
+          <w:spacing w:val="-7"/>
+        </w:rPr>
+        <w:t xml:space="preserve"> </w:t>
+      </w:r>
+      <w:r>
+        <w:rPr>
+          <w:b/>
+          <w:spacing w:val="-4"/>
+        </w:rPr>
+        <w:t>Ltd,</w:t>
+      </w:r>
+    </w:p>
+    <w:p>
+      <w:pPr>
+        <w:pStyle w:val="BodyText"/>
+        <w:rPr>
+          <w:b/>
+        </w:rPr>
+      </w:pPr>
+    </w:p>
+    <w:p>
+      <w:pPr>
+        <w:ind w:left="1"/>
+        <w:jc w:val="center"/>
+        <w:rPr>
+          <w:b/>
+        </w:rPr>
+      </w:pPr>
+      <w:r>
+        <w:rPr>
+          <w:b/>
+          <w:u w:val="single"/>
+        </w:rPr>
+        <w:t>Letter</w:t>
+      </w:r>
+      <w:r>
+        <w:rPr>
+          <w:b/>
+          <w:spacing w:val="-3"/>
+          <w:u w:val="single"/>
+        </w:rPr>
+        <w:t xml:space="preserve"> </w:t>
+      </w:r>
+      <w:r>
+        <w:rPr>
+          <w:b/>
+          <w:u w:val="single"/>
+        </w:rPr>
+        <w:t>of</w:t>
+      </w:r>
+      <w:r>
+        <w:rPr>
+          <w:b/>
+          <w:spacing w:val="-3"/>
+          <w:u w:val="single"/>
+        </w:rPr>
+        <w:t xml:space="preserve"> </w:t>
+      </w:r>
+      <w:r>
+        <w:rPr>
+          <w:b/>
+          <w:spacing w:val="-2"/>
+          <w:u w:val="single"/>
+        </w:rPr>
+        <w:t>Appointment</w:t>
+      </w:r>
+    </w:p>
+    <w:p>
+      <w:pPr>
+        <w:spacing w:before="267"/>
+        <w:ind w:left="87" w:right="1162"/>
+        <w:jc w:val="both"/>
+      </w:pPr>
+      <w:r>
+        <w:t>Following</w:t>
+      </w:r>
+      <w:r>
+        <w:rPr>
+          <w:spacing w:val="-2"/>
+        </w:rPr>
+        <w:t xml:space="preserve"> </w:t>
+      </w:r>
+      <w:r>
+        <w:t>upon</w:t>
+      </w:r>
+      <w:r>
+        <w:rPr>
+          <w:spacing w:val="-1"/>
+        </w:rPr>
+        <w:t xml:space="preserve"> </w:t>
+      </w:r>
+      <w:r>
+        <w:t>your</w:t>
+      </w:r>
+      <w:r>
+        <w:rPr>
+          <w:spacing w:val="-1"/>
+        </w:rPr>
+        <w:t xml:space="preserve"> </w:t>
+      </w:r>
+      <w:r>
+        <w:t>interviews</w:t>
+      </w:r>
+      <w:r>
+        <w:rPr>
+          <w:spacing w:val="-2"/>
+        </w:rPr>
+        <w:t xml:space="preserve"> </w:t>
+      </w:r>
+      <w:r>
+        <w:t>with us,</w:t>
+      </w:r>
+      <w:r>
+        <w:rPr>
+          <w:spacing w:val="-2"/>
+        </w:rPr>
+        <w:t xml:space="preserve"> </w:t>
+      </w:r>
+      <w:r>
+        <w:t>we</w:t>
+      </w:r>
+      <w:r>
+        <w:rPr>
+          <w:spacing w:val="-2"/>
+        </w:rPr>
+        <w:t xml:space="preserve"> </w:t>
+      </w:r>
+      <w:r>
+        <w:t>have</w:t>
+      </w:r>
+      <w:r>
+        <w:rPr>
+          <w:spacing w:val="-2"/>
+        </w:rPr>
+        <w:t xml:space="preserve"> </w:t>
+      </w:r>
+      <w:r>
+        <w:t>pleasure</w:t>
+      </w:r>
+      <w:r>
+        <w:rPr>
+          <w:spacing w:val="-1"/>
+        </w:rPr>
+        <w:t xml:space="preserve"> </w:t>
+      </w:r>
+      <w:r>
+        <w:t>in</w:t>
+      </w:r>
+      <w:r>
+        <w:rPr>
+          <w:spacing w:val="-2"/>
+        </w:rPr>
+        <w:t xml:space="preserve"> </w:t>
+      </w:r>
+      <w:r>
+        <w:t>offering</w:t>
+      </w:r>
+      <w:r>
+        <w:rPr>
+          <w:spacing w:val="-1"/>
+        </w:rPr>
+        <w:t xml:space="preserve"> </w:t>
+      </w:r>
+      <w:r>
+        <w:t>you</w:t>
+      </w:r>
+      <w:r>
+        <w:rPr>
+          <w:spacing w:val="-1"/>
+        </w:rPr>
+        <w:t xml:space="preserve"> </w:t>
+      </w:r>
+      <w:r>
+        <w:t>an appointment</w:t>
+      </w:r>
+      <w:r>
+        <w:rPr>
+          <w:i/>
+        </w:rPr>
+        <w:t xml:space="preserve">, </w:t>
+      </w:r>
+      <w:r>
+        <w:t>in</w:t>
+      </w:r>
+      <w:r>
+        <w:rPr>
+          <w:spacing w:val="-4"/>
+        </w:rPr>
+        <w:t xml:space="preserve"> </w:t>
+      </w:r>
+      <w:r>
+        <w:t>our organization,</w:t>
+      </w:r>
+      <w:r>
+        <w:rPr>
+          <w:spacing w:val="-3"/>
+        </w:rPr>
+        <w:t xml:space="preserve"> </w:t>
+      </w:r>
+      <w:r>
+        <w:t>commencing</w:t>
+      </w:r>
+      <w:r>
+        <w:rPr>
+          <w:spacing w:val="-4"/>
+        </w:rPr>
+        <w:t xml:space="preserve"> </w:t>
+      </w:r>
+      <w:r>
+        <w:t xml:space="preserve">on </w:t>
+      </w:r>
+      <w:bookmarkStart w:id="3" w:name="DateOfJoining"/>
+      <w:r>
+        <w:rPr>
+          <w:b/>
+        </w:rPr>
+        <w:t>XXXX</w:t>
+      </w:r>
+      <w:r>
+        <w:rPr>
+          <w:b/>
+        </w:rPr>
+        <w:t xml:space="preserve"> </w:t>
+      </w:r>
+      <w:bookmarkEnd w:id="3"/>
+      <w:r>
+        <w:t>as</w:t>
+      </w:r>
+      <w:r>
+        <w:rPr>
+          <w:spacing w:val="-2"/>
+        </w:rPr>
+        <w:t xml:space="preserve"> </w:t>
+      </w:r>
+      <w:r>
+        <w:rPr>
+          <w:b/>
+        </w:rPr>
+        <w:t>“</w:t>
+      </w:r>
+      <w:bookmarkStart w:id="4" w:name="Position"/>
+      <w:r>
+        <w:rPr>
+          <w:b/>
+        </w:rPr>
+        <w:t>XXX</w:t>
+      </w:r>
+      <w:bookmarkEnd w:id="4"/>
+      <w:r>
+        <w:rPr>
+          <w:b/>
+        </w:rPr>
+        <w:t xml:space="preserve">”, </w:t>
+      </w:r>
+      <w:r>
+        <w:t>and on</w:t>
+      </w:r>
+      <w:r>
+        <w:rPr>
+          <w:spacing w:val="-1"/>
+        </w:rPr>
+        <w:t xml:space="preserve"> </w:t>
+      </w:r>
+      <w:r>
+        <w:t>accepting the following terms and conditions.</w:t>
+      </w:r>
+    </w:p>
+    <w:p>
+      <w:pPr>
+        <w:pStyle w:val="BodyText"/>
+        <w:rPr>
+          <w:sz w:val="16"/>
+        </w:rPr>
+      </w:pPr>
+    </w:p>
+    <w:p>
+      <w:pPr>
+        <w:pStyle w:val="BodyText"/>
+        <w:rPr>
+          <w:sz w:val="16"/>
+        </w:rPr>
+        <w:sectPr>
+          <w:type w:val="continuous"/>
+          <w:pgSz w:w="11900" w:h="16850"/>
+          <w:pgMar w:top="1380" w:right="992" w:bottom="280" w:left="992" w:header="720" w:footer="720" w:gutter="0"/>
+          <w:cols w:space="720"/>
+        </w:sectPr>
+      </w:pPr>
+    </w:p>
+    <w:p>
+      <w:pPr>
+        <w:spacing w:before="75"/>
+        <w:ind w:left="182"/>
+        <w:rPr>
+          <w:b/>
+        </w:rPr>
+      </w:pPr>
+      <w:r>
+        <w:rPr>
+          <w:b/>
+          <w:noProof/>
+        </w:rPr>
+        <w:drawing>
+          <wp:anchor distT="0" distB="0" distL="0" distR="0" simplePos="0" relativeHeight="251657728" behindDoc="1" locked="0" layoutInCell="1" allowOverlap="1" wp14:anchorId="0A494CD5" wp14:editId="39153263">
+            <wp:simplePos x="0" y="0"/>
+            <wp:positionH relativeFrom="page">
+              <wp:posOffset>0</wp:posOffset>
+            </wp:positionH>
+            <wp:positionV relativeFrom="page">
+              <wp:posOffset>0</wp:posOffset>
+            </wp:positionV>
+            <wp:extent cx="7555992" cy="10688315"/>
+            <wp:effectExtent l="0" t="0" r="0" b="0"/>
+            <wp:wrapNone/>
+            <wp:docPr id="1" name="Image 1"/>
+            <wp:cNvGraphicFramePr>
+              <a:graphicFrameLocks xmlns:a="http://schemas.openxmlformats.org/drawingml/2006/main"/>
+            </wp:cNvGraphicFramePr>
+            <a:graphic xmlns:a="http://schemas.openxmlformats.org/drawingml/2006/main">
+              <a:graphicData uri="http://schemas.openxmlformats.org/drawingml/2006/picture">
+                <pic:pic xmlns:pic="http://schemas.openxmlformats.org/drawingml/2006/picture">
+                  <pic:nvPicPr>
+                    <pic:cNvPr id="1" name="Image 1"/>
+                    <pic:cNvPicPr/>
+                  </pic:nvPicPr>
+                  <pic:blipFill>
+                    <a:blip r:embed="rId4" cstate="print"/>
+                    <a:stretch>
+                      <a:fillRect/>
+                    </a:stretch>
+                  </pic:blipFill>
+                  <pic:spPr>
+                    <a:xfrm>
+                      <a:off x="0" y="0"/>
+                      <a:ext cx="7555992" cy="10688315"/>
+                    </a:xfrm>
+                    <a:prstGeom prst="rect">
+                      <a:avLst/>
+                    </a:prstGeom>
+                  </pic:spPr>
+                </pic:pic>
+              </a:graphicData>
+            </a:graphic>
+          </wp:anchor>
+        </w:drawing>
+      </w:r>
+      <w:r>
+        <w:rPr>
+          <w:b/>
+        </w:rPr>
+        <w:t>Date</w:t>
+      </w:r>
+      <w:r>
+        <w:rPr>
+          <w:b/>
+          <w:spacing w:val="-2"/>
+        </w:rPr>
+        <w:t xml:space="preserve"> </w:t>
+      </w:r>
+      <w:r>
+        <w:rPr>
+          <w:b/>
+        </w:rPr>
+        <w:t>of</w:t>
+      </w:r>
+      <w:r>
+        <w:rPr>
+          <w:b/>
+          <w:spacing w:val="-2"/>
+        </w:rPr>
+        <w:t xml:space="preserve"> Joining</w:t>
+      </w:r>
+    </w:p>
+    <w:p>
+      <w:pPr>
+        <w:pStyle w:val="BodyText"/>
+        <w:spacing w:before="77"/>
+        <w:rPr>
+          <w:b/>
+        </w:rPr>
+      </w:pPr>
+    </w:p>
+    <w:p>
+      <w:pPr>
+        <w:ind w:left="182"/>
+        <w:rPr>
+          <w:b/>
+        </w:rPr>
+      </w:pPr>
+      <w:r>
+        <w:rPr>
+          <w:b/>
+        </w:rPr>
+        <w:t>Work</w:t>
+      </w:r>
+      <w:r>
+        <w:rPr>
+          <w:b/>
+          <w:spacing w:val="-3"/>
+        </w:rPr>
+        <w:t xml:space="preserve"> </w:t>
+      </w:r>
+      <w:r>
+        <w:rPr>
+          <w:b/>
+        </w:rPr>
+        <w:t>to</w:t>
+      </w:r>
+      <w:r>
+        <w:rPr>
+          <w:b/>
+          <w:spacing w:val="-3"/>
+        </w:rPr>
+        <w:t xml:space="preserve"> </w:t>
+      </w:r>
+      <w:r>
+        <w:rPr>
+          <w:b/>
+        </w:rPr>
+        <w:t>be</w:t>
+      </w:r>
+      <w:r>
+        <w:rPr>
+          <w:b/>
+          <w:spacing w:val="-4"/>
+        </w:rPr>
+        <w:t xml:space="preserve"> </w:t>
+      </w:r>
+      <w:r>
+        <w:rPr>
+          <w:b/>
+        </w:rPr>
+        <w:t>performed</w:t>
+      </w:r>
+      <w:r>
+        <w:rPr>
+          <w:b/>
+          <w:spacing w:val="-3"/>
+        </w:rPr>
+        <w:t xml:space="preserve"> </w:t>
+      </w:r>
+      <w:r>
+        <w:rPr>
+          <w:b/>
+          <w:spacing w:val="-5"/>
+        </w:rPr>
+        <w:t>at</w:t>
+      </w:r>
+    </w:p>
+    <w:p>
+      <w:pPr>
+        <w:pStyle w:val="BodyText"/>
+        <w:rPr>
+          <w:b/>
+        </w:rPr>
+      </w:pPr>
+    </w:p>
+    <w:p>
+      <w:pPr>
+        <w:pStyle w:val="BodyText"/>
+        <w:rPr>
+          <w:b/>
+        </w:rPr>
+      </w:pPr>
+    </w:p>
+    <w:p>
+      <w:pPr>
+        <w:pStyle w:val="BodyText"/>
+        <w:rPr>
+          <w:b/>
+        </w:rPr>
+      </w:pPr>
+    </w:p>
+    <w:p>
+      <w:pPr>
+        <w:pStyle w:val="BodyText"/>
+        <w:rPr>
+          <w:b/>
+        </w:rPr>
+      </w:pPr>
+    </w:p>
+    <w:p>
+      <w:pPr>
+        <w:pStyle w:val="BodyText"/>
+        <w:rPr>
+          <w:b/>
+        </w:rPr>
+      </w:pPr>
+    </w:p>
+    <w:p>
+      <w:pPr>
+        <w:pStyle w:val="BodyText"/>
+        <w:spacing w:before="38"/>
+        <w:rPr>
+          <w:b/>
+        </w:rPr>
+      </w:pPr>
+    </w:p>
+    <w:p>
+      <w:pPr>
+        <w:ind w:left="182"/>
+        <w:rPr>
+          <w:b/>
+        </w:rPr>
+      </w:pPr>
+      <w:r>
+        <w:rPr>
+          <w:b/>
+        </w:rPr>
+        <w:t>Hours</w:t>
+      </w:r>
+      <w:r>
+        <w:rPr>
+          <w:b/>
+          <w:spacing w:val="-2"/>
+        </w:rPr>
+        <w:t xml:space="preserve"> </w:t>
+      </w:r>
+      <w:r>
+        <w:rPr>
+          <w:b/>
+        </w:rPr>
+        <w:t>of</w:t>
+      </w:r>
+      <w:r>
+        <w:rPr>
+          <w:b/>
+          <w:spacing w:val="-2"/>
+        </w:rPr>
+        <w:t xml:space="preserve"> </w:t>
+      </w:r>
+      <w:r>
+        <w:rPr>
+          <w:b/>
+          <w:spacing w:val="-4"/>
+        </w:rPr>
+        <w:t>work</w:t>
+      </w:r>
+    </w:p>
+    <w:p>
+      <w:pPr>
+        <w:pStyle w:val="BodyText"/>
+        <w:rPr>
+          <w:b/>
+        </w:rPr>
+      </w:pPr>
+    </w:p>
+    <w:p>
+      <w:pPr>
+        <w:pStyle w:val="BodyText"/>
+        <w:rPr>
+          <w:b/>
+        </w:rPr>
+      </w:pPr>
+    </w:p>
+    <w:p>
+      <w:pPr>
+        <w:pStyle w:val="BodyText"/>
+        <w:rPr>
+          <w:b/>
+        </w:rPr>
+      </w:pPr>
+    </w:p>
+    <w:p>
+      <w:pPr>
+        <w:pStyle w:val="BodyText"/>
+        <w:rPr>
+          <w:b/>
+        </w:rPr>
+      </w:pPr>
+    </w:p>
+    <w:p>
+      <w:pPr>
+        <w:pStyle w:val="BodyText"/>
+        <w:spacing w:before="268"/>
+        <w:rPr>
+          <w:b/>
+        </w:rPr>
+      </w:pPr>
+    </w:p>
+    <w:p>
+      <w:pPr>
+        <w:ind w:left="182" w:right="34"/>
+        <w:rPr>
+          <w:b/>
+        </w:rPr>
+      </w:pPr>
+      <w:r>
+        <w:rPr>
+          <w:b/>
+        </w:rPr>
+        <w:t>Assignment</w:t>
+      </w:r>
+      <w:r>
+        <w:rPr>
+          <w:b/>
+          <w:spacing w:val="-13"/>
+        </w:rPr>
+        <w:t xml:space="preserve"> </w:t>
+      </w:r>
+      <w:r>
+        <w:rPr>
+          <w:b/>
+        </w:rPr>
+        <w:t>Management and Confidentiality</w:t>
+      </w:r>
+    </w:p>
+    <w:p>
+      <w:pPr>
+        <w:spacing w:before="75"/>
+        <w:ind w:left="182"/>
+        <w:rPr>
+          <w:b/>
+        </w:rPr>
+      </w:pPr>
+      <w:r>
+        <w:br w:type="column"/>
+      </w:r>
+      <w:bookmarkStart w:id="5" w:name="JoiningDate"/>
+      <w:r>
+        <w:rPr>
+          <w:b/>
+        </w:rPr>
+        <w:t>XXXX</w:t>
+      </w:r>
+      <w:bookmarkEnd w:id="5"/>
+    </w:p>
+    <w:p>
+      <w:pPr>
+        <w:pStyle w:val="BodyText"/>
+        <w:spacing w:before="77"/>
+        <w:rPr>
+          <w:b/>
+        </w:rPr>
+      </w:pPr>
+    </w:p>
+    <w:p>
+      <w:pPr>
+        <w:pStyle w:val="BodyText"/>
+        <w:spacing w:line="254" w:lineRule="auto"/>
+        <w:ind w:left="182" w:right="233"/>
+      </w:pPr>
+      <w:r>
+        <w:t>Your initial posting will be in Hyderabad/Remote. However, your services are</w:t>
+      </w:r>
+      <w:r>
+        <w:rPr>
+          <w:spacing w:val="-2"/>
+        </w:rPr>
+        <w:t xml:space="preserve"> </w:t>
+      </w:r>
+      <w:r>
+        <w:t>transferable</w:t>
+      </w:r>
+      <w:r>
+        <w:rPr>
+          <w:spacing w:val="-2"/>
+        </w:rPr>
+        <w:t xml:space="preserve"> </w:t>
+      </w:r>
+      <w:r>
+        <w:t>and</w:t>
+      </w:r>
+      <w:r>
+        <w:rPr>
+          <w:spacing w:val="-6"/>
+        </w:rPr>
+        <w:t xml:space="preserve"> </w:t>
+      </w:r>
+      <w:r>
+        <w:t>you</w:t>
+      </w:r>
+      <w:r>
+        <w:rPr>
+          <w:spacing w:val="-5"/>
+        </w:rPr>
+        <w:t xml:space="preserve"> </w:t>
+      </w:r>
+      <w:r>
+        <w:t>may</w:t>
+      </w:r>
+      <w:r>
+        <w:rPr>
+          <w:spacing w:val="-1"/>
+        </w:rPr>
+        <w:t xml:space="preserve"> </w:t>
+      </w:r>
+      <w:r>
+        <w:t>be</w:t>
+      </w:r>
+      <w:r>
+        <w:rPr>
+          <w:spacing w:val="-2"/>
+        </w:rPr>
+        <w:t xml:space="preserve"> </w:t>
+      </w:r>
+      <w:r>
+        <w:t>assigned</w:t>
+      </w:r>
+      <w:r>
+        <w:rPr>
+          <w:spacing w:val="-2"/>
+        </w:rPr>
+        <w:t xml:space="preserve"> </w:t>
+      </w:r>
+      <w:r>
+        <w:t>to</w:t>
+      </w:r>
+      <w:r>
+        <w:rPr>
+          <w:spacing w:val="-1"/>
+        </w:rPr>
+        <w:t xml:space="preserve"> </w:t>
+      </w:r>
+      <w:r>
+        <w:t>any</w:t>
+      </w:r>
+      <w:r>
+        <w:rPr>
+          <w:spacing w:val="-2"/>
+        </w:rPr>
+        <w:t xml:space="preserve"> </w:t>
+      </w:r>
+      <w:r>
+        <w:t>office</w:t>
+      </w:r>
+      <w:r>
+        <w:rPr>
+          <w:spacing w:val="-2"/>
+        </w:rPr>
+        <w:t xml:space="preserve"> </w:t>
+      </w:r>
+      <w:r>
+        <w:t>of</w:t>
+      </w:r>
+      <w:r>
+        <w:rPr>
+          <w:spacing w:val="-5"/>
+        </w:rPr>
+        <w:t xml:space="preserve"> </w:t>
+      </w:r>
+      <w:r>
+        <w:t>Pirnav</w:t>
+      </w:r>
+      <w:r>
+        <w:rPr>
+          <w:spacing w:val="-1"/>
+        </w:rPr>
+        <w:t xml:space="preserve"> </w:t>
+      </w:r>
+      <w:r>
+        <w:t>Software Solutions,</w:t>
+      </w:r>
+      <w:r>
+        <w:rPr>
+          <w:spacing w:val="-5"/>
+        </w:rPr>
+        <w:t xml:space="preserve"> </w:t>
+      </w:r>
+      <w:r>
+        <w:t>or</w:t>
+      </w:r>
+      <w:r>
+        <w:rPr>
+          <w:spacing w:val="-5"/>
+        </w:rPr>
+        <w:t xml:space="preserve"> </w:t>
+      </w:r>
+      <w:r>
+        <w:t>at</w:t>
+      </w:r>
+      <w:r>
+        <w:rPr>
+          <w:spacing w:val="-4"/>
+        </w:rPr>
+        <w:t xml:space="preserve"> </w:t>
+      </w:r>
+      <w:r>
+        <w:t>offices</w:t>
+      </w:r>
+      <w:r>
+        <w:rPr>
+          <w:spacing w:val="-4"/>
+        </w:rPr>
+        <w:t xml:space="preserve"> </w:t>
+      </w:r>
+      <w:r>
+        <w:t>of</w:t>
+      </w:r>
+      <w:r>
+        <w:rPr>
+          <w:spacing w:val="-2"/>
+        </w:rPr>
+        <w:t xml:space="preserve"> </w:t>
+      </w:r>
+      <w:r>
+        <w:t>clients</w:t>
+      </w:r>
+      <w:r>
+        <w:rPr>
+          <w:spacing w:val="-4"/>
+        </w:rPr>
+        <w:t xml:space="preserve"> </w:t>
+      </w:r>
+      <w:r>
+        <w:t>of</w:t>
+      </w:r>
+      <w:r>
+        <w:rPr>
+          <w:spacing w:val="-2"/>
+        </w:rPr>
+        <w:t xml:space="preserve"> </w:t>
+      </w:r>
+      <w:r>
+        <w:t>Pirnav</w:t>
+      </w:r>
+      <w:r>
+        <w:rPr>
+          <w:spacing w:val="-1"/>
+        </w:rPr>
+        <w:t xml:space="preserve"> </w:t>
+      </w:r>
+      <w:r>
+        <w:t>Software</w:t>
+      </w:r>
+      <w:r>
+        <w:rPr>
+          <w:spacing w:val="-2"/>
+        </w:rPr>
+        <w:t xml:space="preserve"> </w:t>
+      </w:r>
+      <w:r>
+        <w:t>Solutions</w:t>
+      </w:r>
+      <w:r>
+        <w:rPr>
+          <w:spacing w:val="-2"/>
+        </w:rPr>
+        <w:t xml:space="preserve"> </w:t>
+      </w:r>
+      <w:r>
+        <w:t>from</w:t>
+      </w:r>
+      <w:r>
+        <w:rPr>
+          <w:spacing w:val="-4"/>
+        </w:rPr>
+        <w:t xml:space="preserve"> </w:t>
+      </w:r>
+      <w:r>
+        <w:t>date</w:t>
+      </w:r>
+      <w:r>
+        <w:rPr>
+          <w:spacing w:val="-4"/>
+        </w:rPr>
+        <w:t xml:space="preserve"> </w:t>
+      </w:r>
+      <w:r>
+        <w:t>of joining. In such case, you</w:t>
+      </w:r>
+      <w:r>
+        <w:rPr>
+          <w:spacing w:val="-2"/>
+        </w:rPr>
+        <w:t xml:space="preserve"> </w:t>
+      </w:r>
+      <w:r>
+        <w:t>will be governed</w:t>
+      </w:r>
+      <w:r>
+        <w:rPr>
+          <w:spacing w:val="-3"/>
+        </w:rPr>
+        <w:t xml:space="preserve"> </w:t>
+      </w:r>
+      <w:r>
+        <w:t>by the policies of</w:t>
+      </w:r>
+      <w:r>
+        <w:rPr>
+          <w:spacing w:val="-2"/>
+        </w:rPr>
+        <w:t xml:space="preserve"> </w:t>
+      </w:r>
+      <w:r>
+        <w:t>that</w:t>
+      </w:r>
+      <w:r>
+        <w:rPr>
+          <w:spacing w:val="-2"/>
+        </w:rPr>
+        <w:t xml:space="preserve"> </w:t>
+      </w:r>
+      <w:r>
+        <w:t>location. You may be transferred by the company to any other locations within as per the needs of the organization.</w:t>
+      </w:r>
+    </w:p>
+    <w:p>
+      <w:pPr>
+        <w:pStyle w:val="BodyText"/>
+        <w:spacing w:before="210"/>
+        <w:ind w:left="182" w:right="535"/>
+      </w:pPr>
+      <w:r>
+        <w:t>The minimum office working hours shall be from 9.30 AM - 6.30 PM with</w:t>
+      </w:r>
+      <w:r>
+        <w:rPr>
+          <w:spacing w:val="-3"/>
+        </w:rPr>
+        <w:t xml:space="preserve"> </w:t>
+      </w:r>
+      <w:r>
+        <w:t>one-hour</w:t>
+      </w:r>
+      <w:r>
+        <w:rPr>
+          <w:spacing w:val="-5"/>
+        </w:rPr>
+        <w:t xml:space="preserve"> </w:t>
+      </w:r>
+      <w:r>
+        <w:t>meal</w:t>
+      </w:r>
+      <w:r>
+        <w:rPr>
+          <w:spacing w:val="-3"/>
+        </w:rPr>
+        <w:t xml:space="preserve"> </w:t>
+      </w:r>
+      <w:r>
+        <w:t>break</w:t>
+      </w:r>
+      <w:r>
+        <w:rPr>
+          <w:spacing w:val="-8"/>
+        </w:rPr>
+        <w:t xml:space="preserve"> </w:t>
+      </w:r>
+      <w:r>
+        <w:t>and</w:t>
+      </w:r>
+      <w:r>
+        <w:rPr>
+          <w:spacing w:val="-4"/>
+        </w:rPr>
+        <w:t xml:space="preserve"> </w:t>
+      </w:r>
+      <w:r>
+        <w:t>the</w:t>
+      </w:r>
+      <w:r>
+        <w:rPr>
+          <w:spacing w:val="-3"/>
+        </w:rPr>
+        <w:t xml:space="preserve"> </w:t>
+      </w:r>
+      <w:r>
+        <w:t>working</w:t>
+      </w:r>
+      <w:r>
+        <w:rPr>
+          <w:spacing w:val="-4"/>
+        </w:rPr>
+        <w:t xml:space="preserve"> </w:t>
+      </w:r>
+      <w:r>
+        <w:t>days</w:t>
+      </w:r>
+      <w:r>
+        <w:rPr>
+          <w:spacing w:val="-3"/>
+        </w:rPr>
+        <w:t xml:space="preserve"> </w:t>
+      </w:r>
+      <w:r>
+        <w:t>are</w:t>
+      </w:r>
+      <w:r>
+        <w:rPr>
+          <w:spacing w:val="-5"/>
+        </w:rPr>
+        <w:t xml:space="preserve"> </w:t>
+      </w:r>
+      <w:r>
+        <w:t>Monday</w:t>
+      </w:r>
+      <w:r>
+        <w:rPr>
+          <w:spacing w:val="-3"/>
+        </w:rPr>
+        <w:t xml:space="preserve"> </w:t>
+      </w:r>
+      <w:r>
+        <w:t>to</w:t>
+      </w:r>
+      <w:r>
+        <w:rPr>
+          <w:spacing w:val="-2"/>
+        </w:rPr>
+        <w:t xml:space="preserve"> </w:t>
+      </w:r>
+      <w:r>
+        <w:t>Friday.</w:t>
+      </w:r>
+    </w:p>
+    <w:p>
+      <w:pPr>
+        <w:pStyle w:val="BodyText"/>
+        <w:ind w:left="182" w:right="233"/>
+      </w:pPr>
+      <w:proofErr w:type="gramStart"/>
+      <w:r>
+        <w:t>However</w:t>
+      </w:r>
+      <w:proofErr w:type="gramEnd"/>
+      <w:r>
+        <w:rPr>
+          <w:spacing w:val="-5"/>
+        </w:rPr>
+        <w:t xml:space="preserve"> </w:t>
+      </w:r>
+      <w:r>
+        <w:t>due</w:t>
+      </w:r>
+      <w:r>
+        <w:rPr>
+          <w:spacing w:val="-2"/>
+        </w:rPr>
+        <w:t xml:space="preserve"> </w:t>
+      </w:r>
+      <w:r>
+        <w:t>to</w:t>
+      </w:r>
+      <w:r>
+        <w:rPr>
+          <w:spacing w:val="-3"/>
+        </w:rPr>
+        <w:t xml:space="preserve"> </w:t>
+      </w:r>
+      <w:r>
+        <w:t>the</w:t>
+      </w:r>
+      <w:r>
+        <w:rPr>
+          <w:spacing w:val="-2"/>
+        </w:rPr>
+        <w:t xml:space="preserve"> </w:t>
+      </w:r>
+      <w:r>
+        <w:t>nature</w:t>
+      </w:r>
+      <w:r>
+        <w:rPr>
+          <w:spacing w:val="-4"/>
+        </w:rPr>
+        <w:t xml:space="preserve"> </w:t>
+      </w:r>
+      <w:r>
+        <w:t>of</w:t>
+      </w:r>
+      <w:r>
+        <w:rPr>
+          <w:spacing w:val="-4"/>
+        </w:rPr>
+        <w:t xml:space="preserve"> </w:t>
+      </w:r>
+      <w:r>
+        <w:t>the</w:t>
+      </w:r>
+      <w:r>
+        <w:rPr>
+          <w:spacing w:val="-2"/>
+        </w:rPr>
+        <w:t xml:space="preserve"> </w:t>
+      </w:r>
+      <w:r>
+        <w:t>business,</w:t>
+      </w:r>
+      <w:r>
+        <w:rPr>
+          <w:spacing w:val="-4"/>
+        </w:rPr>
+        <w:t xml:space="preserve"> </w:t>
+      </w:r>
+      <w:r>
+        <w:t>working</w:t>
+      </w:r>
+      <w:r>
+        <w:rPr>
+          <w:spacing w:val="-3"/>
+        </w:rPr>
+        <w:t xml:space="preserve"> </w:t>
+      </w:r>
+      <w:r>
+        <w:t>hours</w:t>
+      </w:r>
+      <w:r>
+        <w:rPr>
+          <w:spacing w:val="-2"/>
+        </w:rPr>
+        <w:t xml:space="preserve"> </w:t>
+      </w:r>
+      <w:r>
+        <w:t>are</w:t>
+      </w:r>
+      <w:r>
+        <w:rPr>
+          <w:spacing w:val="-5"/>
+        </w:rPr>
+        <w:t xml:space="preserve"> </w:t>
+      </w:r>
+      <w:r>
+        <w:t>flexible"</w:t>
+      </w:r>
+      <w:r>
+        <w:rPr>
+          <w:spacing w:val="-2"/>
+        </w:rPr>
+        <w:t xml:space="preserve"> </w:t>
+      </w:r>
+      <w:r>
+        <w:t>and the Employee shall be required to work necessary hours in order to complete his/her assigned work. We expect the work timings to overlap with US time to some extent.</w:t>
+      </w:r>
+    </w:p>
+    <w:p>
+      <w:pPr>
+        <w:pStyle w:val="BodyText"/>
+        <w:spacing w:before="268"/>
+        <w:ind w:left="182" w:right="233"/>
+      </w:pPr>
+      <w:r>
+        <w:t>In</w:t>
+      </w:r>
+      <w:r>
+        <w:rPr>
+          <w:spacing w:val="-4"/>
+        </w:rPr>
+        <w:t xml:space="preserve"> </w:t>
+      </w:r>
+      <w:r>
+        <w:t>this</w:t>
+      </w:r>
+      <w:r>
+        <w:rPr>
+          <w:spacing w:val="-3"/>
+        </w:rPr>
+        <w:t xml:space="preserve"> </w:t>
+      </w:r>
+      <w:r>
+        <w:t>position,</w:t>
+      </w:r>
+      <w:r>
+        <w:rPr>
+          <w:spacing w:val="-5"/>
+        </w:rPr>
+        <w:t xml:space="preserve"> </w:t>
+      </w:r>
+      <w:r>
+        <w:t>you</w:t>
+      </w:r>
+      <w:r>
+        <w:rPr>
+          <w:spacing w:val="-7"/>
+        </w:rPr>
+        <w:t xml:space="preserve"> </w:t>
+      </w:r>
+      <w:r>
+        <w:t>will</w:t>
+      </w:r>
+      <w:r>
+        <w:rPr>
+          <w:spacing w:val="-3"/>
+        </w:rPr>
+        <w:t xml:space="preserve"> </w:t>
+      </w:r>
+      <w:r>
+        <w:t>report</w:t>
+      </w:r>
+      <w:r>
+        <w:rPr>
+          <w:spacing w:val="-3"/>
+        </w:rPr>
+        <w:t xml:space="preserve"> </w:t>
+      </w:r>
+      <w:r>
+        <w:t>to</w:t>
+      </w:r>
+      <w:r>
+        <w:rPr>
+          <w:spacing w:val="-2"/>
+        </w:rPr>
+        <w:t xml:space="preserve"> </w:t>
+      </w:r>
+      <w:r>
+        <w:t>any</w:t>
+      </w:r>
+      <w:r>
+        <w:rPr>
+          <w:spacing w:val="-3"/>
+        </w:rPr>
+        <w:t xml:space="preserve"> </w:t>
+      </w:r>
+      <w:r>
+        <w:t>designated</w:t>
+      </w:r>
+      <w:r>
+        <w:rPr>
+          <w:spacing w:val="-3"/>
+        </w:rPr>
+        <w:t xml:space="preserve"> </w:t>
+      </w:r>
+      <w:r>
+        <w:t>person</w:t>
+      </w:r>
+      <w:r>
+        <w:rPr>
+          <w:spacing w:val="-4"/>
+        </w:rPr>
+        <w:t xml:space="preserve"> </w:t>
+      </w:r>
+      <w:r>
+        <w:t>from</w:t>
+      </w:r>
+      <w:r>
+        <w:rPr>
+          <w:spacing w:val="-5"/>
+        </w:rPr>
+        <w:t xml:space="preserve"> </w:t>
+      </w:r>
+      <w:r>
+        <w:t>Pirnav Software Solutions.</w:t>
+      </w:r>
+    </w:p>
+    <w:p>
+      <w:pPr>
+        <w:pStyle w:val="BodyText"/>
+        <w:spacing w:before="1"/>
+      </w:pPr>
+    </w:p>
+    <w:p>
+      <w:pPr>
+        <w:pStyle w:val="BodyText"/>
+        <w:ind w:left="182" w:right="151"/>
+      </w:pPr>
+      <w:r>
+        <w:t>During the confidential relationship established hereby, Pirnav Software Solutions,</w:t>
+      </w:r>
+      <w:r>
+        <w:rPr>
+          <w:spacing w:val="-6"/>
+        </w:rPr>
+        <w:t xml:space="preserve"> </w:t>
+      </w:r>
+      <w:r>
+        <w:t>and</w:t>
+      </w:r>
+      <w:r>
+        <w:rPr>
+          <w:spacing w:val="-4"/>
+        </w:rPr>
+        <w:t xml:space="preserve"> </w:t>
+      </w:r>
+      <w:r>
+        <w:t>its</w:t>
+      </w:r>
+      <w:r>
+        <w:rPr>
+          <w:spacing w:val="-5"/>
+        </w:rPr>
+        <w:t xml:space="preserve"> </w:t>
+      </w:r>
+      <w:r>
+        <w:t>clients</w:t>
+      </w:r>
+      <w:r>
+        <w:rPr>
+          <w:spacing w:val="-5"/>
+        </w:rPr>
+        <w:t xml:space="preserve"> </w:t>
+      </w:r>
+      <w:r>
+        <w:t>may</w:t>
+      </w:r>
+      <w:r>
+        <w:rPr>
+          <w:spacing w:val="-3"/>
+        </w:rPr>
+        <w:t xml:space="preserve"> </w:t>
+      </w:r>
+      <w:r>
+        <w:t>communicate</w:t>
+      </w:r>
+      <w:r>
+        <w:rPr>
+          <w:spacing w:val="-3"/>
+        </w:rPr>
+        <w:t xml:space="preserve"> </w:t>
+      </w:r>
+      <w:r>
+        <w:t>certain</w:t>
+      </w:r>
+      <w:r>
+        <w:rPr>
+          <w:spacing w:val="-6"/>
+        </w:rPr>
+        <w:t xml:space="preserve"> </w:t>
+      </w:r>
+      <w:r>
+        <w:t>confidential</w:t>
+      </w:r>
+      <w:r>
+        <w:rPr>
+          <w:spacing w:val="-5"/>
+        </w:rPr>
+        <w:t xml:space="preserve"> </w:t>
+      </w:r>
+      <w:r>
+        <w:t>information to enable you to render service here under. You are obligated as an employee to treat as secret and confidential, all such information whether or not identified as secret and confidential.</w:t>
+      </w:r>
+    </w:p>
+    <w:p>
+      <w:pPr>
+        <w:pStyle w:val="BodyText"/>
+        <w:spacing w:before="1"/>
+      </w:pPr>
+    </w:p>
+    <w:p>
+      <w:pPr>
+        <w:pStyle w:val="BodyText"/>
+        <w:spacing w:before="1"/>
+        <w:ind w:left="182" w:right="233"/>
+      </w:pPr>
+      <w:r>
+        <w:t>You agree, not to disclose any such information or make available any reports,</w:t>
+      </w:r>
+      <w:r>
+        <w:rPr>
+          <w:spacing w:val="-4"/>
+        </w:rPr>
+        <w:t xml:space="preserve"> </w:t>
+      </w:r>
+      <w:r>
+        <w:t>recommendations</w:t>
+      </w:r>
+      <w:r>
+        <w:rPr>
+          <w:spacing w:val="-6"/>
+        </w:rPr>
+        <w:t xml:space="preserve"> </w:t>
+      </w:r>
+      <w:r>
+        <w:t>and/or</w:t>
+      </w:r>
+      <w:r>
+        <w:rPr>
+          <w:spacing w:val="-6"/>
+        </w:rPr>
+        <w:t xml:space="preserve"> </w:t>
+      </w:r>
+      <w:r>
+        <w:t>work</w:t>
+      </w:r>
+      <w:r>
+        <w:rPr>
+          <w:spacing w:val="-4"/>
+        </w:rPr>
+        <w:t xml:space="preserve"> </w:t>
+      </w:r>
+      <w:r>
+        <w:t>products</w:t>
+      </w:r>
+      <w:r>
+        <w:rPr>
+          <w:spacing w:val="-6"/>
+        </w:rPr>
+        <w:t xml:space="preserve"> </w:t>
+      </w:r>
+      <w:r>
+        <w:t>which</w:t>
+      </w:r>
+      <w:r>
+        <w:rPr>
+          <w:spacing w:val="-5"/>
+        </w:rPr>
+        <w:t xml:space="preserve"> </w:t>
+      </w:r>
+      <w:r>
+        <w:t>are</w:t>
+      </w:r>
+      <w:r>
+        <w:rPr>
+          <w:spacing w:val="-4"/>
+        </w:rPr>
+        <w:t xml:space="preserve"> </w:t>
+      </w:r>
+      <w:r>
+        <w:t>produced</w:t>
+      </w:r>
+      <w:r>
+        <w:rPr>
+          <w:spacing w:val="-4"/>
+        </w:rPr>
+        <w:t xml:space="preserve"> </w:t>
+      </w:r>
+      <w:r>
+        <w:t>by you for clients to any person, firms or corporation or use</w:t>
+      </w:r>
+    </w:p>
+    <w:p>
+      <w:pPr>
+        <w:pStyle w:val="BodyText"/>
+        <w:spacing w:line="267" w:lineRule="exact"/>
+        <w:ind w:left="182"/>
+      </w:pPr>
+      <w:r>
+        <w:t>it</w:t>
+      </w:r>
+      <w:r>
+        <w:rPr>
+          <w:spacing w:val="-2"/>
+        </w:rPr>
+        <w:t xml:space="preserve"> </w:t>
+      </w:r>
+      <w:r>
+        <w:t>in</w:t>
+      </w:r>
+      <w:r>
+        <w:rPr>
+          <w:spacing w:val="-2"/>
+        </w:rPr>
+        <w:t xml:space="preserve"> </w:t>
+      </w:r>
+      <w:r>
+        <w:t>any</w:t>
+      </w:r>
+      <w:r>
+        <w:rPr>
+          <w:spacing w:val="-3"/>
+        </w:rPr>
+        <w:t xml:space="preserve"> </w:t>
+      </w:r>
+      <w:r>
+        <w:t>manner</w:t>
+      </w:r>
+      <w:r>
+        <w:rPr>
+          <w:spacing w:val="-4"/>
+        </w:rPr>
+        <w:t xml:space="preserve"> </w:t>
+      </w:r>
+      <w:r>
+        <w:rPr>
+          <w:spacing w:val="-2"/>
+        </w:rPr>
+        <w:t>whatsoever.</w:t>
+      </w:r>
+    </w:p>
+    <w:p>
+      <w:pPr>
+        <w:pStyle w:val="BodyText"/>
+      </w:pPr>
+    </w:p>
+    <w:p>
+      <w:pPr>
+        <w:pStyle w:val="BodyText"/>
+        <w:ind w:left="182"/>
+      </w:pPr>
+      <w:r>
+        <w:t>(</w:t>
+      </w:r>
+      <w:proofErr w:type="spellStart"/>
+      <w:r>
+        <w:t>i</w:t>
+      </w:r>
+      <w:proofErr w:type="spellEnd"/>
+      <w:r>
+        <w:t>)</w:t>
+      </w:r>
+      <w:r>
+        <w:rPr>
+          <w:spacing w:val="-7"/>
+        </w:rPr>
+        <w:t xml:space="preserve"> </w:t>
+      </w:r>
+      <w:r>
+        <w:t>Confidential</w:t>
+      </w:r>
+      <w:r>
+        <w:rPr>
+          <w:spacing w:val="-5"/>
+        </w:rPr>
+        <w:t xml:space="preserve"> </w:t>
+      </w:r>
+      <w:r>
+        <w:t>information</w:t>
+      </w:r>
+      <w:r>
+        <w:rPr>
+          <w:spacing w:val="-7"/>
+        </w:rPr>
+        <w:t xml:space="preserve"> </w:t>
+      </w:r>
+      <w:r>
+        <w:t>is</w:t>
+      </w:r>
+      <w:r>
+        <w:rPr>
+          <w:spacing w:val="-4"/>
+        </w:rPr>
+        <w:t xml:space="preserve"> </w:t>
+      </w:r>
+      <w:r>
+        <w:t>information</w:t>
+      </w:r>
+      <w:r>
+        <w:rPr>
+          <w:spacing w:val="-8"/>
+        </w:rPr>
+        <w:t xml:space="preserve"> </w:t>
+      </w:r>
+      <w:r>
+        <w:t>which</w:t>
+      </w:r>
+      <w:r>
+        <w:rPr>
+          <w:spacing w:val="-5"/>
+        </w:rPr>
+        <w:t xml:space="preserve"> </w:t>
+      </w:r>
+      <w:r>
+        <w:t>is</w:t>
+      </w:r>
+      <w:r>
+        <w:rPr>
+          <w:spacing w:val="-5"/>
+        </w:rPr>
+        <w:t xml:space="preserve"> </w:t>
+      </w:r>
+      <w:r>
+        <w:t>related</w:t>
+      </w:r>
+      <w:r>
+        <w:rPr>
+          <w:spacing w:val="-5"/>
+        </w:rPr>
+        <w:t xml:space="preserve"> </w:t>
+      </w:r>
+      <w:r>
+        <w:t>to</w:t>
+      </w:r>
+      <w:r>
+        <w:rPr>
+          <w:spacing w:val="-4"/>
+        </w:rPr>
+        <w:t xml:space="preserve"> </w:t>
+      </w:r>
+      <w:r>
+        <w:t>the</w:t>
+      </w:r>
+      <w:r>
+        <w:rPr>
+          <w:spacing w:val="-4"/>
+        </w:rPr>
+        <w:t xml:space="preserve"> </w:t>
+      </w:r>
+      <w:r>
+        <w:rPr>
+          <w:spacing w:val="-2"/>
+        </w:rPr>
+        <w:t>client’s</w:t>
+      </w:r>
+    </w:p>
+    <w:p>
+      <w:pPr>
+        <w:pStyle w:val="BodyText"/>
+        <w:ind w:left="182"/>
+      </w:pPr>
+      <w:r>
+        <w:t>research,</w:t>
+      </w:r>
+      <w:r>
+        <w:rPr>
+          <w:spacing w:val="-9"/>
+        </w:rPr>
+        <w:t xml:space="preserve"> </w:t>
+      </w:r>
+      <w:r>
+        <w:t>development,</w:t>
+      </w:r>
+      <w:r>
+        <w:rPr>
+          <w:spacing w:val="-6"/>
+        </w:rPr>
+        <w:t xml:space="preserve"> </w:t>
+      </w:r>
+      <w:r>
+        <w:t>trade</w:t>
+      </w:r>
+      <w:r>
+        <w:rPr>
+          <w:spacing w:val="-5"/>
+        </w:rPr>
+        <w:t xml:space="preserve"> </w:t>
+      </w:r>
+      <w:r>
+        <w:t>secrets</w:t>
+      </w:r>
+      <w:r>
+        <w:rPr>
+          <w:spacing w:val="-8"/>
+        </w:rPr>
+        <w:t xml:space="preserve"> </w:t>
+      </w:r>
+      <w:r>
+        <w:t>or</w:t>
+      </w:r>
+      <w:r>
+        <w:rPr>
+          <w:spacing w:val="-6"/>
+        </w:rPr>
+        <w:t xml:space="preserve"> </w:t>
+      </w:r>
+      <w:r>
+        <w:t>business</w:t>
+      </w:r>
+      <w:r>
+        <w:rPr>
+          <w:spacing w:val="-5"/>
+        </w:rPr>
+        <w:t xml:space="preserve"> </w:t>
+      </w:r>
+      <w:r>
+        <w:rPr>
+          <w:spacing w:val="-2"/>
+        </w:rPr>
+        <w:t>affairs.</w:t>
+      </w:r>
+    </w:p>
+    <w:p>
+      <w:pPr>
+        <w:pStyle w:val="BodyText"/>
+        <w:sectPr>
+          <w:type w:val="continuous"/>
+          <w:pgSz w:w="11900" w:h="16850"/>
+          <w:pgMar w:top="1380" w:right="992" w:bottom="280" w:left="992" w:header="720" w:footer="720" w:gutter="0"/>
+          <w:cols w:num="2" w:space="720" w:equalWidth="0">
+            <w:col w:w="2569" w:space="198"/>
+            <w:col w:w="7149"/>
+          </w:cols>
+        </w:sectPr>
+      </w:pPr>
+    </w:p>
+    <w:p>
+      <w:pPr>
+        <w:spacing w:before="27"/>
+        <w:ind w:left="182"/>
+        <w:rPr>
+          <w:b/>
+        </w:rPr>
+      </w:pPr>
+      <w:r>
+        <w:rPr>
+          <w:b/>
+          <w:noProof/>
+        </w:rPr>
+        <w:lastRenderedPageBreak/>
+        <w:drawing>
+          <wp:anchor distT="0" distB="0" distL="0" distR="0" simplePos="0" relativeHeight="487387648" behindDoc="1" locked="0" layoutInCell="1" allowOverlap="1" wp14:anchorId="7D3AE3D7" wp14:editId="5743B42D">
+            <wp:simplePos x="0" y="0"/>
+            <wp:positionH relativeFrom="page">
+              <wp:posOffset>0</wp:posOffset>
+            </wp:positionH>
+            <wp:positionV relativeFrom="page">
+              <wp:posOffset>0</wp:posOffset>
+            </wp:positionV>
+            <wp:extent cx="7555992" cy="10688315"/>
+            <wp:effectExtent l="0" t="0" r="0" b="0"/>
+            <wp:wrapNone/>
+            <wp:docPr id="2" name="Image 2"/>
+            <wp:cNvGraphicFramePr>
+              <a:graphicFrameLocks xmlns:a="http://schemas.openxmlformats.org/drawingml/2006/main"/>
+            </wp:cNvGraphicFramePr>
+            <a:graphic xmlns:a="http://schemas.openxmlformats.org/drawingml/2006/main">
+              <a:graphicData uri="http://schemas.openxmlformats.org/drawingml/2006/picture">
+                <pic:pic xmlns:pic="http://schemas.openxmlformats.org/drawingml/2006/picture">
+                  <pic:nvPicPr>
+                    <pic:cNvPr id="2" name="Image 2"/>
+                    <pic:cNvPicPr/>
+                  </pic:nvPicPr>
+                  <pic:blipFill>
+                    <a:blip r:embed="rId4" cstate="print"/>
+                    <a:stretch>
+                      <a:fillRect/>
+                    </a:stretch>
+                  </pic:blipFill>
+                  <pic:spPr>
+                    <a:xfrm>
+                      <a:off x="0" y="0"/>
+                      <a:ext cx="7555992" cy="10688315"/>
+                    </a:xfrm>
+                    <a:prstGeom prst="rect">
+                      <a:avLst/>
+                    </a:prstGeom>
+                  </pic:spPr>
+                </pic:pic>
+              </a:graphicData>
+            </a:graphic>
+          </wp:anchor>
+        </w:drawing>
+      </w:r>
+      <w:r>
+        <w:rPr>
+          <w:b/>
+          <w:spacing w:val="-2"/>
+        </w:rPr>
+        <w:t>Leaves</w:t>
+      </w:r>
+    </w:p>
+    <w:p>
+      <w:pPr>
+        <w:pStyle w:val="BodyText"/>
+        <w:rPr>
+          <w:b/>
+        </w:rPr>
+      </w:pPr>
+    </w:p>
+    <w:p>
+      <w:pPr>
+        <w:pStyle w:val="BodyText"/>
+        <w:rPr>
+          <w:b/>
+        </w:rPr>
+      </w:pPr>
+    </w:p>
+    <w:p>
+      <w:pPr>
+        <w:pStyle w:val="BodyText"/>
+        <w:rPr>
+          <w:b/>
+        </w:rPr>
+      </w:pPr>
+    </w:p>
+    <w:p>
+      <w:pPr>
+        <w:pStyle w:val="BodyText"/>
+        <w:rPr>
+          <w:b/>
+        </w:rPr>
+      </w:pPr>
+    </w:p>
+    <w:p>
+      <w:pPr>
+        <w:pStyle w:val="BodyText"/>
+        <w:rPr>
+          <w:b/>
+        </w:rPr>
+      </w:pPr>
+    </w:p>
+    <w:p>
+      <w:pPr>
+        <w:pStyle w:val="BodyText"/>
+        <w:rPr>
+          <w:b/>
+        </w:rPr>
+      </w:pPr>
+    </w:p>
+    <w:p>
+      <w:pPr>
+        <w:pStyle w:val="BodyText"/>
+        <w:rPr>
+          <w:b/>
+        </w:rPr>
+      </w:pPr>
+    </w:p>
+    <w:p>
+      <w:pPr>
+        <w:pStyle w:val="BodyText"/>
+        <w:rPr>
+          <w:b/>
+        </w:rPr>
+      </w:pPr>
+    </w:p>
+    <w:p>
+      <w:pPr>
+        <w:pStyle w:val="BodyText"/>
+        <w:rPr>
+          <w:b/>
+        </w:rPr>
+      </w:pPr>
+    </w:p>
+    <w:p>
+      <w:pPr>
+        <w:pStyle w:val="BodyText"/>
+        <w:rPr>
+          <w:b/>
+        </w:rPr>
+      </w:pPr>
+    </w:p>
+    <w:p>
+      <w:pPr>
+        <w:pStyle w:val="BodyText"/>
+        <w:rPr>
+          <w:b/>
+        </w:rPr>
+      </w:pPr>
+    </w:p>
+    <w:p>
+      <w:pPr>
+        <w:pStyle w:val="BodyText"/>
+        <w:spacing w:before="66"/>
+        <w:rPr>
+          <w:b/>
+        </w:rPr>
+      </w:pPr>
+    </w:p>
+    <w:p>
+      <w:pPr>
+        <w:spacing w:before="1"/>
+        <w:ind w:left="182"/>
+        <w:rPr>
+          <w:b/>
+        </w:rPr>
+      </w:pPr>
+      <w:r>
+        <w:rPr>
+          <w:b/>
+        </w:rPr>
+        <w:t>Disciplinary</w:t>
+      </w:r>
+      <w:r>
+        <w:rPr>
+          <w:b/>
+          <w:spacing w:val="-13"/>
+        </w:rPr>
+        <w:t xml:space="preserve"> </w:t>
+      </w:r>
+      <w:r>
+        <w:rPr>
+          <w:b/>
+        </w:rPr>
+        <w:t>Rules</w:t>
+      </w:r>
+      <w:r>
+        <w:rPr>
+          <w:b/>
+          <w:spacing w:val="-12"/>
+        </w:rPr>
+        <w:t xml:space="preserve"> </w:t>
+      </w:r>
+      <w:r>
+        <w:rPr>
+          <w:b/>
+        </w:rPr>
+        <w:t xml:space="preserve">and </w:t>
+      </w:r>
+      <w:r>
+        <w:rPr>
+          <w:b/>
+          <w:spacing w:val="-2"/>
+        </w:rPr>
+        <w:t>Procedure</w:t>
+      </w:r>
+    </w:p>
+    <w:p>
+      <w:pPr>
+        <w:pStyle w:val="BodyText"/>
+        <w:rPr>
+          <w:b/>
+        </w:rPr>
+      </w:pPr>
+    </w:p>
+    <w:p>
+      <w:pPr>
+        <w:pStyle w:val="BodyText"/>
+        <w:rPr>
+          <w:b/>
+        </w:rPr>
+      </w:pPr>
+    </w:p>
+    <w:p>
+      <w:pPr>
+        <w:pStyle w:val="BodyText"/>
+        <w:rPr>
+          <w:b/>
+        </w:rPr>
+      </w:pPr>
+    </w:p>
+    <w:p>
+      <w:pPr>
+        <w:pStyle w:val="BodyText"/>
+        <w:rPr>
+          <w:b/>
+        </w:rPr>
+      </w:pPr>
+    </w:p>
+    <w:p>
+      <w:pPr>
+        <w:pStyle w:val="BodyText"/>
+        <w:rPr>
+          <w:b/>
+        </w:rPr>
+      </w:pPr>
+    </w:p>
+    <w:p>
+      <w:pPr>
+        <w:pStyle w:val="BodyText"/>
+        <w:rPr>
+          <w:b/>
+        </w:rPr>
+      </w:pPr>
+    </w:p>
+    <w:p>
+      <w:pPr>
+        <w:pStyle w:val="BodyText"/>
+        <w:rPr>
+          <w:b/>
+        </w:rPr>
+      </w:pPr>
+    </w:p>
+    <w:p>
+      <w:pPr>
+        <w:pStyle w:val="BodyText"/>
+        <w:rPr>
+          <w:b/>
+        </w:rPr>
+      </w:pPr>
+    </w:p>
+    <w:p>
+      <w:pPr>
+        <w:pStyle w:val="BodyText"/>
+        <w:rPr>
+          <w:b/>
+        </w:rPr>
+      </w:pPr>
+    </w:p>
+    <w:p>
+      <w:pPr>
+        <w:pStyle w:val="BodyText"/>
+        <w:rPr>
+          <w:b/>
+        </w:rPr>
+      </w:pPr>
+    </w:p>
+    <w:p>
+      <w:pPr>
+        <w:pStyle w:val="BodyText"/>
+        <w:rPr>
+          <w:b/>
+        </w:rPr>
+      </w:pPr>
+    </w:p>
+    <w:p>
+      <w:pPr>
+        <w:pStyle w:val="BodyText"/>
+        <w:rPr>
+          <w:b/>
+        </w:rPr>
+      </w:pPr>
+    </w:p>
+    <w:p>
+      <w:pPr>
+        <w:pStyle w:val="BodyText"/>
+        <w:rPr>
+          <w:b/>
+        </w:rPr>
+      </w:pPr>
+    </w:p>
+    <w:p>
+      <w:pPr>
+        <w:pStyle w:val="BodyText"/>
+        <w:rPr>
+          <w:b/>
+        </w:rPr>
+      </w:pPr>
+    </w:p>
+    <w:p>
+      <w:pPr>
+        <w:pStyle w:val="BodyText"/>
+        <w:spacing w:before="57"/>
+        <w:rPr>
+          <w:b/>
+        </w:rPr>
+      </w:pPr>
+    </w:p>
+    <w:p>
+      <w:pPr>
+        <w:ind w:left="164"/>
+        <w:rPr>
+          <w:b/>
+        </w:rPr>
+      </w:pPr>
+      <w:r>
+        <w:rPr>
+          <w:b/>
+          <w:spacing w:val="-2"/>
+        </w:rPr>
+        <w:t>Notice</w:t>
+      </w:r>
+    </w:p>
+    <w:p>
+      <w:pPr>
+        <w:pStyle w:val="BodyText"/>
+        <w:spacing w:before="27"/>
+        <w:ind w:left="164" w:right="318"/>
+      </w:pPr>
+      <w:r>
+        <w:br w:type="column"/>
+      </w:r>
+      <w:r>
+        <w:t>You</w:t>
+      </w:r>
+      <w:r>
+        <w:rPr>
+          <w:spacing w:val="-5"/>
+        </w:rPr>
+        <w:t xml:space="preserve"> </w:t>
+      </w:r>
+      <w:r>
+        <w:t>will</w:t>
+      </w:r>
+      <w:r>
+        <w:rPr>
+          <w:spacing w:val="-2"/>
+        </w:rPr>
+        <w:t xml:space="preserve"> </w:t>
+      </w:r>
+      <w:r>
+        <w:t>be</w:t>
+      </w:r>
+      <w:r>
+        <w:rPr>
+          <w:spacing w:val="-4"/>
+        </w:rPr>
+        <w:t xml:space="preserve"> </w:t>
+      </w:r>
+      <w:r>
+        <w:t>entitled</w:t>
+      </w:r>
+      <w:r>
+        <w:rPr>
+          <w:spacing w:val="-4"/>
+        </w:rPr>
+        <w:t xml:space="preserve"> </w:t>
+      </w:r>
+      <w:r>
+        <w:t>to</w:t>
+      </w:r>
+      <w:r>
+        <w:rPr>
+          <w:spacing w:val="-3"/>
+        </w:rPr>
+        <w:t xml:space="preserve"> </w:t>
+      </w:r>
+      <w:r>
+        <w:t>12</w:t>
+      </w:r>
+      <w:r>
+        <w:rPr>
+          <w:spacing w:val="-2"/>
+        </w:rPr>
+        <w:t xml:space="preserve"> </w:t>
+      </w:r>
+      <w:r>
+        <w:t>days</w:t>
+      </w:r>
+      <w:r>
+        <w:rPr>
+          <w:spacing w:val="-4"/>
+        </w:rPr>
+        <w:t xml:space="preserve"> </w:t>
+      </w:r>
+      <w:r>
+        <w:t>of</w:t>
+      </w:r>
+      <w:r>
+        <w:rPr>
+          <w:spacing w:val="-2"/>
+        </w:rPr>
+        <w:t xml:space="preserve"> </w:t>
+      </w:r>
+      <w:r>
+        <w:t>paid</w:t>
+      </w:r>
+      <w:r>
+        <w:rPr>
+          <w:spacing w:val="-3"/>
+        </w:rPr>
+        <w:t xml:space="preserve"> </w:t>
+      </w:r>
+      <w:r>
+        <w:t>leave,</w:t>
+      </w:r>
+      <w:r>
+        <w:rPr>
+          <w:spacing w:val="-2"/>
+        </w:rPr>
+        <w:t xml:space="preserve"> </w:t>
+      </w:r>
+      <w:r>
+        <w:t>in</w:t>
+      </w:r>
+      <w:r>
+        <w:rPr>
+          <w:spacing w:val="-2"/>
+        </w:rPr>
+        <w:t xml:space="preserve"> </w:t>
+      </w:r>
+      <w:r>
+        <w:t>every</w:t>
+      </w:r>
+      <w:r>
+        <w:rPr>
+          <w:spacing w:val="-4"/>
+        </w:rPr>
+        <w:t xml:space="preserve"> </w:t>
+      </w:r>
+      <w:r>
+        <w:t>year</w:t>
+      </w:r>
+      <w:r>
+        <w:rPr>
+          <w:spacing w:val="-2"/>
+        </w:rPr>
+        <w:t xml:space="preserve"> </w:t>
+      </w:r>
+      <w:r>
+        <w:t>of</w:t>
+      </w:r>
+      <w:r>
+        <w:rPr>
+          <w:spacing w:val="-5"/>
+        </w:rPr>
+        <w:t xml:space="preserve"> </w:t>
+      </w:r>
+      <w:r>
+        <w:t>employment, and would be pro-rated from the date of employment. This would be applicable after completion of 3 months of service.</w:t>
+      </w:r>
+    </w:p>
+    <w:p>
+      <w:pPr>
+        <w:pStyle w:val="BodyText"/>
+        <w:spacing w:before="268"/>
+        <w:ind w:left="164" w:right="549"/>
+      </w:pPr>
+      <w:r>
+        <w:t>You</w:t>
+      </w:r>
+      <w:r>
+        <w:rPr>
+          <w:spacing w:val="-5"/>
+        </w:rPr>
+        <w:t xml:space="preserve"> </w:t>
+      </w:r>
+      <w:r>
+        <w:t>will</w:t>
+      </w:r>
+      <w:r>
+        <w:rPr>
+          <w:spacing w:val="-2"/>
+        </w:rPr>
+        <w:t xml:space="preserve"> </w:t>
+      </w:r>
+      <w:r>
+        <w:t>also</w:t>
+      </w:r>
+      <w:r>
+        <w:rPr>
+          <w:spacing w:val="-1"/>
+        </w:rPr>
+        <w:t xml:space="preserve"> </w:t>
+      </w:r>
+      <w:r>
+        <w:t>be</w:t>
+      </w:r>
+      <w:r>
+        <w:rPr>
+          <w:spacing w:val="-4"/>
+        </w:rPr>
+        <w:t xml:space="preserve"> </w:t>
+      </w:r>
+      <w:r>
+        <w:t>entitled</w:t>
+      </w:r>
+      <w:r>
+        <w:rPr>
+          <w:spacing w:val="-5"/>
+        </w:rPr>
+        <w:t xml:space="preserve"> </w:t>
+      </w:r>
+      <w:r>
+        <w:t>to</w:t>
+      </w:r>
+      <w:r>
+        <w:rPr>
+          <w:spacing w:val="-3"/>
+        </w:rPr>
+        <w:t xml:space="preserve"> </w:t>
+      </w:r>
+      <w:r>
+        <w:t>6 days</w:t>
+      </w:r>
+      <w:r>
+        <w:rPr>
+          <w:spacing w:val="-4"/>
+        </w:rPr>
+        <w:t xml:space="preserve"> </w:t>
+      </w:r>
+      <w:r>
+        <w:t>of</w:t>
+      </w:r>
+      <w:r>
+        <w:rPr>
+          <w:spacing w:val="-5"/>
+        </w:rPr>
+        <w:t xml:space="preserve"> </w:t>
+      </w:r>
+      <w:r>
+        <w:t>medical</w:t>
+      </w:r>
+      <w:r>
+        <w:rPr>
+          <w:spacing w:val="-2"/>
+        </w:rPr>
+        <w:t xml:space="preserve"> </w:t>
+      </w:r>
+      <w:r>
+        <w:t>leave</w:t>
+      </w:r>
+      <w:r>
+        <w:rPr>
+          <w:spacing w:val="-2"/>
+        </w:rPr>
+        <w:t xml:space="preserve"> </w:t>
+      </w:r>
+      <w:r>
+        <w:t>in</w:t>
+      </w:r>
+      <w:r>
+        <w:rPr>
+          <w:spacing w:val="-6"/>
+        </w:rPr>
+        <w:t xml:space="preserve"> </w:t>
+      </w:r>
+      <w:r>
+        <w:t>one</w:t>
+      </w:r>
+      <w:r>
+        <w:rPr>
+          <w:spacing w:val="-2"/>
+        </w:rPr>
+        <w:t xml:space="preserve"> </w:t>
+      </w:r>
+      <w:r>
+        <w:t>calendar</w:t>
+      </w:r>
+      <w:r>
+        <w:rPr>
+          <w:spacing w:val="-5"/>
+        </w:rPr>
+        <w:t xml:space="preserve"> </w:t>
+      </w:r>
+      <w:r>
+        <w:t>year, pro-rated in accordance with the employment duration.</w:t>
+      </w:r>
+    </w:p>
+    <w:p>
+      <w:pPr>
+        <w:pStyle w:val="BodyText"/>
+      </w:pPr>
+    </w:p>
+    <w:p>
+      <w:pPr>
+        <w:pStyle w:val="BodyText"/>
+        <w:ind w:left="164" w:right="305"/>
+      </w:pPr>
+      <w:r>
+        <w:t>You</w:t>
+      </w:r>
+      <w:r>
+        <w:rPr>
+          <w:spacing w:val="-5"/>
+        </w:rPr>
+        <w:t xml:space="preserve"> </w:t>
+      </w:r>
+      <w:r>
+        <w:t>will</w:t>
+      </w:r>
+      <w:r>
+        <w:rPr>
+          <w:spacing w:val="-2"/>
+        </w:rPr>
+        <w:t xml:space="preserve"> </w:t>
+      </w:r>
+      <w:r>
+        <w:t>not</w:t>
+      </w:r>
+      <w:r>
+        <w:rPr>
+          <w:spacing w:val="-2"/>
+        </w:rPr>
+        <w:t xml:space="preserve"> </w:t>
+      </w:r>
+      <w:r>
+        <w:t>be</w:t>
+      </w:r>
+      <w:r>
+        <w:rPr>
+          <w:spacing w:val="-4"/>
+        </w:rPr>
+        <w:t xml:space="preserve"> </w:t>
+      </w:r>
+      <w:r>
+        <w:t>entitled</w:t>
+      </w:r>
+      <w:r>
+        <w:rPr>
+          <w:spacing w:val="-5"/>
+        </w:rPr>
+        <w:t xml:space="preserve"> </w:t>
+      </w:r>
+      <w:r>
+        <w:t>to</w:t>
+      </w:r>
+      <w:r>
+        <w:rPr>
+          <w:spacing w:val="-5"/>
+        </w:rPr>
+        <w:t xml:space="preserve"> </w:t>
+      </w:r>
+      <w:r>
+        <w:t>accumulate</w:t>
+      </w:r>
+      <w:r>
+        <w:rPr>
+          <w:spacing w:val="-2"/>
+        </w:rPr>
+        <w:t xml:space="preserve"> </w:t>
+      </w:r>
+      <w:r>
+        <w:t>leave</w:t>
+      </w:r>
+      <w:r>
+        <w:rPr>
+          <w:spacing w:val="-4"/>
+        </w:rPr>
+        <w:t xml:space="preserve"> </w:t>
+      </w:r>
+      <w:r>
+        <w:t>and</w:t>
+      </w:r>
+      <w:r>
+        <w:rPr>
+          <w:spacing w:val="-3"/>
+        </w:rPr>
+        <w:t xml:space="preserve"> </w:t>
+      </w:r>
+      <w:r>
+        <w:t>carry</w:t>
+      </w:r>
+      <w:r>
+        <w:rPr>
+          <w:spacing w:val="-4"/>
+        </w:rPr>
+        <w:t xml:space="preserve"> </w:t>
+      </w:r>
+      <w:r>
+        <w:t>forward</w:t>
+      </w:r>
+      <w:r>
+        <w:rPr>
+          <w:spacing w:val="-3"/>
+        </w:rPr>
+        <w:t xml:space="preserve"> </w:t>
+      </w:r>
+      <w:r>
+        <w:t>into</w:t>
+      </w:r>
+      <w:r>
+        <w:rPr>
+          <w:spacing w:val="-3"/>
+        </w:rPr>
+        <w:t xml:space="preserve"> </w:t>
+      </w:r>
+      <w:r>
+        <w:t>the next calendar year.</w:t>
+      </w:r>
+    </w:p>
+    <w:p>
+      <w:pPr>
+        <w:pStyle w:val="BodyText"/>
+        <w:spacing w:before="1"/>
+      </w:pPr>
+    </w:p>
+    <w:p>
+      <w:pPr>
+        <w:pStyle w:val="BodyText"/>
+        <w:ind w:left="164" w:right="305"/>
+      </w:pPr>
+      <w:r>
+        <w:t>You</w:t>
+      </w:r>
+      <w:r>
+        <w:rPr>
+          <w:spacing w:val="-5"/>
+        </w:rPr>
+        <w:t xml:space="preserve"> </w:t>
+      </w:r>
+      <w:r>
+        <w:t>will</w:t>
+      </w:r>
+      <w:r>
+        <w:rPr>
+          <w:spacing w:val="-2"/>
+        </w:rPr>
+        <w:t xml:space="preserve"> </w:t>
+      </w:r>
+      <w:r>
+        <w:t>be</w:t>
+      </w:r>
+      <w:r>
+        <w:rPr>
+          <w:spacing w:val="-4"/>
+        </w:rPr>
+        <w:t xml:space="preserve"> </w:t>
+      </w:r>
+      <w:r>
+        <w:t>entitled</w:t>
+      </w:r>
+      <w:r>
+        <w:rPr>
+          <w:spacing w:val="-4"/>
+        </w:rPr>
+        <w:t xml:space="preserve"> </w:t>
+      </w:r>
+      <w:r>
+        <w:t>to</w:t>
+      </w:r>
+      <w:r>
+        <w:rPr>
+          <w:spacing w:val="-3"/>
+        </w:rPr>
+        <w:t xml:space="preserve"> </w:t>
+      </w:r>
+      <w:r>
+        <w:t>take</w:t>
+      </w:r>
+      <w:r>
+        <w:rPr>
+          <w:spacing w:val="-4"/>
+        </w:rPr>
+        <w:t xml:space="preserve"> </w:t>
+      </w:r>
+      <w:r>
+        <w:t>leave</w:t>
+      </w:r>
+      <w:r>
+        <w:rPr>
+          <w:spacing w:val="-4"/>
+        </w:rPr>
+        <w:t xml:space="preserve"> </w:t>
+      </w:r>
+      <w:r>
+        <w:t>only</w:t>
+      </w:r>
+      <w:r>
+        <w:rPr>
+          <w:spacing w:val="-4"/>
+        </w:rPr>
+        <w:t xml:space="preserve"> </w:t>
+      </w:r>
+      <w:r>
+        <w:t>on</w:t>
+      </w:r>
+      <w:r>
+        <w:rPr>
+          <w:spacing w:val="-3"/>
+        </w:rPr>
+        <w:t xml:space="preserve"> </w:t>
+      </w:r>
+      <w:r>
+        <w:t>prior</w:t>
+      </w:r>
+      <w:r>
+        <w:rPr>
+          <w:spacing w:val="-5"/>
+        </w:rPr>
+        <w:t xml:space="preserve"> </w:t>
+      </w:r>
+      <w:r>
+        <w:t>approval</w:t>
+      </w:r>
+      <w:r>
+        <w:rPr>
+          <w:spacing w:val="-2"/>
+        </w:rPr>
+        <w:t xml:space="preserve"> </w:t>
+      </w:r>
+      <w:r>
+        <w:t>from</w:t>
+      </w:r>
+      <w:r>
+        <w:rPr>
+          <w:spacing w:val="-3"/>
+        </w:rPr>
+        <w:t xml:space="preserve"> </w:t>
+      </w:r>
+      <w:r>
+        <w:t>your Reporting Manager at the client location.</w:t>
+      </w:r>
+    </w:p>
+    <w:p>
+      <w:pPr>
+        <w:pStyle w:val="BodyText"/>
+        <w:spacing w:before="66"/>
+      </w:pPr>
+    </w:p>
+    <w:p>
+      <w:pPr>
+        <w:pStyle w:val="BodyText"/>
+        <w:ind w:left="164" w:right="305"/>
+      </w:pPr>
+      <w:r>
+        <w:t>As</w:t>
+      </w:r>
+      <w:r>
+        <w:rPr>
+          <w:spacing w:val="-3"/>
+        </w:rPr>
+        <w:t xml:space="preserve"> </w:t>
+      </w:r>
+      <w:r>
+        <w:t>an</w:t>
+      </w:r>
+      <w:r>
+        <w:rPr>
+          <w:spacing w:val="-4"/>
+        </w:rPr>
+        <w:t xml:space="preserve"> </w:t>
+      </w:r>
+      <w:r>
+        <w:t>employee</w:t>
+      </w:r>
+      <w:r>
+        <w:rPr>
+          <w:spacing w:val="-5"/>
+        </w:rPr>
+        <w:t xml:space="preserve"> </w:t>
+      </w:r>
+      <w:r>
+        <w:t>you</w:t>
+      </w:r>
+      <w:r>
+        <w:rPr>
+          <w:spacing w:val="-4"/>
+        </w:rPr>
+        <w:t xml:space="preserve"> </w:t>
+      </w:r>
+      <w:r>
+        <w:t>shall</w:t>
+      </w:r>
+      <w:r>
+        <w:rPr>
+          <w:spacing w:val="-3"/>
+        </w:rPr>
+        <w:t xml:space="preserve"> </w:t>
+      </w:r>
+      <w:r>
+        <w:t>abide</w:t>
+      </w:r>
+      <w:r>
+        <w:rPr>
+          <w:spacing w:val="-3"/>
+        </w:rPr>
+        <w:t xml:space="preserve"> </w:t>
+      </w:r>
+      <w:r>
+        <w:t>to</w:t>
+      </w:r>
+      <w:r>
+        <w:rPr>
+          <w:spacing w:val="-4"/>
+        </w:rPr>
+        <w:t xml:space="preserve"> </w:t>
+      </w:r>
+      <w:r>
+        <w:t>the</w:t>
+      </w:r>
+      <w:r>
+        <w:rPr>
+          <w:spacing w:val="-3"/>
+        </w:rPr>
+        <w:t xml:space="preserve"> </w:t>
+      </w:r>
+      <w:r>
+        <w:t>disciplinary</w:t>
+      </w:r>
+      <w:r>
+        <w:rPr>
+          <w:spacing w:val="-2"/>
+        </w:rPr>
+        <w:t xml:space="preserve"> </w:t>
+      </w:r>
+      <w:r>
+        <w:t>rules</w:t>
+      </w:r>
+      <w:r>
+        <w:rPr>
+          <w:spacing w:val="-3"/>
+        </w:rPr>
+        <w:t xml:space="preserve"> </w:t>
+      </w:r>
+      <w:r>
+        <w:t>and</w:t>
+      </w:r>
+      <w:r>
+        <w:rPr>
+          <w:spacing w:val="-4"/>
+        </w:rPr>
+        <w:t xml:space="preserve"> </w:t>
+      </w:r>
+      <w:r>
+        <w:t>measures mentioned below:</w:t>
+      </w:r>
+    </w:p>
+    <w:p>
+      <w:pPr>
+        <w:pStyle w:val="BodyText"/>
+        <w:spacing w:before="1"/>
+      </w:pPr>
+    </w:p>
+    <w:p>
+      <w:pPr>
+        <w:pStyle w:val="BodyText"/>
+        <w:ind w:left="164" w:right="305"/>
+      </w:pPr>
+      <w:r>
+        <w:t>Your</w:t>
+      </w:r>
+      <w:r>
+        <w:rPr>
+          <w:spacing w:val="-1"/>
+        </w:rPr>
+        <w:t xml:space="preserve"> </w:t>
+      </w:r>
+      <w:r>
+        <w:t>normal</w:t>
+      </w:r>
+      <w:r>
+        <w:rPr>
+          <w:spacing w:val="-1"/>
+        </w:rPr>
+        <w:t xml:space="preserve"> </w:t>
+      </w:r>
+      <w:r>
+        <w:t>working</w:t>
+      </w:r>
+      <w:r>
+        <w:rPr>
+          <w:spacing w:val="-4"/>
+        </w:rPr>
+        <w:t xml:space="preserve"> </w:t>
+      </w:r>
+      <w:r>
+        <w:t>hours</w:t>
+      </w:r>
+      <w:r>
+        <w:rPr>
+          <w:spacing w:val="-4"/>
+        </w:rPr>
+        <w:t xml:space="preserve"> </w:t>
+      </w:r>
+      <w:r>
+        <w:t>of</w:t>
+      </w:r>
+      <w:r>
+        <w:rPr>
+          <w:spacing w:val="-3"/>
+        </w:rPr>
+        <w:t xml:space="preserve"> </w:t>
+      </w:r>
+      <w:r>
+        <w:t>work</w:t>
+      </w:r>
+      <w:r>
+        <w:rPr>
+          <w:spacing w:val="-1"/>
+        </w:rPr>
+        <w:t xml:space="preserve"> </w:t>
+      </w:r>
+      <w:r>
+        <w:t>are 9.30</w:t>
+      </w:r>
+      <w:r>
+        <w:rPr>
+          <w:spacing w:val="-3"/>
+        </w:rPr>
+        <w:t xml:space="preserve"> </w:t>
+      </w:r>
+      <w:r>
+        <w:t>AM</w:t>
+      </w:r>
+      <w:r>
+        <w:rPr>
+          <w:spacing w:val="-2"/>
+        </w:rPr>
+        <w:t xml:space="preserve"> </w:t>
+      </w:r>
+      <w:r>
+        <w:t>–</w:t>
+      </w:r>
+      <w:r>
+        <w:rPr>
+          <w:spacing w:val="-3"/>
+        </w:rPr>
+        <w:t xml:space="preserve"> </w:t>
+      </w:r>
+      <w:r>
+        <w:t>6.30</w:t>
+      </w:r>
+      <w:r>
+        <w:rPr>
+          <w:spacing w:val="-1"/>
+        </w:rPr>
+        <w:t xml:space="preserve"> </w:t>
+      </w:r>
+      <w:r>
+        <w:t>PM</w:t>
+      </w:r>
+      <w:r>
+        <w:rPr>
+          <w:spacing w:val="-1"/>
+        </w:rPr>
+        <w:t xml:space="preserve"> </w:t>
+      </w:r>
+      <w:r>
+        <w:t>from</w:t>
+      </w:r>
+      <w:r>
+        <w:rPr>
+          <w:spacing w:val="-3"/>
+        </w:rPr>
+        <w:t xml:space="preserve"> </w:t>
+      </w:r>
+      <w:r>
+        <w:t>Monday to Friday and you are entitled to a daily one-hour meal break.</w:t>
+      </w:r>
+    </w:p>
+    <w:p>
+      <w:pPr>
+        <w:pStyle w:val="BodyText"/>
+      </w:pPr>
+    </w:p>
+    <w:p>
+      <w:pPr>
+        <w:pStyle w:val="BodyText"/>
+        <w:spacing w:before="1"/>
+        <w:ind w:left="164" w:right="305"/>
+      </w:pPr>
+      <w:r>
+        <w:t>The</w:t>
+      </w:r>
+      <w:r>
+        <w:rPr>
+          <w:spacing w:val="-4"/>
+        </w:rPr>
+        <w:t xml:space="preserve"> </w:t>
+      </w:r>
+      <w:r>
+        <w:t>company</w:t>
+      </w:r>
+      <w:r>
+        <w:rPr>
+          <w:spacing w:val="-4"/>
+        </w:rPr>
+        <w:t xml:space="preserve"> </w:t>
+      </w:r>
+      <w:r>
+        <w:t>premise</w:t>
+      </w:r>
+      <w:r>
+        <w:rPr>
+          <w:spacing w:val="-4"/>
+        </w:rPr>
+        <w:t xml:space="preserve"> </w:t>
+      </w:r>
+      <w:r>
+        <w:t>is</w:t>
+      </w:r>
+      <w:r>
+        <w:rPr>
+          <w:spacing w:val="-4"/>
+        </w:rPr>
+        <w:t xml:space="preserve"> </w:t>
+      </w:r>
+      <w:r>
+        <w:t>solely</w:t>
+      </w:r>
+      <w:r>
+        <w:rPr>
+          <w:spacing w:val="-4"/>
+        </w:rPr>
+        <w:t xml:space="preserve"> </w:t>
+      </w:r>
+      <w:r>
+        <w:t>private</w:t>
+      </w:r>
+      <w:r>
+        <w:rPr>
+          <w:spacing w:val="-6"/>
+        </w:rPr>
+        <w:t xml:space="preserve"> </w:t>
+      </w:r>
+      <w:r>
+        <w:t>to</w:t>
+      </w:r>
+      <w:r>
+        <w:rPr>
+          <w:spacing w:val="-3"/>
+        </w:rPr>
+        <w:t xml:space="preserve"> </w:t>
+      </w:r>
+      <w:r>
+        <w:t>its</w:t>
+      </w:r>
+      <w:r>
+        <w:rPr>
+          <w:spacing w:val="-6"/>
+        </w:rPr>
+        <w:t xml:space="preserve"> </w:t>
+      </w:r>
+      <w:r>
+        <w:t>employees.</w:t>
+      </w:r>
+      <w:r>
+        <w:rPr>
+          <w:spacing w:val="-4"/>
+        </w:rPr>
+        <w:t xml:space="preserve"> </w:t>
+      </w:r>
+      <w:r>
+        <w:t>Bringing</w:t>
+      </w:r>
+      <w:r>
+        <w:rPr>
+          <w:spacing w:val="-4"/>
+        </w:rPr>
+        <w:t xml:space="preserve"> </w:t>
+      </w:r>
+      <w:r>
+        <w:t>any friends or outsiders into the premises is strictly prohibited.</w:t>
+      </w:r>
+    </w:p>
+    <w:p>
+      <w:pPr>
+        <w:pStyle w:val="BodyText"/>
+        <w:spacing w:before="267"/>
+        <w:ind w:left="164"/>
+      </w:pPr>
+      <w:r>
+        <w:t>The</w:t>
+      </w:r>
+      <w:r>
+        <w:rPr>
+          <w:spacing w:val="-4"/>
+        </w:rPr>
+        <w:t xml:space="preserve"> </w:t>
+      </w:r>
+      <w:r>
+        <w:t>company’s</w:t>
+      </w:r>
+      <w:r>
+        <w:rPr>
+          <w:spacing w:val="-3"/>
+        </w:rPr>
+        <w:t xml:space="preserve"> </w:t>
+      </w:r>
+      <w:r>
+        <w:t>assets</w:t>
+      </w:r>
+      <w:r>
+        <w:rPr>
+          <w:spacing w:val="-6"/>
+        </w:rPr>
+        <w:t xml:space="preserve"> </w:t>
+      </w:r>
+      <w:r>
+        <w:t>such</w:t>
+      </w:r>
+      <w:r>
+        <w:rPr>
+          <w:spacing w:val="-6"/>
+        </w:rPr>
+        <w:t xml:space="preserve"> </w:t>
+      </w:r>
+      <w:r>
+        <w:t>as</w:t>
+      </w:r>
+      <w:r>
+        <w:rPr>
+          <w:spacing w:val="-4"/>
+        </w:rPr>
+        <w:t xml:space="preserve"> </w:t>
+      </w:r>
+      <w:r>
+        <w:t>computers</w:t>
+      </w:r>
+      <w:r>
+        <w:rPr>
+          <w:spacing w:val="-3"/>
+        </w:rPr>
+        <w:t xml:space="preserve"> </w:t>
+      </w:r>
+      <w:r>
+        <w:t>and</w:t>
+      </w:r>
+      <w:r>
+        <w:rPr>
+          <w:spacing w:val="-4"/>
+        </w:rPr>
+        <w:t xml:space="preserve"> </w:t>
+      </w:r>
+      <w:r>
+        <w:t>printers</w:t>
+      </w:r>
+      <w:r>
+        <w:rPr>
+          <w:spacing w:val="-5"/>
+        </w:rPr>
+        <w:t xml:space="preserve"> </w:t>
+      </w:r>
+      <w:r>
+        <w:t>etc.</w:t>
+      </w:r>
+      <w:r>
+        <w:rPr>
+          <w:spacing w:val="-4"/>
+        </w:rPr>
+        <w:t xml:space="preserve"> </w:t>
+      </w:r>
+      <w:r>
+        <w:t>are</w:t>
+      </w:r>
+      <w:r>
+        <w:rPr>
+          <w:spacing w:val="-3"/>
+        </w:rPr>
+        <w:t xml:space="preserve"> </w:t>
+      </w:r>
+      <w:r>
+        <w:t>to</w:t>
+      </w:r>
+      <w:r>
+        <w:rPr>
+          <w:spacing w:val="-2"/>
+        </w:rPr>
+        <w:t xml:space="preserve"> </w:t>
+      </w:r>
+      <w:r>
+        <w:t>be</w:t>
+      </w:r>
+      <w:r>
+        <w:rPr>
+          <w:spacing w:val="-6"/>
+        </w:rPr>
+        <w:t xml:space="preserve"> </w:t>
+      </w:r>
+      <w:r>
+        <w:rPr>
+          <w:spacing w:val="-4"/>
+        </w:rPr>
+        <w:t>used</w:t>
+      </w:r>
+    </w:p>
+    <w:p>
+      <w:pPr>
+        <w:pStyle w:val="BodyText"/>
+        <w:ind w:left="164"/>
+      </w:pPr>
+      <w:r>
+        <w:t>with</w:t>
+      </w:r>
+      <w:r>
+        <w:rPr>
+          <w:spacing w:val="-4"/>
+        </w:rPr>
+        <w:t xml:space="preserve"> </w:t>
+      </w:r>
+      <w:r>
+        <w:t>best</w:t>
+      </w:r>
+      <w:r>
+        <w:rPr>
+          <w:spacing w:val="-5"/>
+        </w:rPr>
+        <w:t xml:space="preserve"> </w:t>
+      </w:r>
+      <w:r>
+        <w:t>care</w:t>
+      </w:r>
+      <w:r>
+        <w:rPr>
+          <w:spacing w:val="-4"/>
+        </w:rPr>
+        <w:t xml:space="preserve"> </w:t>
+      </w:r>
+      <w:r>
+        <w:t>possible.</w:t>
+      </w:r>
+      <w:r>
+        <w:rPr>
+          <w:spacing w:val="-3"/>
+        </w:rPr>
+        <w:t xml:space="preserve"> </w:t>
+      </w:r>
+      <w:r>
+        <w:t>Any</w:t>
+      </w:r>
+      <w:r>
+        <w:rPr>
+          <w:spacing w:val="-6"/>
+        </w:rPr>
+        <w:t xml:space="preserve"> </w:t>
+      </w:r>
+      <w:r>
+        <w:t>misuse</w:t>
+      </w:r>
+      <w:r>
+        <w:rPr>
+          <w:spacing w:val="-2"/>
+        </w:rPr>
+        <w:t xml:space="preserve"> </w:t>
+      </w:r>
+      <w:r>
+        <w:t>is</w:t>
+      </w:r>
+      <w:r>
+        <w:rPr>
+          <w:spacing w:val="-6"/>
+        </w:rPr>
+        <w:t xml:space="preserve"> </w:t>
+      </w:r>
+      <w:r>
+        <w:rPr>
+          <w:spacing w:val="-2"/>
+        </w:rPr>
+        <w:t>unacceptable.</w:t>
+      </w:r>
+    </w:p>
+    <w:p>
+      <w:pPr>
+        <w:pStyle w:val="BodyText"/>
+      </w:pPr>
+    </w:p>
+    <w:p>
+      <w:pPr>
+        <w:pStyle w:val="BodyText"/>
+        <w:spacing w:before="1"/>
+        <w:ind w:left="164" w:right="305"/>
+      </w:pPr>
+      <w:r>
+        <w:t>The</w:t>
+      </w:r>
+      <w:r>
+        <w:rPr>
+          <w:spacing w:val="-4"/>
+        </w:rPr>
+        <w:t xml:space="preserve"> </w:t>
+      </w:r>
+      <w:r>
+        <w:t>internet</w:t>
+      </w:r>
+      <w:r>
+        <w:rPr>
+          <w:spacing w:val="-4"/>
+        </w:rPr>
+        <w:t xml:space="preserve"> </w:t>
+      </w:r>
+      <w:r>
+        <w:t>facility</w:t>
+      </w:r>
+      <w:r>
+        <w:rPr>
+          <w:spacing w:val="-5"/>
+        </w:rPr>
+        <w:t xml:space="preserve"> </w:t>
+      </w:r>
+      <w:r>
+        <w:t>must</w:t>
+      </w:r>
+      <w:r>
+        <w:rPr>
+          <w:spacing w:val="-5"/>
+        </w:rPr>
+        <w:t xml:space="preserve"> </w:t>
+      </w:r>
+      <w:r>
+        <w:t>be</w:t>
+      </w:r>
+      <w:r>
+        <w:rPr>
+          <w:spacing w:val="-4"/>
+        </w:rPr>
+        <w:t xml:space="preserve"> </w:t>
+      </w:r>
+      <w:r>
+        <w:t>used</w:t>
+      </w:r>
+      <w:r>
+        <w:rPr>
+          <w:spacing w:val="-4"/>
+        </w:rPr>
+        <w:t xml:space="preserve"> </w:t>
+      </w:r>
+      <w:r>
+        <w:t>for</w:t>
+      </w:r>
+      <w:r>
+        <w:rPr>
+          <w:spacing w:val="-4"/>
+        </w:rPr>
+        <w:t xml:space="preserve"> </w:t>
+      </w:r>
+      <w:r>
+        <w:t>knowledge</w:t>
+      </w:r>
+      <w:r>
+        <w:rPr>
+          <w:spacing w:val="-5"/>
+        </w:rPr>
+        <w:t xml:space="preserve"> </w:t>
+      </w:r>
+      <w:r>
+        <w:t>enhancement</w:t>
+      </w:r>
+      <w:r>
+        <w:rPr>
+          <w:spacing w:val="-4"/>
+        </w:rPr>
+        <w:t xml:space="preserve"> </w:t>
+      </w:r>
+      <w:r>
+        <w:t>and</w:t>
+      </w:r>
+      <w:r>
+        <w:rPr>
+          <w:spacing w:val="-5"/>
+        </w:rPr>
+        <w:t xml:space="preserve"> </w:t>
+      </w:r>
+      <w:r>
+        <w:t>for project purposes.</w:t>
+      </w:r>
+    </w:p>
+    <w:p>
+      <w:pPr>
+        <w:pStyle w:val="BodyText"/>
+      </w:pPr>
+    </w:p>
+    <w:p>
+      <w:pPr>
+        <w:pStyle w:val="BodyText"/>
+      </w:pPr>
+    </w:p>
+    <w:p>
+      <w:pPr>
+        <w:pStyle w:val="BodyText"/>
+      </w:pPr>
+    </w:p>
+    <w:p>
+      <w:pPr>
+        <w:pStyle w:val="BodyText"/>
+        <w:ind w:left="164" w:right="42"/>
+      </w:pPr>
+      <w:r>
+        <w:rPr>
+          <w:b/>
+        </w:rPr>
+        <w:t xml:space="preserve">Resignation: </w:t>
+      </w:r>
+      <w:r>
+        <w:t>In the first six months of commencing work, the employee would</w:t>
+      </w:r>
+      <w:r>
+        <w:rPr>
+          <w:spacing w:val="-2"/>
+        </w:rPr>
+        <w:t xml:space="preserve"> </w:t>
+      </w:r>
+      <w:r>
+        <w:t>be</w:t>
+      </w:r>
+      <w:r>
+        <w:rPr>
+          <w:spacing w:val="-4"/>
+        </w:rPr>
+        <w:t xml:space="preserve"> </w:t>
+      </w:r>
+      <w:r>
+        <w:t>needed</w:t>
+      </w:r>
+      <w:r>
+        <w:rPr>
+          <w:spacing w:val="-4"/>
+        </w:rPr>
+        <w:t xml:space="preserve"> </w:t>
+      </w:r>
+      <w:r>
+        <w:t>to</w:t>
+      </w:r>
+      <w:r>
+        <w:rPr>
+          <w:spacing w:val="-1"/>
+        </w:rPr>
+        <w:t xml:space="preserve"> </w:t>
+      </w:r>
+      <w:r>
+        <w:t>give</w:t>
+      </w:r>
+      <w:r>
+        <w:rPr>
+          <w:spacing w:val="-4"/>
+        </w:rPr>
+        <w:t xml:space="preserve"> </w:t>
+      </w:r>
+      <w:r>
+        <w:t>a</w:t>
+      </w:r>
+      <w:r>
+        <w:rPr>
+          <w:spacing w:val="-3"/>
+        </w:rPr>
+        <w:t xml:space="preserve"> </w:t>
+      </w:r>
+      <w:r>
+        <w:t>notice</w:t>
+      </w:r>
+      <w:r>
+        <w:rPr>
+          <w:spacing w:val="-4"/>
+        </w:rPr>
+        <w:t xml:space="preserve"> </w:t>
+      </w:r>
+      <w:r>
+        <w:t>of</w:t>
+      </w:r>
+      <w:r>
+        <w:rPr>
+          <w:spacing w:val="-4"/>
+        </w:rPr>
+        <w:t xml:space="preserve"> </w:t>
+      </w:r>
+      <w:r>
+        <w:t>15days,</w:t>
+      </w:r>
+      <w:r>
+        <w:rPr>
+          <w:spacing w:val="-4"/>
+        </w:rPr>
+        <w:t xml:space="preserve"> </w:t>
+      </w:r>
+      <w:r>
+        <w:t>or</w:t>
+      </w:r>
+      <w:r>
+        <w:rPr>
+          <w:spacing w:val="-5"/>
+        </w:rPr>
+        <w:t xml:space="preserve"> </w:t>
+      </w:r>
+      <w:r>
+        <w:t>salary</w:t>
+      </w:r>
+      <w:r>
+        <w:rPr>
+          <w:spacing w:val="-4"/>
+        </w:rPr>
+        <w:t xml:space="preserve"> </w:t>
+      </w:r>
+      <w:r>
+        <w:t>in</w:t>
+      </w:r>
+      <w:r>
+        <w:rPr>
+          <w:spacing w:val="-2"/>
+        </w:rPr>
+        <w:t xml:space="preserve"> </w:t>
+      </w:r>
+      <w:r>
+        <w:t>lieu</w:t>
+      </w:r>
+      <w:r>
+        <w:rPr>
+          <w:spacing w:val="-1"/>
+        </w:rPr>
+        <w:t xml:space="preserve"> </w:t>
+      </w:r>
+      <w:r>
+        <w:t>of</w:t>
+      </w:r>
+      <w:r>
+        <w:rPr>
+          <w:spacing w:val="-3"/>
+        </w:rPr>
+        <w:t xml:space="preserve"> </w:t>
+      </w:r>
+      <w:r>
+        <w:t>short</w:t>
+      </w:r>
+      <w:r>
+        <w:rPr>
+          <w:spacing w:val="-2"/>
+        </w:rPr>
+        <w:t xml:space="preserve"> </w:t>
+      </w:r>
+      <w:r>
+        <w:t xml:space="preserve">notice </w:t>
+      </w:r>
+      <w:r>
+        <w:rPr>
+          <w:spacing w:val="-2"/>
+        </w:rPr>
+        <w:t>served.</w:t>
+      </w:r>
+    </w:p>
+    <w:p>
+      <w:pPr>
+        <w:pStyle w:val="BodyText"/>
+        <w:spacing w:before="1"/>
+      </w:pPr>
+    </w:p>
+    <w:p>
+      <w:pPr>
+        <w:pStyle w:val="BodyText"/>
+        <w:ind w:left="164"/>
+      </w:pPr>
+      <w:r>
+        <w:t>After</w:t>
+      </w:r>
+      <w:r>
+        <w:rPr>
+          <w:spacing w:val="-4"/>
+        </w:rPr>
+        <w:t xml:space="preserve"> </w:t>
+      </w:r>
+      <w:r>
+        <w:t>6</w:t>
+      </w:r>
+      <w:r>
+        <w:rPr>
+          <w:spacing w:val="-3"/>
+        </w:rPr>
+        <w:t xml:space="preserve"> </w:t>
+      </w:r>
+      <w:r>
+        <w:t>months</w:t>
+      </w:r>
+      <w:r>
+        <w:rPr>
+          <w:spacing w:val="-4"/>
+        </w:rPr>
+        <w:t xml:space="preserve"> </w:t>
+      </w:r>
+      <w:r>
+        <w:t>of</w:t>
+      </w:r>
+      <w:r>
+        <w:rPr>
+          <w:spacing w:val="-4"/>
+        </w:rPr>
+        <w:t xml:space="preserve"> </w:t>
+      </w:r>
+      <w:r>
+        <w:t>your</w:t>
+      </w:r>
+      <w:r>
+        <w:rPr>
+          <w:spacing w:val="-4"/>
+        </w:rPr>
+        <w:t xml:space="preserve"> </w:t>
+      </w:r>
+      <w:r>
+        <w:t>employment,</w:t>
+      </w:r>
+      <w:r>
+        <w:rPr>
+          <w:spacing w:val="-2"/>
+        </w:rPr>
+        <w:t xml:space="preserve"> </w:t>
+      </w:r>
+      <w:r>
+        <w:t>you</w:t>
+      </w:r>
+      <w:r>
+        <w:rPr>
+          <w:spacing w:val="-4"/>
+        </w:rPr>
+        <w:t xml:space="preserve"> </w:t>
+      </w:r>
+      <w:r>
+        <w:t>may</w:t>
+      </w:r>
+      <w:r>
+        <w:rPr>
+          <w:spacing w:val="-3"/>
+        </w:rPr>
+        <w:t xml:space="preserve"> </w:t>
+      </w:r>
+      <w:r>
+        <w:t>serve</w:t>
+      </w:r>
+      <w:r>
+        <w:rPr>
+          <w:spacing w:val="-1"/>
+        </w:rPr>
+        <w:t xml:space="preserve"> </w:t>
+      </w:r>
+      <w:r>
+        <w:t>a</w:t>
+      </w:r>
+      <w:r>
+        <w:rPr>
+          <w:spacing w:val="-4"/>
+        </w:rPr>
+        <w:t xml:space="preserve"> </w:t>
+      </w:r>
+      <w:r>
+        <w:t>one</w:t>
+      </w:r>
+      <w:r>
+        <w:rPr>
+          <w:spacing w:val="-3"/>
+        </w:rPr>
+        <w:t xml:space="preserve"> </w:t>
+      </w:r>
+      <w:r>
+        <w:t>month</w:t>
+      </w:r>
+      <w:r>
+        <w:rPr>
+          <w:spacing w:val="-1"/>
+        </w:rPr>
+        <w:t xml:space="preserve"> </w:t>
+      </w:r>
+      <w:r>
+        <w:t>notice</w:t>
+      </w:r>
+      <w:r>
+        <w:rPr>
+          <w:spacing w:val="-3"/>
+        </w:rPr>
+        <w:t xml:space="preserve"> </w:t>
+      </w:r>
+      <w:r>
+        <w:t>to terminate your employment.</w:t>
+      </w:r>
+    </w:p>
+    <w:p>
+      <w:pPr>
+        <w:pStyle w:val="BodyText"/>
+        <w:spacing w:before="1"/>
+      </w:pPr>
+    </w:p>
+    <w:p>
+      <w:pPr>
+        <w:pStyle w:val="BodyText"/>
+        <w:spacing w:before="1"/>
+        <w:ind w:left="164" w:right="305"/>
+      </w:pPr>
+      <w:r>
+        <w:rPr>
+          <w:b/>
+        </w:rPr>
+        <w:t xml:space="preserve">Termination: </w:t>
+      </w:r>
+      <w:r>
+        <w:t>In cases of your willful misconduct, mis-representation of credentials</w:t>
+      </w:r>
+      <w:r>
+        <w:rPr>
+          <w:spacing w:val="-5"/>
+        </w:rPr>
+        <w:t xml:space="preserve"> </w:t>
+      </w:r>
+      <w:r>
+        <w:t>claimed</w:t>
+      </w:r>
+      <w:r>
+        <w:rPr>
+          <w:spacing w:val="-2"/>
+        </w:rPr>
+        <w:t xml:space="preserve"> </w:t>
+      </w:r>
+      <w:r>
+        <w:t>in</w:t>
+      </w:r>
+      <w:r>
+        <w:rPr>
+          <w:spacing w:val="-5"/>
+        </w:rPr>
+        <w:t xml:space="preserve"> </w:t>
+      </w:r>
+      <w:r>
+        <w:t>your</w:t>
+      </w:r>
+      <w:r>
+        <w:rPr>
+          <w:spacing w:val="-3"/>
+        </w:rPr>
+        <w:t xml:space="preserve"> </w:t>
+      </w:r>
+      <w:r>
+        <w:t>application,</w:t>
+      </w:r>
+      <w:r>
+        <w:rPr>
+          <w:spacing w:val="-5"/>
+        </w:rPr>
+        <w:t xml:space="preserve"> </w:t>
+      </w:r>
+      <w:r>
+        <w:t>or</w:t>
+      </w:r>
+      <w:r>
+        <w:rPr>
+          <w:spacing w:val="-2"/>
+        </w:rPr>
+        <w:t xml:space="preserve"> </w:t>
+      </w:r>
+      <w:r>
+        <w:t>non-performance,</w:t>
+      </w:r>
+      <w:r>
+        <w:rPr>
+          <w:spacing w:val="-5"/>
+        </w:rPr>
+        <w:t xml:space="preserve"> </w:t>
+      </w:r>
+      <w:r>
+        <w:t>the</w:t>
+      </w:r>
+      <w:r>
+        <w:rPr>
+          <w:spacing w:val="-4"/>
+        </w:rPr>
+        <w:t xml:space="preserve"> </w:t>
+      </w:r>
+      <w:r>
+        <w:t>company will terminate your services with a one-day notice.</w:t>
+      </w:r>
+    </w:p>
+    <w:p>
+      <w:pPr>
+        <w:pStyle w:val="BodyText"/>
+        <w:spacing w:before="267"/>
+        <w:ind w:left="164" w:right="318"/>
+      </w:pPr>
+      <w:r>
+        <w:t>In</w:t>
+      </w:r>
+      <w:r>
+        <w:rPr>
+          <w:spacing w:val="-2"/>
+        </w:rPr>
+        <w:t xml:space="preserve"> </w:t>
+      </w:r>
+      <w:r>
+        <w:t>other</w:t>
+      </w:r>
+      <w:r>
+        <w:rPr>
+          <w:spacing w:val="-4"/>
+        </w:rPr>
+        <w:t xml:space="preserve"> </w:t>
+      </w:r>
+      <w:r>
+        <w:t>eventualities,</w:t>
+      </w:r>
+      <w:r>
+        <w:rPr>
+          <w:spacing w:val="-1"/>
+        </w:rPr>
+        <w:t xml:space="preserve"> </w:t>
+      </w:r>
+      <w:r>
+        <w:t>the</w:t>
+      </w:r>
+      <w:r>
+        <w:rPr>
+          <w:spacing w:val="-3"/>
+        </w:rPr>
+        <w:t xml:space="preserve"> </w:t>
+      </w:r>
+      <w:r>
+        <w:t>company</w:t>
+      </w:r>
+      <w:r>
+        <w:rPr>
+          <w:spacing w:val="-2"/>
+        </w:rPr>
+        <w:t xml:space="preserve"> </w:t>
+      </w:r>
+      <w:r>
+        <w:t>will</w:t>
+      </w:r>
+      <w:r>
+        <w:rPr>
+          <w:spacing w:val="-1"/>
+        </w:rPr>
+        <w:t xml:space="preserve"> </w:t>
+      </w:r>
+      <w:r>
+        <w:t>serve</w:t>
+      </w:r>
+      <w:r>
+        <w:rPr>
+          <w:spacing w:val="-6"/>
+        </w:rPr>
+        <w:t xml:space="preserve"> </w:t>
+      </w:r>
+      <w:proofErr w:type="gramStart"/>
+      <w:r>
+        <w:t>one</w:t>
+      </w:r>
+      <w:r>
+        <w:rPr>
+          <w:spacing w:val="-3"/>
+        </w:rPr>
+        <w:t xml:space="preserve"> </w:t>
+      </w:r>
+      <w:r>
+        <w:t>month</w:t>
+      </w:r>
+      <w:proofErr w:type="gramEnd"/>
+      <w:r>
+        <w:rPr>
+          <w:spacing w:val="-1"/>
+        </w:rPr>
+        <w:t xml:space="preserve"> </w:t>
+      </w:r>
+      <w:r>
+        <w:t>advance</w:t>
+      </w:r>
+      <w:r>
+        <w:rPr>
+          <w:spacing w:val="-3"/>
+        </w:rPr>
+        <w:t xml:space="preserve"> </w:t>
+      </w:r>
+      <w:r>
+        <w:t>notice of your termination from employment.</w:t>
+      </w:r>
+    </w:p>
+    <w:p>
+      <w:pPr>
+        <w:pStyle w:val="BodyText"/>
+        <w:sectPr>
+          <w:pgSz w:w="11900" w:h="16850"/>
+          <w:pgMar w:top="1680" w:right="992" w:bottom="280" w:left="992" w:header="720" w:footer="720" w:gutter="0"/>
+          <w:cols w:num="2" w:space="720" w:equalWidth="0">
+            <w:col w:w="2223" w:space="560"/>
+            <w:col w:w="7133"/>
+          </w:cols>
+        </w:sectPr>
+      </w:pPr>
+    </w:p>
+    <w:p>
+      <w:pPr>
+        <w:tabs>
+          <w:tab w:val="left" w:pos="3004"/>
+        </w:tabs>
+        <w:spacing w:before="34"/>
+        <w:ind w:left="182"/>
+      </w:pPr>
+      <w:r>
+        <w:rPr>
+          <w:b/>
+        </w:rPr>
+        <w:lastRenderedPageBreak/>
+        <w:t>Compensation</w:t>
+      </w:r>
+      <w:r>
+        <w:rPr>
+          <w:b/>
+          <w:spacing w:val="-8"/>
+        </w:rPr>
+        <w:t xml:space="preserve"> </w:t>
+      </w:r>
+      <w:r>
+        <w:rPr>
+          <w:b/>
+        </w:rPr>
+        <w:t>and</w:t>
+      </w:r>
+      <w:r>
+        <w:rPr>
+          <w:b/>
+          <w:spacing w:val="-7"/>
+        </w:rPr>
+        <w:t xml:space="preserve"> </w:t>
+      </w:r>
+      <w:r>
+        <w:rPr>
+          <w:b/>
+          <w:spacing w:val="-2"/>
+        </w:rPr>
+        <w:t>Benefits</w:t>
+      </w:r>
+      <w:r>
+        <w:rPr>
+          <w:b/>
+        </w:rPr>
+        <w:tab/>
+      </w:r>
+      <w:r>
+        <w:t>"Your</w:t>
+      </w:r>
+      <w:r>
+        <w:rPr>
+          <w:spacing w:val="-7"/>
+        </w:rPr>
+        <w:t xml:space="preserve"> </w:t>
+      </w:r>
+      <w:r>
+        <w:t>starting</w:t>
+      </w:r>
+      <w:r>
+        <w:rPr>
+          <w:spacing w:val="-6"/>
+        </w:rPr>
+        <w:t xml:space="preserve"> </w:t>
+      </w:r>
+      <w:r>
+        <w:t>annual</w:t>
+      </w:r>
+      <w:r>
+        <w:rPr>
+          <w:spacing w:val="-4"/>
+        </w:rPr>
+        <w:t xml:space="preserve"> </w:t>
+      </w:r>
+      <w:r>
+        <w:t>remuneration</w:t>
+      </w:r>
+      <w:r>
+        <w:rPr>
+          <w:spacing w:val="-7"/>
+        </w:rPr>
+        <w:t xml:space="preserve"> </w:t>
+      </w:r>
+      <w:r>
+        <w:t>will</w:t>
+      </w:r>
+      <w:r>
+        <w:rPr>
+          <w:spacing w:val="-5"/>
+        </w:rPr>
+        <w:t xml:space="preserve"> </w:t>
+      </w:r>
+      <w:r>
+        <w:t>be</w:t>
+      </w:r>
+      <w:r>
+        <w:rPr>
+          <w:spacing w:val="-4"/>
+        </w:rPr>
+        <w:t xml:space="preserve"> </w:t>
+      </w:r>
+      <w:proofErr w:type="spellStart"/>
+      <w:proofErr w:type="gramStart"/>
+      <w:r>
+        <w:rPr>
+          <w:b/>
+        </w:rPr>
+        <w:t>Rs.</w:t>
+      </w:r>
+      <w:bookmarkStart w:id="6" w:name="CTCAnnual"/>
+      <w:r>
+        <w:rPr>
+          <w:b/>
+        </w:rPr>
+        <w:t>XXXX</w:t>
+      </w:r>
+      <w:proofErr w:type="spellEnd"/>
+      <w:proofErr w:type="gramEnd"/>
+      <w:r>
+        <w:rPr>
+          <w:b/>
+          <w:spacing w:val="-5"/>
+        </w:rPr>
+        <w:t xml:space="preserve"> </w:t>
+      </w:r>
+      <w:bookmarkEnd w:id="6"/>
+      <w:r>
+        <w:rPr>
+          <w:b/>
+          <w:spacing w:val="-5"/>
+        </w:rPr>
+        <w:t>.</w:t>
+      </w:r>
+      <w:r>
+        <w:rPr>
+          <w:spacing w:val="-5"/>
+        </w:rPr>
+        <w:t>"</w:t>
+      </w:r>
+    </w:p>
+    <w:p>
+      <w:pPr>
+        <w:pStyle w:val="BodyText"/>
+      </w:pPr>
+    </w:p>
+    <w:p>
+      <w:pPr>
+        <w:ind w:left="3156"/>
+      </w:pPr>
+      <w:r>
+        <w:t>Salary</w:t>
+      </w:r>
+      <w:r>
+        <w:rPr>
+          <w:spacing w:val="-6"/>
+        </w:rPr>
+        <w:t xml:space="preserve"> </w:t>
+      </w:r>
+      <w:r>
+        <w:t>Structure</w:t>
+      </w:r>
+      <w:r>
+        <w:rPr>
+          <w:spacing w:val="-5"/>
+        </w:rPr>
+        <w:t xml:space="preserve"> </w:t>
+      </w:r>
+      <w:r>
+        <w:t>per</w:t>
+      </w:r>
+      <w:r>
+        <w:rPr>
+          <w:spacing w:val="-6"/>
+        </w:rPr>
+        <w:t xml:space="preserve"> </w:t>
+      </w:r>
+      <w:r>
+        <w:t>month</w:t>
+      </w:r>
+      <w:r>
+        <w:rPr>
+          <w:spacing w:val="-4"/>
+        </w:rPr>
+        <w:t xml:space="preserve"> </w:t>
+      </w:r>
+      <w:r>
+        <w:t>will</w:t>
+      </w:r>
+      <w:r>
+        <w:rPr>
+          <w:spacing w:val="-4"/>
+        </w:rPr>
+        <w:t xml:space="preserve"> </w:t>
+      </w:r>
+      <w:r>
+        <w:t>be</w:t>
+      </w:r>
+      <w:r>
+        <w:rPr>
+          <w:spacing w:val="-5"/>
+        </w:rPr>
+        <w:t xml:space="preserve"> </w:t>
+      </w:r>
+      <w:proofErr w:type="spellStart"/>
+      <w:proofErr w:type="gramStart"/>
+      <w:r>
+        <w:rPr>
+          <w:b/>
+        </w:rPr>
+        <w:t>Rs.</w:t>
+      </w:r>
+      <w:bookmarkStart w:id="7" w:name="MonthlySalary"/>
+      <w:r>
+        <w:rPr>
+          <w:b/>
+        </w:rPr>
+        <w:t>XXXX</w:t>
+      </w:r>
+      <w:bookmarkEnd w:id="7"/>
+      <w:proofErr w:type="spellEnd"/>
+      <w:proofErr w:type="gramEnd"/>
+      <w:r>
+        <w:rPr>
+          <w:spacing w:val="-10"/>
+        </w:rPr>
+        <w:t>.</w:t>
+      </w:r>
+    </w:p>
+    <w:p>
+      <w:pPr>
+        <w:pStyle w:val="BodyText"/>
+        <w:spacing w:before="267"/>
+        <w:ind w:left="87"/>
+      </w:pPr>
+      <w:r>
+        <w:t>The</w:t>
+      </w:r>
+      <w:r>
+        <w:rPr>
+          <w:spacing w:val="-5"/>
+        </w:rPr>
+        <w:t xml:space="preserve"> </w:t>
+      </w:r>
+      <w:r>
+        <w:t>salary</w:t>
+      </w:r>
+      <w:r>
+        <w:rPr>
+          <w:spacing w:val="-3"/>
+        </w:rPr>
+        <w:t xml:space="preserve"> </w:t>
+      </w:r>
+      <w:r>
+        <w:t>is</w:t>
+      </w:r>
+      <w:r>
+        <w:rPr>
+          <w:spacing w:val="-2"/>
+        </w:rPr>
+        <w:t xml:space="preserve"> </w:t>
+      </w:r>
+      <w:r>
+        <w:t>payable</w:t>
+      </w:r>
+      <w:r>
+        <w:rPr>
+          <w:spacing w:val="-3"/>
+        </w:rPr>
+        <w:t xml:space="preserve"> </w:t>
+      </w:r>
+      <w:r>
+        <w:t>by</w:t>
+      </w:r>
+      <w:r>
+        <w:rPr>
+          <w:spacing w:val="-2"/>
+        </w:rPr>
+        <w:t xml:space="preserve"> </w:t>
+      </w:r>
+      <w:r>
+        <w:t>the</w:t>
+      </w:r>
+      <w:r>
+        <w:rPr>
+          <w:spacing w:val="-3"/>
+        </w:rPr>
+        <w:t xml:space="preserve"> </w:t>
+      </w:r>
+      <w:r>
+        <w:t>5th</w:t>
+      </w:r>
+      <w:r>
+        <w:rPr>
+          <w:spacing w:val="-5"/>
+        </w:rPr>
+        <w:t xml:space="preserve"> </w:t>
+      </w:r>
+      <w:r>
+        <w:t>of</w:t>
+      </w:r>
+      <w:r>
+        <w:rPr>
+          <w:spacing w:val="-6"/>
+        </w:rPr>
+        <w:t xml:space="preserve"> </w:t>
+      </w:r>
+      <w:r>
+        <w:t>every</w:t>
+      </w:r>
+      <w:r>
+        <w:rPr>
+          <w:spacing w:val="-6"/>
+        </w:rPr>
+        <w:t xml:space="preserve"> </w:t>
+      </w:r>
+      <w:r>
+        <w:t>month,</w:t>
+      </w:r>
+      <w:r>
+        <w:rPr>
+          <w:spacing w:val="-5"/>
+        </w:rPr>
+        <w:t xml:space="preserve"> </w:t>
+      </w:r>
+      <w:r>
+        <w:t>for</w:t>
+      </w:r>
+      <w:r>
+        <w:rPr>
+          <w:spacing w:val="-6"/>
+        </w:rPr>
+        <w:t xml:space="preserve"> </w:t>
+      </w:r>
+      <w:r>
+        <w:t>services</w:t>
+      </w:r>
+      <w:r>
+        <w:rPr>
+          <w:spacing w:val="-1"/>
+        </w:rPr>
+        <w:t xml:space="preserve"> </w:t>
+      </w:r>
+      <w:r>
+        <w:t>completed</w:t>
+      </w:r>
+      <w:r>
+        <w:rPr>
+          <w:spacing w:val="-3"/>
+        </w:rPr>
+        <w:t xml:space="preserve"> </w:t>
+      </w:r>
+      <w:r>
+        <w:t>in</w:t>
+      </w:r>
+      <w:r>
+        <w:rPr>
+          <w:spacing w:val="-4"/>
+        </w:rPr>
+        <w:t xml:space="preserve"> </w:t>
+      </w:r>
+      <w:r>
+        <w:t>the</w:t>
+      </w:r>
+      <w:r>
+        <w:rPr>
+          <w:spacing w:val="-4"/>
+        </w:rPr>
+        <w:t xml:space="preserve"> </w:t>
+      </w:r>
+      <w:r>
+        <w:t>previous</w:t>
+      </w:r>
+      <w:r>
+        <w:rPr>
+          <w:spacing w:val="-4"/>
+        </w:rPr>
+        <w:t xml:space="preserve"> </w:t>
+      </w:r>
+      <w:r>
+        <w:rPr>
+          <w:spacing w:val="-2"/>
+        </w:rPr>
+        <w:t>month.</w:t>
+      </w:r>
+    </w:p>
+    <w:p>
+      <w:pPr>
+        <w:pStyle w:val="BodyText"/>
+      </w:pPr>
+    </w:p>
+    <w:p>
+      <w:pPr>
+        <w:pStyle w:val="BodyText"/>
+        <w:ind w:left="87" w:right="135"/>
+      </w:pPr>
+      <w:r>
+        <w:rPr>
+          <w:b/>
+        </w:rPr>
+        <w:t>Annual Appraisal:</w:t>
+      </w:r>
+      <w:r>
+        <w:rPr>
+          <w:b/>
+        </w:rPr>
+        <w:t xml:space="preserve"> </w:t>
+      </w:r>
+      <w:r>
+        <w:t>You</w:t>
+      </w:r>
+      <w:r>
+        <w:rPr>
+          <w:spacing w:val="-4"/>
+        </w:rPr>
+        <w:t xml:space="preserve"> </w:t>
+      </w:r>
+      <w:r>
+        <w:t>will</w:t>
+      </w:r>
+      <w:r>
+        <w:rPr>
+          <w:spacing w:val="-1"/>
+        </w:rPr>
+        <w:t xml:space="preserve"> </w:t>
+      </w:r>
+      <w:r>
+        <w:t>be entitled to an annual appraisal and a subsequent salary review, based on your performance.</w:t>
+      </w:r>
+    </w:p>
+    <w:p>
+      <w:pPr>
+        <w:pStyle w:val="BodyText"/>
+        <w:spacing w:before="1"/>
+      </w:pPr>
+    </w:p>
+    <w:p>
+      <w:pPr>
+        <w:pStyle w:val="BodyText"/>
+        <w:ind w:left="87"/>
+      </w:pPr>
+      <w:r>
+        <w:rPr>
+          <w:b/>
+        </w:rPr>
+        <w:t>Note:</w:t>
+      </w:r>
+      <w:r>
+        <w:rPr>
+          <w:b/>
+          <w:spacing w:val="-3"/>
+        </w:rPr>
+        <w:t xml:space="preserve"> </w:t>
+      </w:r>
+      <w:r>
+        <w:t>Please</w:t>
+      </w:r>
+      <w:r>
+        <w:rPr>
+          <w:spacing w:val="-1"/>
+        </w:rPr>
+        <w:t xml:space="preserve"> </w:t>
+      </w:r>
+      <w:r>
+        <w:t>note</w:t>
+      </w:r>
+      <w:r>
+        <w:rPr>
+          <w:spacing w:val="-4"/>
+        </w:rPr>
+        <w:t xml:space="preserve"> </w:t>
+      </w:r>
+      <w:r>
+        <w:t>salary</w:t>
+      </w:r>
+      <w:r>
+        <w:rPr>
+          <w:spacing w:val="-2"/>
+        </w:rPr>
+        <w:t xml:space="preserve"> </w:t>
+      </w:r>
+      <w:r>
+        <w:t>structure</w:t>
+      </w:r>
+      <w:r>
+        <w:rPr>
+          <w:spacing w:val="-4"/>
+        </w:rPr>
+        <w:t xml:space="preserve"> </w:t>
+      </w:r>
+      <w:r>
+        <w:t>of</w:t>
+      </w:r>
+      <w:r>
+        <w:rPr>
+          <w:spacing w:val="-2"/>
+        </w:rPr>
+        <w:t xml:space="preserve"> </w:t>
+      </w:r>
+      <w:r>
+        <w:t>the</w:t>
+      </w:r>
+      <w:r>
+        <w:rPr>
+          <w:spacing w:val="-4"/>
+        </w:rPr>
+        <w:t xml:space="preserve"> </w:t>
+      </w:r>
+      <w:r>
+        <w:t>Company</w:t>
+      </w:r>
+      <w:r>
+        <w:rPr>
+          <w:spacing w:val="-5"/>
+        </w:rPr>
+        <w:t xml:space="preserve"> </w:t>
+      </w:r>
+      <w:r>
+        <w:t>may</w:t>
+      </w:r>
+      <w:r>
+        <w:rPr>
+          <w:spacing w:val="-1"/>
+        </w:rPr>
+        <w:t xml:space="preserve"> </w:t>
+      </w:r>
+      <w:r>
+        <w:t>be</w:t>
+      </w:r>
+      <w:r>
+        <w:rPr>
+          <w:spacing w:val="-2"/>
+        </w:rPr>
+        <w:t xml:space="preserve"> </w:t>
+      </w:r>
+      <w:r>
+        <w:t>altered</w:t>
+      </w:r>
+      <w:r>
+        <w:rPr>
+          <w:spacing w:val="-2"/>
+        </w:rPr>
+        <w:t xml:space="preserve"> </w:t>
+      </w:r>
+      <w:r>
+        <w:t>or</w:t>
+      </w:r>
+      <w:r>
+        <w:rPr>
+          <w:spacing w:val="-4"/>
+        </w:rPr>
+        <w:t xml:space="preserve"> </w:t>
+      </w:r>
+      <w:r>
+        <w:t>modified</w:t>
+      </w:r>
+      <w:r>
+        <w:rPr>
+          <w:spacing w:val="-2"/>
+        </w:rPr>
+        <w:t xml:space="preserve"> </w:t>
+      </w:r>
+      <w:r>
+        <w:t>at</w:t>
+      </w:r>
+      <w:r>
+        <w:rPr>
+          <w:spacing w:val="-2"/>
+        </w:rPr>
+        <w:t xml:space="preserve"> </w:t>
+      </w:r>
+      <w:r>
+        <w:t>any</w:t>
+      </w:r>
+      <w:r>
+        <w:rPr>
+          <w:spacing w:val="-4"/>
+        </w:rPr>
+        <w:t xml:space="preserve"> </w:t>
+      </w:r>
+      <w:r>
+        <w:t>time</w:t>
+      </w:r>
+      <w:r>
+        <w:rPr>
+          <w:spacing w:val="-2"/>
+        </w:rPr>
+        <w:t xml:space="preserve"> </w:t>
+      </w:r>
+      <w:r>
+        <w:t>without</w:t>
+      </w:r>
+      <w:r>
+        <w:rPr>
+          <w:spacing w:val="-4"/>
+        </w:rPr>
+        <w:t xml:space="preserve"> </w:t>
+      </w:r>
+      <w:r>
+        <w:t>prior notice. Your remuneration package is strictly confidential between you and the Company and</w:t>
+      </w:r>
+    </w:p>
+    <w:p>
+      <w:pPr>
+        <w:pStyle w:val="BodyText"/>
+        <w:spacing w:before="2"/>
+        <w:ind w:left="87"/>
+      </w:pPr>
+      <w:r>
+        <w:t>Should</w:t>
+      </w:r>
+      <w:r>
+        <w:rPr>
+          <w:spacing w:val="-8"/>
+        </w:rPr>
+        <w:t xml:space="preserve"> </w:t>
+      </w:r>
+      <w:r>
+        <w:t>not</w:t>
+      </w:r>
+      <w:r>
+        <w:rPr>
+          <w:spacing w:val="-3"/>
+        </w:rPr>
+        <w:t xml:space="preserve"> </w:t>
+      </w:r>
+      <w:r>
+        <w:t>be</w:t>
+      </w:r>
+      <w:r>
+        <w:rPr>
+          <w:spacing w:val="-4"/>
+        </w:rPr>
+        <w:t xml:space="preserve"> </w:t>
+      </w:r>
+      <w:r>
+        <w:t>discussed</w:t>
+      </w:r>
+      <w:r>
+        <w:rPr>
+          <w:spacing w:val="-4"/>
+        </w:rPr>
+        <w:t xml:space="preserve"> </w:t>
+      </w:r>
+      <w:r>
+        <w:t>with</w:t>
+      </w:r>
+      <w:r>
+        <w:rPr>
+          <w:spacing w:val="-3"/>
+        </w:rPr>
+        <w:t xml:space="preserve"> </w:t>
+      </w:r>
+      <w:r>
+        <w:t>anyone</w:t>
+      </w:r>
+      <w:r>
+        <w:rPr>
+          <w:spacing w:val="-4"/>
+        </w:rPr>
+        <w:t xml:space="preserve"> </w:t>
+      </w:r>
+      <w:r>
+        <w:t>nor</w:t>
+      </w:r>
+      <w:r>
+        <w:rPr>
+          <w:spacing w:val="-3"/>
+        </w:rPr>
+        <w:t xml:space="preserve"> </w:t>
+      </w:r>
+      <w:r>
+        <w:t>divulged</w:t>
+      </w:r>
+      <w:r>
+        <w:rPr>
+          <w:spacing w:val="-6"/>
+        </w:rPr>
+        <w:t xml:space="preserve"> </w:t>
+      </w:r>
+      <w:r>
+        <w:t>to</w:t>
+      </w:r>
+      <w:r>
+        <w:rPr>
+          <w:spacing w:val="-7"/>
+        </w:rPr>
+        <w:t xml:space="preserve"> </w:t>
+      </w:r>
+      <w:r>
+        <w:t>anyone</w:t>
+      </w:r>
+      <w:r>
+        <w:rPr>
+          <w:spacing w:val="-5"/>
+        </w:rPr>
+        <w:t xml:space="preserve"> </w:t>
+      </w:r>
+      <w:r>
+        <w:t>in</w:t>
+      </w:r>
+      <w:r>
+        <w:rPr>
+          <w:spacing w:val="-4"/>
+        </w:rPr>
+        <w:t xml:space="preserve"> </w:t>
+      </w:r>
+      <w:r>
+        <w:t>any</w:t>
+      </w:r>
+      <w:r>
+        <w:rPr>
+          <w:spacing w:val="-5"/>
+        </w:rPr>
+        <w:t xml:space="preserve"> </w:t>
+      </w:r>
+      <w:r>
+        <w:t>manner</w:t>
+      </w:r>
+      <w:r>
+        <w:rPr>
+          <w:spacing w:val="-5"/>
+        </w:rPr>
+        <w:t xml:space="preserve"> </w:t>
+      </w:r>
+      <w:r>
+        <w:rPr>
+          <w:spacing w:val="-2"/>
+        </w:rPr>
+        <w:t>whatsoever.</w:t>
+      </w:r>
+    </w:p>
+    <w:p>
+      <w:pPr>
+        <w:pStyle w:val="BodyText"/>
+        <w:spacing w:before="266"/>
+        <w:ind w:left="87"/>
+      </w:pPr>
+      <w:r>
+        <w:t>We</w:t>
+      </w:r>
+      <w:r>
+        <w:rPr>
+          <w:spacing w:val="-1"/>
+        </w:rPr>
+        <w:t xml:space="preserve"> </w:t>
+      </w:r>
+      <w:r>
+        <w:t>request</w:t>
+      </w:r>
+      <w:r>
+        <w:rPr>
+          <w:spacing w:val="-3"/>
+        </w:rPr>
+        <w:t xml:space="preserve"> </w:t>
+      </w:r>
+      <w:r>
+        <w:t>you</w:t>
+      </w:r>
+      <w:r>
+        <w:rPr>
+          <w:spacing w:val="-5"/>
+        </w:rPr>
+        <w:t xml:space="preserve"> </w:t>
+      </w:r>
+      <w:r>
+        <w:t>to treat</w:t>
+      </w:r>
+      <w:r>
+        <w:rPr>
+          <w:spacing w:val="-3"/>
+        </w:rPr>
+        <w:t xml:space="preserve"> </w:t>
+      </w:r>
+      <w:r>
+        <w:t>your</w:t>
+      </w:r>
+      <w:r>
+        <w:rPr>
+          <w:spacing w:val="-1"/>
+        </w:rPr>
+        <w:t xml:space="preserve"> </w:t>
+      </w:r>
+      <w:r>
+        <w:t>terms</w:t>
+      </w:r>
+      <w:r>
+        <w:rPr>
+          <w:spacing w:val="-3"/>
+        </w:rPr>
+        <w:t xml:space="preserve"> </w:t>
+      </w:r>
+      <w:r>
+        <w:t>of</w:t>
+      </w:r>
+      <w:r>
+        <w:rPr>
+          <w:spacing w:val="-1"/>
+        </w:rPr>
+        <w:t xml:space="preserve"> </w:t>
+      </w:r>
+      <w:r>
+        <w:t>employment</w:t>
+      </w:r>
+      <w:r>
+        <w:rPr>
+          <w:spacing w:val="-4"/>
+        </w:rPr>
+        <w:t xml:space="preserve"> </w:t>
+      </w:r>
+      <w:r>
+        <w:t>as</w:t>
+      </w:r>
+      <w:r>
+        <w:rPr>
+          <w:spacing w:val="-3"/>
+        </w:rPr>
+        <w:t xml:space="preserve"> </w:t>
+      </w:r>
+      <w:r>
+        <w:t>personal</w:t>
+      </w:r>
+      <w:r>
+        <w:rPr>
+          <w:spacing w:val="-4"/>
+        </w:rPr>
+        <w:t xml:space="preserve"> </w:t>
+      </w:r>
+      <w:r>
+        <w:t>and</w:t>
+      </w:r>
+      <w:r>
+        <w:rPr>
+          <w:spacing w:val="-2"/>
+        </w:rPr>
+        <w:t xml:space="preserve"> </w:t>
+      </w:r>
+      <w:r>
+        <w:t>confidential.</w:t>
+      </w:r>
+      <w:r>
+        <w:rPr>
+          <w:spacing w:val="-4"/>
+        </w:rPr>
+        <w:t xml:space="preserve"> </w:t>
+      </w:r>
+      <w:r>
+        <w:t>We</w:t>
+      </w:r>
+      <w:r>
+        <w:rPr>
+          <w:spacing w:val="-1"/>
+        </w:rPr>
+        <w:t xml:space="preserve"> </w:t>
+      </w:r>
+      <w:r>
+        <w:t>trust</w:t>
+      </w:r>
+      <w:r>
+        <w:rPr>
+          <w:spacing w:val="-1"/>
+        </w:rPr>
+        <w:t xml:space="preserve"> </w:t>
+      </w:r>
+      <w:r>
+        <w:t>you</w:t>
+      </w:r>
+      <w:r>
+        <w:rPr>
+          <w:spacing w:val="-4"/>
+        </w:rPr>
+        <w:t xml:space="preserve"> </w:t>
+      </w:r>
+      <w:r>
+        <w:t>will</w:t>
+      </w:r>
+      <w:r>
+        <w:rPr>
+          <w:spacing w:val="-1"/>
+        </w:rPr>
+        <w:t xml:space="preserve"> </w:t>
+      </w:r>
+      <w:r>
+        <w:t>enjoy</w:t>
+      </w:r>
+      <w:r>
+        <w:rPr>
+          <w:spacing w:val="-3"/>
+        </w:rPr>
+        <w:t xml:space="preserve"> </w:t>
+      </w:r>
+      <w:r>
+        <w:t>this assignment and look forward to your contribution to the growth of the firm you join, and would seek your dedication and commitment.</w:t>
+      </w:r>
+    </w:p>
+    <w:p>
+      <w:pPr>
+        <w:pStyle w:val="BodyText"/>
+        <w:spacing w:before="1"/>
+      </w:pPr>
+    </w:p>
+    <w:p>
+      <w:pPr>
+        <w:pStyle w:val="BodyText"/>
+        <w:ind w:left="87"/>
+      </w:pPr>
+      <w:r>
+        <w:t>You</w:t>
+      </w:r>
+      <w:r>
+        <w:rPr>
+          <w:spacing w:val="-2"/>
+        </w:rPr>
+        <w:t xml:space="preserve"> </w:t>
+      </w:r>
+      <w:r>
+        <w:t>are</w:t>
+      </w:r>
+      <w:r>
+        <w:rPr>
+          <w:spacing w:val="-1"/>
+        </w:rPr>
+        <w:t xml:space="preserve"> </w:t>
+      </w:r>
+      <w:r>
+        <w:t>requested</w:t>
+      </w:r>
+      <w:r>
+        <w:rPr>
+          <w:spacing w:val="-4"/>
+        </w:rPr>
+        <w:t xml:space="preserve"> </w:t>
+      </w:r>
+      <w:r>
+        <w:t>to</w:t>
+      </w:r>
+      <w:r>
+        <w:rPr>
+          <w:spacing w:val="-2"/>
+        </w:rPr>
+        <w:t xml:space="preserve"> </w:t>
+      </w:r>
+      <w:r>
+        <w:t>post</w:t>
+      </w:r>
+      <w:r>
+        <w:rPr>
+          <w:spacing w:val="-5"/>
+        </w:rPr>
+        <w:t xml:space="preserve"> </w:t>
+      </w:r>
+      <w:r>
+        <w:t>a</w:t>
+      </w:r>
+      <w:r>
+        <w:rPr>
+          <w:spacing w:val="-1"/>
+        </w:rPr>
+        <w:t xml:space="preserve"> </w:t>
+      </w:r>
+      <w:r>
+        <w:t>duplicate</w:t>
+      </w:r>
+      <w:r>
+        <w:rPr>
+          <w:spacing w:val="-1"/>
+        </w:rPr>
+        <w:t xml:space="preserve"> </w:t>
+      </w:r>
+      <w:r>
+        <w:t>copy</w:t>
+      </w:r>
+      <w:r>
+        <w:rPr>
+          <w:spacing w:val="-3"/>
+        </w:rPr>
+        <w:t xml:space="preserve"> </w:t>
+      </w:r>
+      <w:r>
+        <w:t>of</w:t>
+      </w:r>
+      <w:r>
+        <w:rPr>
+          <w:spacing w:val="-4"/>
+        </w:rPr>
+        <w:t xml:space="preserve"> </w:t>
+      </w:r>
+      <w:r>
+        <w:t>this</w:t>
+      </w:r>
+      <w:r>
+        <w:rPr>
+          <w:spacing w:val="-1"/>
+        </w:rPr>
+        <w:t xml:space="preserve"> </w:t>
+      </w:r>
+      <w:r>
+        <w:t>letter</w:t>
+      </w:r>
+      <w:r>
+        <w:rPr>
+          <w:spacing w:val="-1"/>
+        </w:rPr>
+        <w:t xml:space="preserve"> </w:t>
+      </w:r>
+      <w:r>
+        <w:t>of</w:t>
+      </w:r>
+      <w:r>
+        <w:rPr>
+          <w:spacing w:val="-4"/>
+        </w:rPr>
+        <w:t xml:space="preserve"> </w:t>
+      </w:r>
+      <w:r>
+        <w:t>appointment</w:t>
+      </w:r>
+      <w:r>
+        <w:rPr>
+          <w:spacing w:val="-4"/>
+        </w:rPr>
+        <w:t xml:space="preserve"> </w:t>
+      </w:r>
+      <w:r>
+        <w:t>duly</w:t>
+      </w:r>
+      <w:r>
+        <w:rPr>
+          <w:spacing w:val="-1"/>
+        </w:rPr>
+        <w:t xml:space="preserve"> </w:t>
+      </w:r>
+      <w:r>
+        <w:t>signed</w:t>
+      </w:r>
+      <w:r>
+        <w:rPr>
+          <w:spacing w:val="-1"/>
+        </w:rPr>
+        <w:t xml:space="preserve"> </w:t>
+      </w:r>
+      <w:r>
+        <w:t>by</w:t>
+      </w:r>
+      <w:r>
+        <w:rPr>
+          <w:spacing w:val="-1"/>
+        </w:rPr>
+        <w:t xml:space="preserve"> </w:t>
+      </w:r>
+      <w:r>
+        <w:t>you</w:t>
+      </w:r>
+      <w:r>
+        <w:rPr>
+          <w:spacing w:val="-2"/>
+        </w:rPr>
+        <w:t xml:space="preserve"> </w:t>
+      </w:r>
+      <w:r>
+        <w:t>in</w:t>
+      </w:r>
+      <w:r>
+        <w:rPr>
+          <w:spacing w:val="-4"/>
+        </w:rPr>
+        <w:t xml:space="preserve"> </w:t>
+      </w:r>
+      <w:r>
+        <w:t>token</w:t>
+      </w:r>
+      <w:r>
+        <w:rPr>
+          <w:spacing w:val="-4"/>
+        </w:rPr>
+        <w:t xml:space="preserve"> </w:t>
+      </w:r>
+      <w:r>
+        <w:t>of</w:t>
+      </w:r>
+      <w:r>
+        <w:rPr>
+          <w:spacing w:val="-3"/>
+        </w:rPr>
+        <w:t xml:space="preserve"> </w:t>
+      </w:r>
+      <w:r>
+        <w:t>your having accepted the terms and conditions stipulated herein above.</w:t>
+      </w:r>
+    </w:p>
+    <w:p>
+      <w:pPr>
+        <w:pStyle w:val="BodyText"/>
+        <w:spacing w:before="1"/>
+      </w:pPr>
+    </w:p>
+    <w:p>
+      <w:pPr>
+        <w:ind w:left="87" w:right="135"/>
+      </w:pPr>
+      <w:r>
+        <w:rPr>
+          <w:b/>
+        </w:rPr>
+        <w:t>Pirnav</w:t>
+      </w:r>
+      <w:r>
+        <w:rPr>
+          <w:b/>
+          <w:spacing w:val="-4"/>
+        </w:rPr>
+        <w:t xml:space="preserve"> </w:t>
+      </w:r>
+      <w:r>
+        <w:rPr>
+          <w:b/>
+        </w:rPr>
+        <w:t>Software</w:t>
+      </w:r>
+      <w:r>
+        <w:rPr>
+          <w:b/>
+          <w:spacing w:val="-5"/>
+        </w:rPr>
+        <w:t xml:space="preserve"> </w:t>
+      </w:r>
+      <w:r>
+        <w:rPr>
+          <w:b/>
+        </w:rPr>
+        <w:t xml:space="preserve">Solutions., </w:t>
+      </w:r>
+      <w:r>
+        <w:t>welcomes</w:t>
+      </w:r>
+      <w:r>
+        <w:rPr>
+          <w:spacing w:val="-1"/>
+        </w:rPr>
+        <w:t xml:space="preserve"> </w:t>
+      </w:r>
+      <w:r>
+        <w:t>you</w:t>
+      </w:r>
+      <w:r>
+        <w:rPr>
+          <w:spacing w:val="-5"/>
+        </w:rPr>
+        <w:t xml:space="preserve"> </w:t>
+      </w:r>
+      <w:r>
+        <w:t>on</w:t>
+      </w:r>
+      <w:r>
+        <w:rPr>
+          <w:spacing w:val="-3"/>
+        </w:rPr>
+        <w:t xml:space="preserve"> </w:t>
+      </w:r>
+      <w:r>
+        <w:t>board,</w:t>
+      </w:r>
+      <w:r>
+        <w:rPr>
+          <w:spacing w:val="-2"/>
+        </w:rPr>
+        <w:t xml:space="preserve"> </w:t>
+      </w:r>
+      <w:r>
+        <w:t>and</w:t>
+      </w:r>
+      <w:r>
+        <w:rPr>
+          <w:spacing w:val="-3"/>
+        </w:rPr>
+        <w:t xml:space="preserve"> </w:t>
+      </w:r>
+      <w:r>
+        <w:t>will</w:t>
+      </w:r>
+      <w:r>
+        <w:rPr>
+          <w:spacing w:val="-2"/>
+        </w:rPr>
+        <w:t xml:space="preserve"> </w:t>
+      </w:r>
+      <w:r>
+        <w:t>seek</w:t>
+      </w:r>
+      <w:r>
+        <w:rPr>
+          <w:spacing w:val="-2"/>
+        </w:rPr>
+        <w:t xml:space="preserve"> </w:t>
+      </w:r>
+      <w:r>
+        <w:t>to</w:t>
+      </w:r>
+      <w:r>
+        <w:rPr>
+          <w:spacing w:val="-1"/>
+        </w:rPr>
+        <w:t xml:space="preserve"> </w:t>
+      </w:r>
+      <w:r>
+        <w:t>assist</w:t>
+      </w:r>
+      <w:r>
+        <w:rPr>
+          <w:spacing w:val="-4"/>
+        </w:rPr>
+        <w:t xml:space="preserve"> </w:t>
+      </w:r>
+      <w:r>
+        <w:t>you</w:t>
+      </w:r>
+      <w:r>
+        <w:rPr>
+          <w:spacing w:val="-3"/>
+        </w:rPr>
+        <w:t xml:space="preserve"> </w:t>
+      </w:r>
+      <w:r>
+        <w:t>in</w:t>
+      </w:r>
+      <w:r>
+        <w:rPr>
+          <w:spacing w:val="-2"/>
+        </w:rPr>
+        <w:t xml:space="preserve"> </w:t>
+      </w:r>
+      <w:r>
+        <w:t>furthering</w:t>
+      </w:r>
+      <w:r>
+        <w:rPr>
+          <w:spacing w:val="-3"/>
+        </w:rPr>
+        <w:t xml:space="preserve"> </w:t>
+      </w:r>
+      <w:r>
+        <w:t>your</w:t>
+      </w:r>
+      <w:r>
+        <w:rPr>
+          <w:spacing w:val="-2"/>
+        </w:rPr>
+        <w:t xml:space="preserve"> </w:t>
+      </w:r>
+      <w:r>
+        <w:t>career</w:t>
+      </w:r>
+      <w:r>
+        <w:rPr>
+          <w:spacing w:val="-2"/>
+        </w:rPr>
+        <w:t xml:space="preserve"> </w:t>
+      </w:r>
+      <w:r>
+        <w:t>at all points of time.</w:t>
+      </w:r>
+    </w:p>
+    <w:p>
+      <w:pPr>
+        <w:pStyle w:val="BodyText"/>
+        <w:spacing w:before="267"/>
+        <w:ind w:left="87"/>
+      </w:pPr>
+      <w:r>
+        <w:rPr>
+          <w:spacing w:val="-2"/>
+        </w:rPr>
+        <w:t>Sincerely,</w:t>
+      </w:r>
+    </w:p>
+    <w:p>
+      <w:pPr>
+        <w:pStyle w:val="BodyText"/>
+      </w:pPr>
+    </w:p>
+    <w:p>
+      <w:pPr>
+        <w:spacing w:before="1"/>
+        <w:ind w:left="87"/>
+        <w:rPr>
+          <w:b/>
+        </w:rPr>
+      </w:pPr>
+      <w:r>
+        <w:t>For</w:t>
+      </w:r>
+      <w:r>
+        <w:rPr>
+          <w:spacing w:val="-4"/>
+        </w:rPr>
+        <w:t xml:space="preserve"> </w:t>
+      </w:r>
+      <w:r>
+        <w:rPr>
+          <w:b/>
+        </w:rPr>
+        <w:t>Pirnav</w:t>
+      </w:r>
+      <w:r>
+        <w:rPr>
+          <w:b/>
+          <w:spacing w:val="-5"/>
+        </w:rPr>
+        <w:t xml:space="preserve"> </w:t>
+      </w:r>
+      <w:r>
+        <w:rPr>
+          <w:b/>
+        </w:rPr>
+        <w:t>Software</w:t>
+      </w:r>
+      <w:r>
+        <w:rPr>
+          <w:b/>
+          <w:spacing w:val="-8"/>
+        </w:rPr>
+        <w:t xml:space="preserve"> </w:t>
+      </w:r>
+      <w:r>
+        <w:rPr>
+          <w:b/>
+        </w:rPr>
+        <w:t>Solutions</w:t>
+      </w:r>
+      <w:r>
+        <w:rPr>
+          <w:b/>
+          <w:spacing w:val="-4"/>
+        </w:rPr>
+        <w:t xml:space="preserve"> </w:t>
+      </w:r>
+      <w:r>
+        <w:rPr>
+          <w:b/>
+        </w:rPr>
+        <w:t>Pvt.</w:t>
+      </w:r>
+      <w:r>
+        <w:rPr>
+          <w:b/>
+          <w:spacing w:val="-3"/>
+        </w:rPr>
+        <w:t xml:space="preserve"> </w:t>
+      </w:r>
+      <w:r>
+        <w:rPr>
+          <w:b/>
+          <w:spacing w:val="-4"/>
+        </w:rPr>
+        <w:t>Ltd.,</w:t>
+      </w:r>
+    </w:p>
+    <w:p>
+      <w:pPr>
+        <w:pStyle w:val="BodyText"/>
+        <w:rPr>
+          <w:b/>
+        </w:rPr>
+      </w:pPr>
+    </w:p>
+    <w:p>
+      <w:pPr>
+        <w:pStyle w:val="BodyText"/>
+        <w:rPr>
+          <w:b/>
+        </w:rPr>
+      </w:pPr>
+    </w:p>
+    <w:p>
+      <w:pPr>
+        <w:pStyle w:val="BodyText"/>
+        <w:rPr>
+          <w:b/>
+        </w:rPr>
+      </w:pPr>
+    </w:p>
+    <w:p>
+      <w:pPr>
+        <w:pStyle w:val="BodyText"/>
+        <w:spacing w:before="1"/>
+        <w:rPr>
+          <w:b/>
+        </w:rPr>
+      </w:pPr>
+    </w:p>
+    <w:p>
+      <w:pPr>
+        <w:ind w:left="87"/>
+        <w:rPr>
+          <w:b/>
+        </w:rPr>
+      </w:pPr>
+      <w:r>
+        <w:rPr>
+          <w:b/>
+        </w:rPr>
+        <w:t>HR</w:t>
+      </w:r>
+      <w:r>
+        <w:rPr>
+          <w:b/>
+          <w:spacing w:val="-2"/>
+        </w:rPr>
+        <w:t xml:space="preserve"> Manager</w:t>
+      </w:r>
+    </w:p>
+    <w:p>
+      <w:pPr>
+        <w:pStyle w:val="BodyText"/>
+        <w:spacing w:before="10"/>
+        <w:rPr>
+          <w:b/>
+          <w:sz w:val="17"/>
+        </w:rPr>
+      </w:pPr>
+      <w:r>
+        <w:rPr>
+          <w:b/>
+          <w:noProof/>
+          <w:sz w:val="17"/>
+        </w:rPr>
+        <mc:AlternateContent>
+          <mc:Choice Requires="wps">
+            <w:drawing>
+              <wp:anchor distT="0" distB="0" distL="0" distR="0" simplePos="0" relativeHeight="487588864" behindDoc="1" locked="0" layoutInCell="1" allowOverlap="1" wp14:anchorId="73F2BD52" wp14:editId="4255E62E">
+                <wp:simplePos x="0" y="0"/>
+                <wp:positionH relativeFrom="page">
+                  <wp:posOffset>685800</wp:posOffset>
+                </wp:positionH>
+                <wp:positionV relativeFrom="paragraph">
+                  <wp:posOffset>153695</wp:posOffset>
+                </wp:positionV>
+                <wp:extent cx="5909310" cy="1270"/>
+                <wp:effectExtent l="0" t="0" r="0" b="0"/>
+                <wp:wrapTopAndBottom/>
+                <wp:docPr id="4" name="Graphic 4"/>
+                <wp:cNvGraphicFramePr>
+                  <a:graphicFrameLocks xmlns:a="http://schemas.openxmlformats.org/drawingml/2006/main"/>
+                </wp:cNvGraphicFramePr>
+                <a:graphic xmlns:a="http://schemas.openxmlformats.org/drawingml/2006/main">
+                  <a:graphicData uri="http://schemas.microsoft.com/office/word/2010/wordprocessingShape">
+                    <wps:wsp>
+                      <wps:cNvSpPr>
+                        <a:spLocks/>
+                      </wps:cNvSpPr>
+                      <wps:spPr>
+                        <a:xfrm>
+                          <a:off x="0" y="0"/>
+                          <a:ext cx="5909310" cy="1270"/>
+                        </a:xfrm>
+                        <a:custGeom>
+                          <a:avLst/>
+                          <a:gdLst/>
+                          <a:ahLst/>
+                          <a:cxnLst/>
+                          <a:rect l="l" t="t" r="r" b="b"/>
+                          <a:pathLst>
+                            <a:path w="5909310">
+                              <a:moveTo>
+                                <a:pt x="0" y="0"/>
+                              </a:moveTo>
+                              <a:lnTo>
+                                <a:pt x="5909070" y="0"/>
+                              </a:lnTo>
+                            </a:path>
+                          </a:pathLst>
+                        </a:custGeom>
+                        <a:ln w="9113">
+                          <a:solidFill>
+                            <a:srgbClr val="000000"/>
+                          </a:solidFill>
+                          <a:prstDash val="solid"/>
+                        </a:ln>
+                      </wps:spPr>
+                      <wps:bodyPr wrap="square" lIns="0" tIns="0" rIns="0" bIns="0" rtlCol="0">
+                        <a:prstTxWarp prst="textNoShape">
+                          <a:avLst/>
+                        </a:prstTxWarp>
+                        <a:noAutofit/>
+                      </wps:bodyPr>
+                    </wps:wsp>
+                  </a:graphicData>
+                </a:graphic>
+              </wp:anchor>
+            </w:drawing>
+          </mc:Choice>
+          <mc:Fallback>
+            <w:pict>
+              <v:shape w14:anchorId="5F7639D2" id="Graphic 4" o:spid="_x0000_s1026" style="position:absolute;margin-left:54pt;margin-top:12.1pt;width:465.3pt;height:.1pt;z-index:-15727616;visibility:visible;mso-wrap-style:square;mso-wrap-distance-left:0;mso-wrap-distance-top:0;mso-wrap-distance-right:0;mso-wrap-distance-bottom:0;mso-position-horizontal:absolute;mso-position-horizontal-relative:page;mso-position-vertical:absolute;mso-position-vertical-relative:text;v-text-anchor:top" coordsize="5909310,1270" o:gfxdata="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" path="m,l5909070,e" filled="f" strokeweight=".25314mm">
+                <v:path arrowok="t"/>
+                <w10:wrap type="topAndBottom" anchorx="page"/>
+              </v:shape>
+            </w:pict>
+          </mc:Fallback>
+        </mc:AlternateContent>
+      </w:r>
+    </w:p>
+    <w:p>
+      <w:pPr>
+        <w:pStyle w:val="BodyText"/>
+        <w:spacing w:before="17"/>
+        <w:rPr>
+          <w:b/>
+        </w:rPr>
+      </w:pPr>
+    </w:p>
+    <w:p>
+      <w:pPr>
+        <w:pStyle w:val="BodyText"/>
+        <w:spacing w:before="1"/>
+        <w:ind w:left="87" w:right="135"/>
+      </w:pPr>
+      <w:r>
+        <w:t>This</w:t>
+      </w:r>
+      <w:r>
+        <w:rPr>
+          <w:spacing w:val="-1"/>
+        </w:rPr>
+        <w:t xml:space="preserve"> </w:t>
+      </w:r>
+      <w:r>
+        <w:t>is</w:t>
+      </w:r>
+      <w:r>
+        <w:rPr>
+          <w:spacing w:val="-1"/>
+        </w:rPr>
+        <w:t xml:space="preserve"> </w:t>
+      </w:r>
+      <w:r>
+        <w:t>to certify</w:t>
+      </w:r>
+      <w:r>
+        <w:rPr>
+          <w:spacing w:val="-1"/>
+        </w:rPr>
+        <w:t xml:space="preserve"> </w:t>
+      </w:r>
+      <w:r>
+        <w:t>that</w:t>
+      </w:r>
+      <w:r>
+        <w:rPr>
+          <w:spacing w:val="-4"/>
+        </w:rPr>
+        <w:t xml:space="preserve"> </w:t>
+      </w:r>
+      <w:r>
+        <w:t>I</w:t>
+      </w:r>
+      <w:r>
+        <w:rPr>
+          <w:spacing w:val="-1"/>
+        </w:rPr>
+        <w:t xml:space="preserve"> </w:t>
+      </w:r>
+      <w:r>
+        <w:t>have</w:t>
+      </w:r>
+      <w:r>
+        <w:rPr>
+          <w:spacing w:val="-3"/>
+        </w:rPr>
+        <w:t xml:space="preserve"> </w:t>
+      </w:r>
+      <w:r>
+        <w:t>gone</w:t>
+      </w:r>
+      <w:r>
+        <w:rPr>
+          <w:spacing w:val="-3"/>
+        </w:rPr>
+        <w:t xml:space="preserve"> </w:t>
+      </w:r>
+      <w:r>
+        <w:t>through</w:t>
+      </w:r>
+      <w:r>
+        <w:rPr>
+          <w:spacing w:val="-2"/>
+        </w:rPr>
+        <w:t xml:space="preserve"> </w:t>
+      </w:r>
+      <w:r>
+        <w:t>and</w:t>
+      </w:r>
+      <w:r>
+        <w:rPr>
+          <w:spacing w:val="-3"/>
+        </w:rPr>
+        <w:t xml:space="preserve"> </w:t>
+      </w:r>
+      <w:r>
+        <w:t>understood</w:t>
+      </w:r>
+      <w:r>
+        <w:rPr>
+          <w:spacing w:val="-4"/>
+        </w:rPr>
+        <w:t xml:space="preserve"> </w:t>
+      </w:r>
+      <w:r>
+        <w:t>all</w:t>
+      </w:r>
+      <w:r>
+        <w:rPr>
+          <w:spacing w:val="-2"/>
+        </w:rPr>
+        <w:t xml:space="preserve"> </w:t>
+      </w:r>
+      <w:r>
+        <w:t>the</w:t>
+      </w:r>
+      <w:r>
+        <w:rPr>
+          <w:spacing w:val="-3"/>
+        </w:rPr>
+        <w:t xml:space="preserve"> </w:t>
+      </w:r>
+      <w:r>
+        <w:t>terms</w:t>
+      </w:r>
+      <w:r>
+        <w:rPr>
+          <w:spacing w:val="-1"/>
+        </w:rPr>
+        <w:t xml:space="preserve"> </w:t>
+      </w:r>
+      <w:r>
+        <w:t>and</w:t>
+      </w:r>
+      <w:r>
+        <w:rPr>
+          <w:spacing w:val="-5"/>
+        </w:rPr>
+        <w:t xml:space="preserve"> </w:t>
+      </w:r>
+      <w:r>
+        <w:t>conditions</w:t>
+      </w:r>
+      <w:r>
+        <w:rPr>
+          <w:spacing w:val="-3"/>
+        </w:rPr>
+        <w:t xml:space="preserve"> </w:t>
+      </w:r>
+      <w:r>
+        <w:t>Mentioned</w:t>
+      </w:r>
+      <w:r>
+        <w:rPr>
+          <w:spacing w:val="-1"/>
+        </w:rPr>
+        <w:t xml:space="preserve"> </w:t>
+      </w:r>
+      <w:r>
+        <w:t>and</w:t>
+      </w:r>
+      <w:r>
+        <w:rPr>
+          <w:spacing w:val="-3"/>
+        </w:rPr>
+        <w:t xml:space="preserve"> </w:t>
+      </w:r>
+      <w:r>
+        <w:t>I hereby accept and agree to abide by them.</w:t>
+      </w:r>
+    </w:p>
+    <w:p>
+      <w:pPr>
+        <w:pStyle w:val="BodyText"/>
+        <w:spacing w:before="238"/>
+        <w:rPr>
+          <w:sz w:val="20"/>
+        </w:rPr>
+      </w:pPr>
+    </w:p>
+    <w:p>
+      <w:pPr>
+        <w:pStyle w:val="BodyText"/>
+        <w:rPr>
+          <w:sz w:val="20"/>
+        </w:rPr>
+        <w:sectPr>
+          <w:pgSz w:w="11900" w:h="16850"/>
+          <w:pgMar w:top="1820" w:right="992" w:bottom="280" w:left="992" w:header="720" w:footer="720" w:gutter="0"/>
+          <w:cols w:space="720"/>
+        </w:sectPr>
+      </w:pPr>
+    </w:p>
+    <w:p>
+      <w:pPr>
+        <w:spacing w:before="56" w:line="482" w:lineRule="auto"/>
+        <w:ind w:left="87" w:right="38"/>
+        <w:rPr>
+          <w:b/>
+        </w:rPr>
+      </w:pPr>
+      <w:r>
+        <w:rPr>
+          <w:b/>
+          <w:noProof/>
+        </w:rPr>
+        <w:drawing>
+          <wp:anchor distT="0" distB="0" distL="0" distR="0" simplePos="0" relativeHeight="487388672" behindDoc="1" locked="0" layoutInCell="1" allowOverlap="1" wp14:anchorId="746C420F" wp14:editId="782F20FF">
+            <wp:simplePos x="0" y="0"/>
+            <wp:positionH relativeFrom="page">
+              <wp:posOffset>0</wp:posOffset>
+            </wp:positionH>
+            <wp:positionV relativeFrom="page">
+              <wp:posOffset>0</wp:posOffset>
+            </wp:positionV>
+            <wp:extent cx="7555992" cy="10688315"/>
+            <wp:effectExtent l="0" t="0" r="0" b="0"/>
+            <wp:wrapNone/>
+            <wp:docPr id="5" name="Image 5"/>
+            <wp:cNvGraphicFramePr>
+              <a:graphicFrameLocks xmlns:a="http://schemas.openxmlformats.org/drawingml/2006/main"/>
+            </wp:cNvGraphicFramePr>
+            <a:graphic xmlns:a="http://schemas.openxmlformats.org/drawingml/2006/main">
+              <a:graphicData uri="http://schemas.openxmlformats.org/drawingml/2006/picture">
+                <pic:pic xmlns:pic="http://schemas.openxmlformats.org/drawingml/2006/picture">
+                  <pic:nvPicPr>
+                    <pic:cNvPr id="5" name="Image 5"/>
+                    <pic:cNvPicPr/>
+                  </pic:nvPicPr>
+                  <pic:blipFill>
+                    <a:blip r:embed="rId4" cstate="print"/>
+                    <a:stretch>
+                      <a:fillRect/>
+                    </a:stretch>
+                  </pic:blipFill>
+                  <pic:spPr>
+                    <a:xfrm>
+                      <a:off x="0" y="0"/>
+                      <a:ext cx="7555992" cy="10688315"/>
+                    </a:xfrm>
+                    <a:prstGeom prst="rect">
+                      <a:avLst/>
+                    </a:prstGeom>
+                  </pic:spPr>
+                </pic:pic>
+              </a:graphicData>
+            </a:graphic>
+          </wp:anchor>
+        </w:drawing>
+      </w:r>
+      <w:r>
+        <w:rPr>
+          <w:b/>
+          <w:spacing w:val="-2"/>
+        </w:rPr>
+        <w:t>Name: Date:</w:t>
+      </w:r>
+    </w:p>
+    <w:p>
+      <w:pPr>
+        <w:spacing w:before="56"/>
+        <w:rPr>
+          <w:b/>
+        </w:rPr>
+      </w:pPr>
+      <w:r>
+        <w:br w:type="column"/>
+      </w:r>
+    </w:p>
+    <w:p>
+      <w:pPr>
+        <w:ind w:left="87"/>
+        <w:rPr>
+          <w:b/>
+        </w:rPr>
+      </w:pPr>
+      <w:r>
+        <w:rPr>
+          <w:b/>
+          <w:spacing w:val="-2"/>
+        </w:rPr>
+        <w:t>Signature:</w:t>
+      </w:r>
+    </w:p>
+    <w:p>
+      <w:pPr>
+        <w:rPr>
+          <w:b/>
+        </w:rPr>
+        <w:sectPr>
+          <w:type w:val="continuous"/>
+          <w:pgSz w:w="11900" w:h="16850"/>
+          <w:pgMar w:top="1380" w:right="992" w:bottom="280" w:left="992" w:header="720" w:footer="720" w:gutter="0"/>
+          <w:cols w:num="2" w:space="720" w:equalWidth="0">
+            <w:col w:w="734" w:space="6468"/>
+            <w:col w:w="2714"/>
+          </w:cols>
+        </w:sectPr>
+      </w:pPr>
+    </w:p>
+    <w:p>
+      <w:pPr>
+        <w:spacing w:before="27"/>
+        <w:ind w:left="1"/>
+        <w:jc w:val="center"/>
+        <w:rPr>
+          <w:b/>
+        </w:rPr>
+      </w:pPr>
+      <w:r>
+        <w:rPr>
+          <w:b/>
+          <w:noProof/>
+        </w:rPr>
+        <w:lastRenderedPageBreak/>
+        <w:drawing>
+          <wp:anchor distT="0" distB="0" distL="0" distR="0" simplePos="0" relativeHeight="487389696" behindDoc="1" locked="0" layoutInCell="1" allowOverlap="1" wp14:anchorId="4311D80A" wp14:editId="1E99C5C9">
+            <wp:simplePos x="0" y="0"/>
+            <wp:positionH relativeFrom="page">
+              <wp:posOffset>0</wp:posOffset>
+            </wp:positionH>
+            <wp:positionV relativeFrom="page">
+              <wp:posOffset>0</wp:posOffset>
+            </wp:positionV>
+            <wp:extent cx="7555992" cy="10688315"/>
+            <wp:effectExtent l="0" t="0" r="0" b="0"/>
+            <wp:wrapNone/>
+            <wp:docPr id="6" name="Image 6"/>
+            <wp:cNvGraphicFramePr>
+              <a:graphicFrameLocks xmlns:a="http://schemas.openxmlformats.org/drawingml/2006/main"/>
+            </wp:cNvGraphicFramePr>
+            <a:graphic xmlns:a="http://schemas.openxmlformats.org/drawingml/2006/main">
+              <a:graphicData uri="http://schemas.openxmlformats.org/drawingml/2006/picture">
+                <pic:pic xmlns:pic="http://schemas.openxmlformats.org/drawingml/2006/picture">
+                  <pic:nvPicPr>
+                    <pic:cNvPr id="6" name="Image 6"/>
+                    <pic:cNvPicPr/>
+                  </pic:nvPicPr>
+                  <pic:blipFill>
+                    <a:blip r:embed="rId4" cstate="print"/>
+                    <a:stretch>
+                      <a:fillRect/>
+                    </a:stretch>
+                  </pic:blipFill>
+                  <pic:spPr>
+                    <a:xfrm>
+                      <a:off x="0" y="0"/>
+                      <a:ext cx="7555992" cy="10688315"/>
+                    </a:xfrm>
+                    <a:prstGeom prst="rect">
+                      <a:avLst/>
+                    </a:prstGeom>
+                  </pic:spPr>
+                </pic:pic>
+              </a:graphicData>
+            </a:graphic>
+          </wp:anchor>
+        </w:drawing>
+      </w:r>
+      <w:r>
+        <w:rPr>
+          <w:b/>
+          <w:u w:val="single"/>
+        </w:rPr>
+        <w:t>COMPENSATION</w:t>
+      </w:r>
+      <w:r>
+        <w:rPr>
+          <w:b/>
+          <w:spacing w:val="-8"/>
+          <w:u w:val="single"/>
+        </w:rPr>
+        <w:t xml:space="preserve"> </w:t>
+      </w:r>
+      <w:r>
+        <w:rPr>
+          <w:b/>
+          <w:u w:val="single"/>
+        </w:rPr>
+        <w:t>AND</w:t>
+      </w:r>
+      <w:r>
+        <w:rPr>
+          <w:b/>
+          <w:spacing w:val="-8"/>
+          <w:u w:val="single"/>
+        </w:rPr>
+        <w:t xml:space="preserve"> </w:t>
+      </w:r>
+      <w:proofErr w:type="gramStart"/>
+      <w:r>
+        <w:rPr>
+          <w:b/>
+          <w:u w:val="single"/>
+        </w:rPr>
+        <w:t>BENEFITS</w:t>
+      </w:r>
+      <w:proofErr w:type="gramEnd"/>
+      <w:r>
+        <w:rPr>
+          <w:b/>
+          <w:spacing w:val="-6"/>
+          <w:u w:val="single"/>
+        </w:rPr>
+        <w:t xml:space="preserve"> </w:t>
+      </w:r>
+      <w:r>
+        <w:rPr>
+          <w:b/>
+          <w:spacing w:val="-2"/>
+          <w:u w:val="single"/>
+        </w:rPr>
+        <w:t>STRUCTURE</w:t>
+      </w:r>
+    </w:p>
+    <w:p>
+      <w:pPr>
+        <w:pStyle w:val="BodyText"/>
+        <w:rPr>
+          <w:b/>
+          <w:sz w:val="20"/>
+        </w:rPr>
+      </w:pPr>
+    </w:p>
+    <w:p>
+      <w:pPr>
+        <w:pStyle w:val="BodyText"/>
+        <w:spacing w:before="50" w:after="1"/>
+        <w:rPr>
+          <w:b/>
+          <w:sz w:val="20"/>
+        </w:rPr>
+      </w:pPr>
+    </w:p>
+    <w:tbl>
+      <w:tblPr>
+        <w:tblW w:w="0" w:type="auto"/>
+        <w:tblInd w:w="98" w:type="dxa"/>
+        <w:tblBorders>
+          <w:top w:val="single" w:sz="4" w:space="0" w:color="000000"/>
+          <w:left w:val="single" w:sz="4" w:space="0" w:color="000000"/>
+          <w:bottom w:val="single" w:sz="4" w:space="0" w:color="000000"/>
+          <w:right w:val="single" w:sz="4" w:space="0" w:color="000000"/>
+          <w:insideH w:val="single" w:sz="4" w:space="0" w:color="000000"/>
+          <w:insideV w:val="single" w:sz="4" w:space="0" w:color="000000"/>
+        </w:tblBorders>
+        <w:tblLayout w:type="fixed"/>
+        <w:tblCellMar>
+          <w:left w:w="0" w:type="dxa"/>
+          <w:right w:w="0" w:type="dxa"/>
+        </w:tblCellMar>
+        <w:tblLook w:val="01E0" w:firstRow="1" w:lastRow="1" w:firstColumn="1" w:lastColumn="1" w:noHBand="0" w:noVBand="0"/>
+      </w:tblPr>
+      <w:tblGrid>
+        <w:gridCol w:w="1320"/>
+        <w:gridCol w:w="5326"/>
+        <w:gridCol w:w="1474"/>
+        <w:gridCol w:w="1517"/>
+      </w:tblGrid>
+      <w:tr>
+        <w:trPr>
+          <w:trHeight w:val="304"/>
+        </w:trPr>
+        <w:tc>
+          <w:tcPr>
+            <w:tcW w:w="1320" w:type="dxa"/>
+            <w:shd w:val="clear" w:color="auto" w:fill="A9D08E"/>
+          </w:tcPr>
+          <w:p>
+            <w:pPr>
+              <w:pStyle w:val="TableParagraph"/>
+              <w:spacing w:before="35"/>
+              <w:ind w:left="391"/>
+              <w:jc w:val="left"/>
+              <w:rPr>
+                <w:b/>
+              </w:rPr>
+            </w:pPr>
+            <w:r>
+              <w:rPr>
+                <w:b/>
+              </w:rPr>
+              <w:t>S.</w:t>
+            </w:r>
+            <w:r>
+              <w:rPr>
+                <w:b/>
+                <w:spacing w:val="-1"/>
+              </w:rPr>
+              <w:t xml:space="preserve"> </w:t>
+            </w:r>
+            <w:r>
+              <w:rPr>
+                <w:b/>
+                <w:spacing w:val="-5"/>
+              </w:rPr>
+              <w:t>No.</w:t>
+            </w:r>
+          </w:p>
+        </w:tc>
+        <w:tc>
+          <w:tcPr>
+            <w:tcW w:w="5326" w:type="dxa"/>
+            <w:shd w:val="clear" w:color="auto" w:fill="A9D08E"/>
+          </w:tcPr>
+          <w:p>
+            <w:pPr>
+              <w:pStyle w:val="TableParagraph"/>
+              <w:spacing w:before="35"/>
+              <w:ind w:left="15" w:right="3"/>
+              <w:rPr>
+                <w:b/>
+              </w:rPr>
+            </w:pPr>
+            <w:r>
+              <w:rPr>
+                <w:b/>
+                <w:spacing w:val="-2"/>
+              </w:rPr>
+              <w:t>Particulars</w:t>
+            </w:r>
+          </w:p>
+        </w:tc>
+        <w:tc>
+          <w:tcPr>
+            <w:tcW w:w="1474" w:type="dxa"/>
+            <w:shd w:val="clear" w:color="auto" w:fill="A9D08E"/>
+          </w:tcPr>
+          <w:p>
+            <w:pPr>
+              <w:pStyle w:val="TableParagraph"/>
+              <w:spacing w:before="35"/>
+              <w:ind w:left="11" w:right="1"/>
+              <w:rPr>
+                <w:b/>
+              </w:rPr>
+            </w:pPr>
+            <w:r>
+              <w:rPr>
+                <w:b/>
+                <w:spacing w:val="-2"/>
+              </w:rPr>
+              <w:t>Monthly</w:t>
+            </w:r>
+          </w:p>
+        </w:tc>
+        <w:tc>
+          <w:tcPr>
+            <w:tcW w:w="1517" w:type="dxa"/>
+            <w:shd w:val="clear" w:color="auto" w:fill="A9D08E"/>
+          </w:tcPr>
+          <w:p>
+            <w:pPr>
+              <w:pStyle w:val="TableParagraph"/>
+              <w:spacing w:before="35"/>
+              <w:ind w:left="10" w:right="2"/>
+              <w:rPr>
+                <w:b/>
+              </w:rPr>
+            </w:pPr>
+            <w:r>
+              <w:rPr>
+                <w:b/>
+                <w:spacing w:val="-2"/>
+              </w:rPr>
+              <w:t>Yearly</w:t>
+            </w:r>
+          </w:p>
+        </w:tc>
+      </w:tr>
+      <w:tr>
+        <w:trPr>
+          <w:trHeight w:val="306"/>
+        </w:trPr>
+        <w:tc>
+          <w:tcPr>
+            <w:tcW w:w="1320" w:type="dxa"/>
+          </w:tcPr>
+          <w:p>
+            <w:pPr>
+              <w:pStyle w:val="TableParagraph"/>
+              <w:ind w:left="12" w:right="4"/>
+            </w:pPr>
+            <w:r>
+              <w:rPr>
+                <w:spacing w:val="-10"/>
+              </w:rPr>
+              <w:t>A</w:t>
+            </w:r>
+          </w:p>
+        </w:tc>
+        <w:tc>
+          <w:tcPr>
+            <w:tcW w:w="5326" w:type="dxa"/>
+          </w:tcPr>
+          <w:p>
+            <w:pPr>
+              <w:pStyle w:val="TableParagraph"/>
+              <w:ind w:left="108"/>
+              <w:jc w:val="left"/>
+            </w:pPr>
+            <w:r>
+              <w:rPr>
+                <w:spacing w:val="-2"/>
+              </w:rPr>
+              <w:t>Basic</w:t>
+            </w:r>
+          </w:p>
+        </w:tc>
+        <w:tc>
+          <w:tcPr>
+            <w:tcW w:w="1474" w:type="dxa"/>
+          </w:tcPr>
+          <w:p>
+            <w:pPr>
+              <w:pStyle w:val="TableParagraph"/>
+              <w:ind w:left="11"/>
+              <w:jc w:val="right"/>
+            </w:pPr>
+            <w:bookmarkStart w:id="8" w:name="Basic"/>
+            <w:bookmarkStart w:id="9" w:name="BasicSalary"/>
+            <w:r>
+              <w:rPr>
+                <w:spacing w:val="-2"/>
+              </w:rPr>
+              <w:t>00</w:t>
+            </w:r>
+            <w:bookmarkEnd w:id="8"/>
+            <w:bookmarkEnd w:id="9"/>
+          </w:p>
+        </w:tc>
+        <w:tc>
+          <w:tcPr>
+            <w:tcW w:w="1517" w:type="dxa"/>
+          </w:tcPr>
+          <w:p>
+            <w:pPr>
+              <w:pStyle w:val="TableParagraph"/>
+              <w:ind w:left="10" w:right="1"/>
+              <w:jc w:val="right"/>
+            </w:pPr>
+            <w:bookmarkStart w:id="10" w:name="BasicYearly"/>
+            <w:r>
+              <w:rPr>
+                <w:spacing w:val="-2"/>
+              </w:rPr>
+              <w:t>00</w:t>
+            </w:r>
+            <w:bookmarkEnd w:id="10"/>
+          </w:p>
+        </w:tc>
+      </w:tr>
+      <w:tr>
+        <w:trPr>
+          <w:trHeight w:val="306"/>
+        </w:trPr>
+        <w:tc>
+          <w:tcPr>
+            <w:tcW w:w="1320" w:type="dxa"/>
+          </w:tcPr>
+          <w:p>
+            <w:pPr>
+              <w:pStyle w:val="TableParagraph"/>
+              <w:spacing w:before="0" w:line="240" w:lineRule="auto"/>
+              <w:jc w:val="left"/>
+              <w:rPr>
+                <w:rFonts w:ascii="Times New Roman"/>
+              </w:rPr>
+            </w:pPr>
+          </w:p>
+        </w:tc>
+        <w:tc>
+          <w:tcPr>
+            <w:tcW w:w="5326" w:type="dxa"/>
+          </w:tcPr>
+          <w:p>
+            <w:pPr>
+              <w:pStyle w:val="TableParagraph"/>
+              <w:ind w:left="108"/>
+              <w:jc w:val="left"/>
+            </w:pPr>
+            <w:r>
+              <w:rPr>
+                <w:spacing w:val="-5"/>
+              </w:rPr>
+              <w:t>HRA</w:t>
+            </w:r>
+          </w:p>
+        </w:tc>
+        <w:tc>
+          <w:tcPr>
+            <w:tcW w:w="1474" w:type="dxa"/>
+          </w:tcPr>
+          <w:p>
+            <w:pPr>
+              <w:pStyle w:val="TableParagraph"/>
+              <w:ind w:left="11"/>
+              <w:jc w:val="right"/>
+            </w:pPr>
+            <w:bookmarkStart w:id="11" w:name="HRA"/>
+            <w:r>
+              <w:rPr>
+                <w:spacing w:val="-2"/>
+              </w:rPr>
+              <w:t>00</w:t>
+            </w:r>
+            <w:bookmarkEnd w:id="11"/>
+          </w:p>
+        </w:tc>
+        <w:tc>
+          <w:tcPr>
+            <w:tcW w:w="1517" w:type="dxa"/>
+          </w:tcPr>
+          <w:p>
+            <w:pPr>
+              <w:pStyle w:val="TableParagraph"/>
+              <w:ind w:left="10" w:right="2"/>
+              <w:jc w:val="right"/>
+            </w:pPr>
+            <w:bookmarkStart w:id="12" w:name="HRAYearly"/>
+            <w:r>
+              <w:rPr>
+                <w:spacing w:val="-2"/>
+              </w:rPr>
+              <w:t>00</w:t>
+            </w:r>
+            <w:bookmarkEnd w:id="12"/>
+          </w:p>
+        </w:tc>
+      </w:tr>
+      <w:tr>
+        <w:trPr>
+          <w:trHeight w:val="304"/>
+        </w:trPr>
+        <w:tc>
+          <w:tcPr>
+            <w:tcW w:w="1320" w:type="dxa"/>
+          </w:tcPr>
+          <w:p>
+            <w:pPr>
+              <w:pStyle w:val="TableParagraph"/>
+              <w:spacing w:before="0" w:line="240" w:lineRule="auto"/>
+              <w:jc w:val="left"/>
+              <w:rPr>
+                <w:rFonts w:ascii="Times New Roman"/>
+              </w:rPr>
+            </w:pPr>
+          </w:p>
+        </w:tc>
+        <w:tc>
+          <w:tcPr>
+            <w:tcW w:w="5326" w:type="dxa"/>
+          </w:tcPr>
+          <w:p>
+            <w:pPr>
+              <w:pStyle w:val="TableParagraph"/>
+              <w:spacing w:before="35"/>
+              <w:ind w:left="108"/>
+              <w:jc w:val="left"/>
+            </w:pPr>
+            <w:r>
+              <w:rPr>
+                <w:spacing w:val="-2"/>
+              </w:rPr>
+              <w:t>Conveyance</w:t>
+            </w:r>
+          </w:p>
+        </w:tc>
+        <w:tc>
+          <w:tcPr>
+            <w:tcW w:w="1474" w:type="dxa"/>
+          </w:tcPr>
+          <w:p>
+            <w:pPr>
+              <w:pStyle w:val="TableParagraph"/>
+              <w:spacing w:before="35"/>
+              <w:ind w:left="11"/>
+              <w:jc w:val="right"/>
+            </w:pPr>
+            <w:bookmarkStart w:id="13" w:name="Conveyance"/>
+            <w:r>
+              <w:rPr>
+                <w:spacing w:val="-2"/>
+              </w:rPr>
+              <w:t>00</w:t>
+            </w:r>
+            <w:bookmarkEnd w:id="13"/>
+          </w:p>
+        </w:tc>
+        <w:tc>
+          <w:tcPr>
+            <w:tcW w:w="1517" w:type="dxa"/>
+          </w:tcPr>
+          <w:p>
+            <w:pPr>
+              <w:pStyle w:val="TableParagraph"/>
+              <w:spacing w:before="35"/>
+              <w:ind w:left="10" w:right="2"/>
+              <w:jc w:val="right"/>
+            </w:pPr>
+            <w:bookmarkStart w:id="14" w:name="ConveyanceYearly"/>
+            <w:r>
+              <w:rPr>
+                <w:spacing w:val="-2"/>
+              </w:rPr>
+              <w:t>00</w:t>
+            </w:r>
+            <w:bookmarkEnd w:id="14"/>
+          </w:p>
+        </w:tc>
+      </w:tr>
+      <w:tr>
+        <w:trPr>
+          <w:trHeight w:val="306"/>
+        </w:trPr>
+        <w:tc>
+          <w:tcPr>
+            <w:tcW w:w="1320" w:type="dxa"/>
+          </w:tcPr>
+          <w:p>
+            <w:pPr>
+              <w:pStyle w:val="TableParagraph"/>
+              <w:spacing w:before="0" w:line="240" w:lineRule="auto"/>
+              <w:jc w:val="left"/>
+              <w:rPr>
+                <w:rFonts w:ascii="Times New Roman"/>
+              </w:rPr>
+            </w:pPr>
+          </w:p>
+        </w:tc>
+        <w:tc>
+          <w:tcPr>
+            <w:tcW w:w="5326" w:type="dxa"/>
+          </w:tcPr>
+          <w:p>
+            <w:pPr>
+              <w:pStyle w:val="TableParagraph"/>
+              <w:ind w:left="108"/>
+              <w:jc w:val="left"/>
+            </w:pPr>
+            <w:r>
+              <w:t>Medical</w:t>
+            </w:r>
+            <w:r>
+              <w:rPr>
+                <w:spacing w:val="-3"/>
+              </w:rPr>
+              <w:t xml:space="preserve"> </w:t>
+            </w:r>
+            <w:r>
+              <w:rPr>
+                <w:spacing w:val="-2"/>
+              </w:rPr>
+              <w:t>Allowance</w:t>
+            </w:r>
+          </w:p>
+        </w:tc>
+        <w:tc>
+          <w:tcPr>
+            <w:tcW w:w="1474" w:type="dxa"/>
+          </w:tcPr>
+          <w:p>
+            <w:pPr>
+              <w:pStyle w:val="TableParagraph"/>
+              <w:ind w:left="11"/>
+              <w:jc w:val="right"/>
+            </w:pPr>
+            <w:bookmarkStart w:id="15" w:name="MedicalAllowance"/>
+            <w:r>
+              <w:rPr>
+                <w:spacing w:val="-2"/>
+              </w:rPr>
+              <w:t>00</w:t>
+            </w:r>
+            <w:bookmarkEnd w:id="15"/>
+          </w:p>
+        </w:tc>
+        <w:tc>
+          <w:tcPr>
+            <w:tcW w:w="1517" w:type="dxa"/>
+          </w:tcPr>
+          <w:p>
+            <w:pPr>
+              <w:pStyle w:val="TableParagraph"/>
+              <w:ind w:left="10" w:right="2"/>
+              <w:jc w:val="right"/>
+            </w:pPr>
+            <w:bookmarkStart w:id="16" w:name="MedicalAllowanceYearly"/>
+            <w:r>
+              <w:rPr>
+                <w:spacing w:val="-2"/>
+              </w:rPr>
+              <w:t>00</w:t>
+            </w:r>
+            <w:bookmarkEnd w:id="16"/>
+          </w:p>
+        </w:tc>
+      </w:tr>
+      <w:tr>
+        <w:trPr>
+          <w:trHeight w:val="306"/>
+        </w:trPr>
+        <w:tc>
+          <w:tcPr>
+            <w:tcW w:w="1320" w:type="dxa"/>
+          </w:tcPr>
+          <w:p>
+            <w:pPr>
+              <w:pStyle w:val="TableParagraph"/>
+              <w:spacing w:before="0" w:line="240" w:lineRule="auto"/>
+              <w:jc w:val="left"/>
+              <w:rPr>
+                <w:rFonts w:ascii="Times New Roman"/>
+              </w:rPr>
+            </w:pPr>
+          </w:p>
+        </w:tc>
+        <w:tc>
+          <w:tcPr>
+            <w:tcW w:w="5326" w:type="dxa"/>
+          </w:tcPr>
+          <w:p>
+            <w:pPr>
+              <w:pStyle w:val="TableParagraph"/>
+              <w:ind w:left="108"/>
+              <w:jc w:val="left"/>
+            </w:pPr>
+            <w:r>
+              <w:t>Oth.</w:t>
+            </w:r>
+            <w:r>
+              <w:rPr>
+                <w:spacing w:val="-1"/>
+              </w:rPr>
+              <w:t xml:space="preserve"> </w:t>
+            </w:r>
+            <w:r>
+              <w:rPr>
+                <w:spacing w:val="-2"/>
+              </w:rPr>
+              <w:t>Allowances</w:t>
+            </w:r>
+          </w:p>
+        </w:tc>
+        <w:tc>
+          <w:tcPr>
+            <w:tcW w:w="1474" w:type="dxa"/>
+          </w:tcPr>
+          <w:p>
+            <w:pPr>
+              <w:pStyle w:val="TableParagraph"/>
+              <w:ind w:left="11"/>
+              <w:jc w:val="right"/>
+            </w:pPr>
+            <w:bookmarkStart w:id="17" w:name="OtherAllowance"/>
+            <w:r>
+              <w:rPr>
+                <w:spacing w:val="-2"/>
+              </w:rPr>
+              <w:t>00</w:t>
+            </w:r>
+            <w:bookmarkEnd w:id="17"/>
+          </w:p>
+        </w:tc>
+        <w:tc>
+          <w:tcPr>
+            <w:tcW w:w="1517" w:type="dxa"/>
+          </w:tcPr>
+          <w:p>
+            <w:pPr>
+              <w:pStyle w:val="TableParagraph"/>
+              <w:ind w:left="10" w:right="2"/>
+              <w:jc w:val="right"/>
+            </w:pPr>
+            <w:bookmarkStart w:id="18" w:name="OtherAllowanceYearly"/>
+            <w:r>
+              <w:rPr>
+                <w:spacing w:val="-2"/>
+              </w:rPr>
+              <w:t>00</w:t>
+            </w:r>
+            <w:bookmarkEnd w:id="18"/>
+          </w:p>
+        </w:tc>
+      </w:tr>
+      <w:tr>
+        <w:trPr>
+          <w:trHeight w:val="304"/>
+        </w:trPr>
+        <w:tc>
+          <w:tcPr>
+            <w:tcW w:w="1320" w:type="dxa"/>
+            <w:shd w:val="clear" w:color="auto" w:fill="A9D08E"/>
+          </w:tcPr>
+          <w:p>
+            <w:pPr>
+              <w:pStyle w:val="TableParagraph"/>
+              <w:spacing w:before="0" w:line="240" w:lineRule="auto"/>
+              <w:jc w:val="left"/>
+              <w:rPr>
+                <w:rFonts w:ascii="Times New Roman"/>
+              </w:rPr>
+            </w:pPr>
+          </w:p>
+        </w:tc>
+        <w:tc>
+          <w:tcPr>
+            <w:tcW w:w="5326" w:type="dxa"/>
+            <w:shd w:val="clear" w:color="auto" w:fill="A9D08E"/>
+          </w:tcPr>
+          <w:p>
+            <w:pPr>
+              <w:pStyle w:val="TableParagraph"/>
+              <w:spacing w:before="35"/>
+              <w:ind w:left="15" w:right="3"/>
+              <w:rPr>
+                <w:b/>
+              </w:rPr>
+            </w:pPr>
+            <w:r>
+              <w:rPr>
+                <w:b/>
+                <w:spacing w:val="-2"/>
+              </w:rPr>
+              <w:t>Gross</w:t>
+            </w:r>
+          </w:p>
+        </w:tc>
+        <w:tc>
+          <w:tcPr>
+            <w:tcW w:w="1474" w:type="dxa"/>
+            <w:shd w:val="clear" w:color="auto" w:fill="A9D08E"/>
+          </w:tcPr>
+          <w:p>
+            <w:pPr>
+              <w:pStyle w:val="TableParagraph"/>
+              <w:spacing w:before="35"/>
+              <w:ind w:left="11"/>
+              <w:jc w:val="right"/>
+              <w:rPr>
+                <w:b/>
+              </w:rPr>
+            </w:pPr>
+            <w:bookmarkStart w:id="19" w:name="Gross"/>
+            <w:r>
+              <w:rPr>
+                <w:b/>
+                <w:spacing w:val="-2"/>
+              </w:rPr>
+              <w:t>00</w:t>
+            </w:r>
+            <w:bookmarkEnd w:id="19"/>
+          </w:p>
+        </w:tc>
+        <w:tc>
+          <w:tcPr>
+            <w:tcW w:w="1517" w:type="dxa"/>
+            <w:shd w:val="clear" w:color="auto" w:fill="A9D08E"/>
+          </w:tcPr>
+          <w:p>
+            <w:pPr>
+              <w:pStyle w:val="TableParagraph"/>
+              <w:spacing w:before="35"/>
+              <w:ind w:left="10" w:right="3"/>
+              <w:jc w:val="right"/>
+              <w:rPr>
+                <w:b/>
+              </w:rPr>
+            </w:pPr>
+            <w:bookmarkStart w:id="20" w:name="GrossYearly"/>
+            <w:r>
+              <w:rPr>
+                <w:b/>
+                <w:spacing w:val="-2"/>
+              </w:rPr>
+              <w:t>00</w:t>
+            </w:r>
+            <w:bookmarkEnd w:id="20"/>
+          </w:p>
+        </w:tc>
+      </w:tr>
+      <w:tr>
+        <w:trPr>
+          <w:trHeight w:val="307"/>
+        </w:trPr>
+        <w:tc>
+          <w:tcPr>
+            <w:tcW w:w="1320" w:type="dxa"/>
+          </w:tcPr>
+          <w:p>
+            <w:pPr>
+              <w:pStyle w:val="TableParagraph"/>
+              <w:spacing w:before="38"/>
+              <w:ind w:left="12" w:right="2"/>
+            </w:pPr>
+            <w:r>
+              <w:rPr>
+                <w:spacing w:val="-10"/>
+              </w:rPr>
+              <w:t>B</w:t>
+            </w:r>
+          </w:p>
+        </w:tc>
+        <w:tc>
+          <w:tcPr>
+            <w:tcW w:w="5326" w:type="dxa"/>
+          </w:tcPr>
+          <w:p>
+            <w:pPr>
+              <w:pStyle w:val="TableParagraph"/>
+              <w:spacing w:before="38"/>
+              <w:ind w:left="15" w:right="3"/>
+              <w:rPr>
+                <w:b/>
+              </w:rPr>
+            </w:pPr>
+            <w:r>
+              <w:rPr>
+                <w:b/>
+                <w:spacing w:val="-2"/>
+              </w:rPr>
+              <w:t>Gross</w:t>
+            </w:r>
+          </w:p>
+        </w:tc>
+        <w:tc>
+          <w:tcPr>
+            <w:tcW w:w="1474" w:type="dxa"/>
+          </w:tcPr>
+          <w:p>
+            <w:pPr>
+              <w:pStyle w:val="TableParagraph"/>
+              <w:spacing w:before="38"/>
+              <w:ind w:left="11"/>
+              <w:jc w:val="right"/>
+              <w:rPr>
+                <w:b/>
+              </w:rPr>
+            </w:pPr>
+            <w:bookmarkStart w:id="21" w:name="Gross1"/>
+            <w:r>
+              <w:rPr>
+                <w:b/>
+                <w:spacing w:val="-2"/>
+              </w:rPr>
+              <w:t>00</w:t>
+            </w:r>
+            <w:bookmarkEnd w:id="21"/>
+          </w:p>
+        </w:tc>
+        <w:tc>
+          <w:tcPr>
+            <w:tcW w:w="1517" w:type="dxa"/>
+          </w:tcPr>
+          <w:p>
+            <w:pPr>
+              <w:pStyle w:val="TableParagraph"/>
+              <w:spacing w:before="38"/>
+              <w:ind w:left="10" w:right="3"/>
+              <w:jc w:val="right"/>
+              <w:rPr>
+                <w:b/>
+              </w:rPr>
+            </w:pPr>
+            <w:bookmarkStart w:id="22" w:name="GrossYearly1"/>
+            <w:r>
+              <w:rPr>
+                <w:b/>
+                <w:spacing w:val="-2"/>
+              </w:rPr>
+              <w:t>00</w:t>
+            </w:r>
+            <w:bookmarkEnd w:id="22"/>
+          </w:p>
+        </w:tc>
+      </w:tr>
+      <w:tr>
+        <w:trPr>
+          <w:trHeight w:val="306"/>
+        </w:trPr>
+        <w:tc>
+          <w:tcPr>
+            <w:tcW w:w="1320" w:type="dxa"/>
+          </w:tcPr>
+          <w:p>
+            <w:pPr>
+              <w:pStyle w:val="TableParagraph"/>
+              <w:ind w:left="12" w:right="4"/>
+            </w:pPr>
+            <w:r>
+              <w:rPr>
+                <w:spacing w:val="-10"/>
+              </w:rPr>
+              <w:t>C</w:t>
+            </w:r>
+          </w:p>
+        </w:tc>
+        <w:tc>
+          <w:tcPr>
+            <w:tcW w:w="5326" w:type="dxa"/>
+          </w:tcPr>
+          <w:p>
+            <w:pPr>
+              <w:pStyle w:val="TableParagraph"/>
+              <w:ind w:left="15"/>
+              <w:rPr>
+                <w:b/>
+              </w:rPr>
+            </w:pPr>
+            <w:r>
+              <w:rPr>
+                <w:b/>
+                <w:spacing w:val="-2"/>
+              </w:rPr>
+              <w:t>Deductions</w:t>
+            </w:r>
+          </w:p>
+        </w:tc>
+        <w:tc>
+          <w:tcPr>
+            <w:tcW w:w="1474" w:type="dxa"/>
+          </w:tcPr>
+          <w:p>
+            <w:pPr>
+              <w:pStyle w:val="TableParagraph"/>
+              <w:spacing w:before="0" w:line="240" w:lineRule="auto"/>
+              <w:jc w:val="right"/>
+              <w:rPr>
+                <w:rFonts w:ascii="Times New Roman"/>
+              </w:rPr>
+            </w:pPr>
+          </w:p>
+        </w:tc>
+        <w:tc>
+          <w:tcPr>
+            <w:tcW w:w="1517" w:type="dxa"/>
+          </w:tcPr>
+          <w:p>
+            <w:pPr>
+              <w:pStyle w:val="TableParagraph"/>
+              <w:spacing w:before="0" w:line="240" w:lineRule="auto"/>
+              <w:jc w:val="right"/>
+              <w:rPr>
+                <w:rFonts w:ascii="Times New Roman"/>
+              </w:rPr>
+            </w:pPr>
+          </w:p>
+        </w:tc>
+      </w:tr>
+      <w:tr>
+        <w:trPr>
+          <w:trHeight w:val="304"/>
+        </w:trPr>
+        <w:tc>
+          <w:tcPr>
+            <w:tcW w:w="1320" w:type="dxa"/>
+          </w:tcPr>
+          <w:p>
+            <w:pPr>
+              <w:pStyle w:val="TableParagraph"/>
+              <w:spacing w:before="0" w:line="240" w:lineRule="auto"/>
+              <w:jc w:val="left"/>
+              <w:rPr>
+                <w:rFonts w:ascii="Times New Roman"/>
+              </w:rPr>
+            </w:pPr>
+          </w:p>
+        </w:tc>
+        <w:tc>
+          <w:tcPr>
+            <w:tcW w:w="5326" w:type="dxa"/>
+          </w:tcPr>
+          <w:p>
+            <w:pPr>
+              <w:pStyle w:val="TableParagraph"/>
+              <w:spacing w:before="35"/>
+              <w:ind w:left="108"/>
+              <w:jc w:val="left"/>
+            </w:pPr>
+            <w:r>
+              <w:t>Professional</w:t>
+            </w:r>
+            <w:r>
+              <w:rPr>
+                <w:spacing w:val="-7"/>
+              </w:rPr>
+              <w:t xml:space="preserve"> </w:t>
+            </w:r>
+            <w:r>
+              <w:rPr>
+                <w:spacing w:val="-5"/>
+              </w:rPr>
+              <w:t>Tax</w:t>
+            </w:r>
+          </w:p>
+        </w:tc>
+        <w:tc>
+          <w:tcPr>
+            <w:tcW w:w="1474" w:type="dxa"/>
+          </w:tcPr>
+          <w:p>
+            <w:pPr>
+              <w:pStyle w:val="TableParagraph"/>
+              <w:spacing w:before="35"/>
+              <w:ind w:left="11"/>
+              <w:jc w:val="right"/>
+            </w:pPr>
+            <w:bookmarkStart w:id="23" w:name="ProfessionalTax"/>
+            <w:r>
+              <w:rPr>
+                <w:spacing w:val="-2"/>
+              </w:rPr>
+              <w:t>00</w:t>
+            </w:r>
+            <w:bookmarkEnd w:id="23"/>
+          </w:p>
+        </w:tc>
+        <w:tc>
+          <w:tcPr>
+            <w:tcW w:w="1517" w:type="dxa"/>
+          </w:tcPr>
+          <w:p>
+            <w:pPr>
+              <w:pStyle w:val="TableParagraph"/>
+              <w:spacing w:before="35"/>
+              <w:ind w:left="10" w:right="3"/>
+              <w:jc w:val="right"/>
+            </w:pPr>
+            <w:bookmarkStart w:id="24" w:name="ProfessionalTaxYearly"/>
+            <w:r>
+              <w:rPr>
+                <w:spacing w:val="-2"/>
+              </w:rPr>
+              <w:t>00</w:t>
+            </w:r>
+            <w:bookmarkEnd w:id="24"/>
+          </w:p>
+        </w:tc>
+      </w:tr>
+      <w:tr>
+        <w:trPr>
+          <w:trHeight w:val="306"/>
+        </w:trPr>
+        <w:tc>
+          <w:tcPr>
+            <w:tcW w:w="1320" w:type="dxa"/>
+          </w:tcPr>
+          <w:p>
+            <w:pPr>
+              <w:pStyle w:val="TableParagraph"/>
+              <w:spacing w:before="0" w:line="240" w:lineRule="auto"/>
+              <w:jc w:val="left"/>
+              <w:rPr>
+                <w:rFonts w:ascii="Times New Roman"/>
+              </w:rPr>
+            </w:pPr>
+          </w:p>
+        </w:tc>
+        <w:tc>
+          <w:tcPr>
+            <w:tcW w:w="5326" w:type="dxa"/>
+          </w:tcPr>
+          <w:p>
+            <w:pPr>
+              <w:pStyle w:val="TableParagraph"/>
+              <w:ind w:left="108"/>
+              <w:jc w:val="left"/>
+            </w:pPr>
+            <w:r>
+              <w:t>Provident</w:t>
+            </w:r>
+            <w:r>
+              <w:rPr>
+                <w:spacing w:val="-9"/>
+              </w:rPr>
+              <w:t xml:space="preserve"> </w:t>
+            </w:r>
+            <w:r>
+              <w:rPr>
+                <w:spacing w:val="-4"/>
+              </w:rPr>
+              <w:t>Fund</w:t>
+            </w:r>
+          </w:p>
+        </w:tc>
+        <w:tc>
+          <w:tcPr>
+            <w:tcW w:w="1474" w:type="dxa"/>
+          </w:tcPr>
+          <w:p>
+            <w:pPr>
+              <w:pStyle w:val="TableParagraph"/>
+              <w:ind w:left="11"/>
+              <w:jc w:val="right"/>
+            </w:pPr>
+            <w:bookmarkStart w:id="25" w:name="ProvidentFund"/>
+            <w:r>
+              <w:rPr>
+                <w:spacing w:val="-2"/>
+              </w:rPr>
+              <w:t>00</w:t>
+            </w:r>
+            <w:bookmarkEnd w:id="25"/>
+          </w:p>
+        </w:tc>
+        <w:tc>
+          <w:tcPr>
+            <w:tcW w:w="1517" w:type="dxa"/>
+          </w:tcPr>
+          <w:p>
+            <w:pPr>
+              <w:pStyle w:val="TableParagraph"/>
+              <w:ind w:left="10" w:right="2"/>
+              <w:jc w:val="right"/>
+            </w:pPr>
+            <w:bookmarkStart w:id="26" w:name="ProvidentFundYearly"/>
+            <w:r>
+              <w:rPr>
+                <w:spacing w:val="-2"/>
+              </w:rPr>
+              <w:t>00</w:t>
+            </w:r>
+            <w:bookmarkEnd w:id="26"/>
+          </w:p>
+        </w:tc>
+      </w:tr>
+      <w:tr>
+        <w:trPr>
+          <w:trHeight w:val="306"/>
+        </w:trPr>
+        <w:tc>
+          <w:tcPr>
+            <w:tcW w:w="1320" w:type="dxa"/>
+          </w:tcPr>
+          <w:p>
+            <w:pPr>
+              <w:pStyle w:val="TableParagraph"/>
+              <w:spacing w:before="0" w:line="240" w:lineRule="auto"/>
+              <w:jc w:val="left"/>
+              <w:rPr>
+                <w:rFonts w:ascii="Times New Roman"/>
+              </w:rPr>
+            </w:pPr>
+          </w:p>
+        </w:tc>
+        <w:tc>
+          <w:tcPr>
+            <w:tcW w:w="5326" w:type="dxa"/>
+          </w:tcPr>
+          <w:p>
+            <w:pPr>
+              <w:pStyle w:val="TableParagraph"/>
+              <w:ind w:left="108"/>
+              <w:jc w:val="left"/>
+            </w:pPr>
+            <w:r>
+              <w:rPr>
+                <w:spacing w:val="-5"/>
+              </w:rPr>
+              <w:t>ESI</w:t>
+            </w:r>
+          </w:p>
+        </w:tc>
+        <w:tc>
+          <w:tcPr>
+            <w:tcW w:w="1474" w:type="dxa"/>
+          </w:tcPr>
+          <w:p>
+            <w:pPr>
+              <w:pStyle w:val="TableParagraph"/>
+              <w:ind w:left="11"/>
+              <w:jc w:val="right"/>
+            </w:pPr>
+            <w:r>
+              <w:rPr>
+                <w:spacing w:val="-4"/>
+              </w:rPr>
+              <w:t>0.00</w:t>
+            </w:r>
+          </w:p>
+        </w:tc>
+        <w:tc>
+          <w:tcPr>
+            <w:tcW w:w="1517" w:type="dxa"/>
+          </w:tcPr>
+          <w:p>
+            <w:pPr>
+              <w:pStyle w:val="TableParagraph"/>
+              <w:ind w:left="10"/>
+              <w:jc w:val="right"/>
+            </w:pPr>
+            <w:r>
+              <w:rPr>
+                <w:spacing w:val="-4"/>
+              </w:rPr>
+              <w:t>0.00</w:t>
+            </w:r>
+          </w:p>
+        </w:tc>
+      </w:tr>
+      <w:tr>
+        <w:trPr>
+          <w:trHeight w:val="304"/>
+        </w:trPr>
+        <w:tc>
+          <w:tcPr>
+            <w:tcW w:w="1320" w:type="dxa"/>
+            <w:shd w:val="clear" w:color="auto" w:fill="A9D08E"/>
+          </w:tcPr>
+          <w:p>
+            <w:pPr>
+              <w:pStyle w:val="TableParagraph"/>
+              <w:spacing w:before="35"/>
+              <w:ind w:left="12"/>
+            </w:pPr>
+            <w:r>
+              <w:rPr>
+                <w:spacing w:val="-10"/>
+              </w:rPr>
+              <w:t>D</w:t>
+            </w:r>
+          </w:p>
+        </w:tc>
+        <w:tc>
+          <w:tcPr>
+            <w:tcW w:w="5326" w:type="dxa"/>
+            <w:shd w:val="clear" w:color="auto" w:fill="A9D08E"/>
+          </w:tcPr>
+          <w:p>
+            <w:pPr>
+              <w:pStyle w:val="TableParagraph"/>
+              <w:spacing w:before="35"/>
+              <w:ind w:left="15" w:right="5"/>
+              <w:rPr>
+                <w:b/>
+              </w:rPr>
+            </w:pPr>
+            <w:r>
+              <w:rPr>
+                <w:b/>
+              </w:rPr>
+              <w:t>Net</w:t>
+            </w:r>
+            <w:r>
+              <w:rPr>
+                <w:b/>
+                <w:spacing w:val="-4"/>
+              </w:rPr>
+              <w:t xml:space="preserve"> </w:t>
+            </w:r>
+            <w:r>
+              <w:rPr>
+                <w:b/>
+              </w:rPr>
+              <w:t>Take</w:t>
+            </w:r>
+            <w:r>
+              <w:rPr>
+                <w:b/>
+                <w:spacing w:val="-4"/>
+              </w:rPr>
+              <w:t xml:space="preserve"> Home</w:t>
+            </w:r>
+          </w:p>
+        </w:tc>
+        <w:tc>
+          <w:tcPr>
+            <w:tcW w:w="1474" w:type="dxa"/>
+            <w:shd w:val="clear" w:color="auto" w:fill="A9D08E"/>
+          </w:tcPr>
+          <w:p>
+            <w:pPr>
+              <w:pStyle w:val="TableParagraph"/>
+              <w:spacing w:before="35"/>
+              <w:ind w:left="11"/>
+              <w:jc w:val="right"/>
+              <w:rPr>
+                <w:b/>
+              </w:rPr>
+            </w:pPr>
+            <w:bookmarkStart w:id="27" w:name="NetTakeHome"/>
+            <w:r>
+              <w:rPr>
+                <w:b/>
+                <w:spacing w:val="-2"/>
+              </w:rPr>
+              <w:t>00</w:t>
+            </w:r>
+            <w:bookmarkEnd w:id="27"/>
+          </w:p>
+        </w:tc>
+        <w:tc>
+          <w:tcPr>
+            <w:tcW w:w="1517" w:type="dxa"/>
+            <w:shd w:val="clear" w:color="auto" w:fill="A9D08E"/>
+          </w:tcPr>
+          <w:p>
+            <w:pPr>
+              <w:pStyle w:val="TableParagraph"/>
+              <w:spacing w:before="35"/>
+              <w:ind w:left="10" w:right="3"/>
+              <w:jc w:val="right"/>
+              <w:rPr>
+                <w:b/>
+              </w:rPr>
+            </w:pPr>
+            <w:bookmarkStart w:id="28" w:name="NetTakeHomeYearly"/>
+            <w:r>
+              <w:rPr>
+                <w:b/>
+                <w:spacing w:val="-2"/>
+              </w:rPr>
+              <w:t>00</w:t>
+            </w:r>
+            <w:bookmarkEnd w:id="28"/>
+          </w:p>
+        </w:tc>
+      </w:tr>
+      <w:tr>
+        <w:trPr>
+          <w:trHeight w:val="306"/>
+        </w:trPr>
+        <w:tc>
+          <w:tcPr>
+            <w:tcW w:w="1320" w:type="dxa"/>
+          </w:tcPr>
+          <w:p>
+            <w:pPr>
+              <w:pStyle w:val="TableParagraph"/>
+              <w:ind w:left="12" w:right="5"/>
+            </w:pPr>
+            <w:r>
+              <w:rPr>
+                <w:spacing w:val="-10"/>
+              </w:rPr>
+              <w:t>E</w:t>
+            </w:r>
+          </w:p>
+        </w:tc>
+        <w:tc>
+          <w:tcPr>
+            <w:tcW w:w="5326" w:type="dxa"/>
+          </w:tcPr>
+          <w:p>
+            <w:pPr>
+              <w:pStyle w:val="TableParagraph"/>
+              <w:ind w:left="1556"/>
+              <w:jc w:val="left"/>
+              <w:rPr>
+                <w:b/>
+              </w:rPr>
+            </w:pPr>
+            <w:r>
+              <w:rPr>
+                <w:b/>
+              </w:rPr>
+              <w:t>Company's</w:t>
+            </w:r>
+            <w:r>
+              <w:rPr>
+                <w:b/>
+                <w:spacing w:val="-7"/>
+              </w:rPr>
+              <w:t xml:space="preserve"> </w:t>
+            </w:r>
+            <w:r>
+              <w:rPr>
+                <w:b/>
+                <w:spacing w:val="-2"/>
+              </w:rPr>
+              <w:t>Contribution</w:t>
+            </w:r>
+          </w:p>
+        </w:tc>
+        <w:tc>
+          <w:tcPr>
+            <w:tcW w:w="1474" w:type="dxa"/>
+          </w:tcPr>
+          <w:p>
+            <w:pPr>
+              <w:pStyle w:val="TableParagraph"/>
+              <w:spacing w:before="0" w:line="240" w:lineRule="auto"/>
+              <w:jc w:val="right"/>
+              <w:rPr>
+                <w:rFonts w:ascii="Times New Roman"/>
+              </w:rPr>
+            </w:pPr>
+          </w:p>
+        </w:tc>
+        <w:tc>
+          <w:tcPr>
+            <w:tcW w:w="1517" w:type="dxa"/>
+          </w:tcPr>
+          <w:p>
+            <w:pPr>
+              <w:pStyle w:val="TableParagraph"/>
+              <w:spacing w:before="0" w:line="240" w:lineRule="auto"/>
+              <w:jc w:val="right"/>
+              <w:rPr>
+                <w:rFonts w:ascii="Times New Roman"/>
+              </w:rPr>
+            </w:pPr>
+          </w:p>
+        </w:tc>
+      </w:tr>
+      <w:tr>
+        <w:trPr>
+          <w:trHeight w:val="306"/>
+        </w:trPr>
+        <w:tc>
+          <w:tcPr>
+            <w:tcW w:w="1320" w:type="dxa"/>
+          </w:tcPr>
+          <w:p>
+            <w:pPr>
+              <w:pStyle w:val="TableParagraph"/>
+              <w:spacing w:before="0" w:line="240" w:lineRule="auto"/>
+              <w:jc w:val="left"/>
+              <w:rPr>
+                <w:rFonts w:ascii="Times New Roman"/>
+              </w:rPr>
+            </w:pPr>
+          </w:p>
+        </w:tc>
+        <w:tc>
+          <w:tcPr>
+            <w:tcW w:w="5326" w:type="dxa"/>
+          </w:tcPr>
+          <w:p>
+            <w:pPr>
+              <w:pStyle w:val="TableParagraph"/>
+              <w:ind w:left="108"/>
+              <w:jc w:val="left"/>
+            </w:pPr>
+            <w:r>
+              <w:t>Provident</w:t>
+            </w:r>
+            <w:r>
+              <w:rPr>
+                <w:spacing w:val="-9"/>
+              </w:rPr>
+              <w:t xml:space="preserve"> </w:t>
+            </w:r>
+            <w:r>
+              <w:rPr>
+                <w:spacing w:val="-4"/>
+              </w:rPr>
+              <w:t>Fund</w:t>
+            </w:r>
+          </w:p>
+        </w:tc>
+        <w:tc>
+          <w:tcPr>
+            <w:tcW w:w="1474" w:type="dxa"/>
+          </w:tcPr>
+          <w:p>
+            <w:pPr>
+              <w:pStyle w:val="TableParagraph"/>
+              <w:ind w:left="11"/>
+              <w:jc w:val="right"/>
+            </w:pPr>
+            <w:bookmarkStart w:id="29" w:name="ProvidentFund1"/>
+            <w:r>
+              <w:rPr>
+                <w:spacing w:val="-2"/>
+              </w:rPr>
+              <w:t>00</w:t>
+            </w:r>
+            <w:bookmarkEnd w:id="29"/>
+          </w:p>
+        </w:tc>
+        <w:tc>
+          <w:tcPr>
+            <w:tcW w:w="1517" w:type="dxa"/>
+          </w:tcPr>
+          <w:p>
+            <w:pPr>
+              <w:pStyle w:val="TableParagraph"/>
+              <w:ind w:left="10" w:right="2"/>
+              <w:jc w:val="right"/>
+            </w:pPr>
+            <w:bookmarkStart w:id="30" w:name="ProvidentFund1Yearly"/>
+            <w:r>
+              <w:rPr>
+                <w:spacing w:val="-2"/>
+              </w:rPr>
+              <w:t>00</w:t>
+            </w:r>
+            <w:bookmarkEnd w:id="30"/>
+          </w:p>
+        </w:tc>
+      </w:tr>
+      <w:tr>
+        <w:trPr>
+          <w:trHeight w:val="304"/>
+        </w:trPr>
+        <w:tc>
+          <w:tcPr>
+            <w:tcW w:w="1320" w:type="dxa"/>
+          </w:tcPr>
+          <w:p>
+            <w:pPr>
+              <w:pStyle w:val="TableParagraph"/>
+              <w:spacing w:before="0" w:line="240" w:lineRule="auto"/>
+              <w:jc w:val="left"/>
+              <w:rPr>
+                <w:rFonts w:ascii="Times New Roman"/>
+              </w:rPr>
+            </w:pPr>
+          </w:p>
+        </w:tc>
+        <w:tc>
+          <w:tcPr>
+            <w:tcW w:w="5326" w:type="dxa"/>
+          </w:tcPr>
+          <w:p>
+            <w:pPr>
+              <w:pStyle w:val="TableParagraph"/>
+              <w:spacing w:before="35"/>
+              <w:ind w:left="108"/>
+              <w:jc w:val="left"/>
+            </w:pPr>
+            <w:r>
+              <w:rPr>
+                <w:spacing w:val="-5"/>
+              </w:rPr>
+              <w:t>ESI</w:t>
+            </w:r>
+          </w:p>
+        </w:tc>
+        <w:tc>
+          <w:tcPr>
+            <w:tcW w:w="1474" w:type="dxa"/>
+          </w:tcPr>
+          <w:p>
+            <w:pPr>
+              <w:pStyle w:val="TableParagraph"/>
+              <w:spacing w:before="35"/>
+              <w:ind w:left="11"/>
+              <w:jc w:val="right"/>
+            </w:pPr>
+            <w:r>
+              <w:rPr>
+                <w:spacing w:val="-4"/>
+              </w:rPr>
+              <w:t>0.00</w:t>
+            </w:r>
+          </w:p>
+        </w:tc>
+        <w:tc>
+          <w:tcPr>
+            <w:tcW w:w="1517" w:type="dxa"/>
+          </w:tcPr>
+          <w:p>
+            <w:pPr>
+              <w:pStyle w:val="TableParagraph"/>
+              <w:spacing w:before="35"/>
+              <w:ind w:left="10"/>
+              <w:jc w:val="right"/>
+            </w:pPr>
+            <w:r>
+              <w:rPr>
+                <w:spacing w:val="-4"/>
+              </w:rPr>
+              <w:t>0.00</w:t>
+            </w:r>
+          </w:p>
+        </w:tc>
+      </w:tr>
+      <w:tr>
+        <w:trPr>
+          <w:trHeight w:val="306"/>
+        </w:trPr>
+        <w:tc>
+          <w:tcPr>
+            <w:tcW w:w="1320" w:type="dxa"/>
+          </w:tcPr>
+          <w:p>
+            <w:pPr>
+              <w:pStyle w:val="TableParagraph"/>
+              <w:spacing w:before="0" w:line="240" w:lineRule="auto"/>
+              <w:jc w:val="left"/>
+              <w:rPr>
+                <w:rFonts w:ascii="Times New Roman"/>
+              </w:rPr>
+            </w:pPr>
+          </w:p>
+        </w:tc>
+        <w:tc>
+          <w:tcPr>
+            <w:tcW w:w="5326" w:type="dxa"/>
+          </w:tcPr>
+          <w:p>
+            <w:pPr>
+              <w:pStyle w:val="TableParagraph"/>
+              <w:spacing w:before="0" w:line="240" w:lineRule="auto"/>
+              <w:jc w:val="left"/>
+              <w:rPr>
+                <w:rFonts w:ascii="Times New Roman"/>
+              </w:rPr>
+            </w:pPr>
+          </w:p>
+        </w:tc>
+        <w:tc>
+          <w:tcPr>
+            <w:tcW w:w="1474" w:type="dxa"/>
+          </w:tcPr>
+          <w:p>
+            <w:pPr>
+              <w:pStyle w:val="TableParagraph"/>
+              <w:spacing w:before="0" w:line="240" w:lineRule="auto"/>
+              <w:jc w:val="right"/>
+              <w:rPr>
+                <w:rFonts w:ascii="Times New Roman"/>
+              </w:rPr>
+            </w:pPr>
+          </w:p>
+        </w:tc>
+        <w:tc>
+          <w:tcPr>
+            <w:tcW w:w="1517" w:type="dxa"/>
+          </w:tcPr>
+          <w:p>
+            <w:pPr>
+              <w:pStyle w:val="TableParagraph"/>
+              <w:spacing w:before="0" w:line="240" w:lineRule="auto"/>
+              <w:jc w:val="right"/>
+              <w:rPr>
+                <w:rFonts w:ascii="Times New Roman"/>
+              </w:rPr>
+            </w:pPr>
+          </w:p>
+        </w:tc>
+      </w:tr>
+      <w:tr>
+        <w:trPr>
+          <w:trHeight w:val="306"/>
+        </w:trPr>
+        <w:tc>
+          <w:tcPr>
+            <w:tcW w:w="1320" w:type="dxa"/>
+            <w:shd w:val="clear" w:color="auto" w:fill="A9D08E"/>
+          </w:tcPr>
+          <w:p>
+            <w:pPr>
+              <w:pStyle w:val="TableParagraph"/>
+              <w:spacing w:before="0" w:line="240" w:lineRule="auto"/>
+              <w:jc w:val="left"/>
+              <w:rPr>
+                <w:rFonts w:ascii="Times New Roman"/>
+              </w:rPr>
+            </w:pPr>
+          </w:p>
+        </w:tc>
+        <w:tc>
+          <w:tcPr>
+            <w:tcW w:w="5326" w:type="dxa"/>
+            <w:shd w:val="clear" w:color="auto" w:fill="A9D08E"/>
+          </w:tcPr>
+          <w:p>
+            <w:pPr>
+              <w:pStyle w:val="TableParagraph"/>
+              <w:ind w:left="15" w:right="4"/>
+              <w:rPr>
+                <w:b/>
+              </w:rPr>
+            </w:pPr>
+            <w:r>
+              <w:rPr>
+                <w:b/>
+              </w:rPr>
+              <w:t>CTC</w:t>
+            </w:r>
+            <w:r>
+              <w:rPr>
+                <w:b/>
+                <w:spacing w:val="-2"/>
+              </w:rPr>
+              <w:t xml:space="preserve"> Amount</w:t>
+            </w:r>
+          </w:p>
+        </w:tc>
+        <w:tc>
+          <w:tcPr>
+            <w:tcW w:w="1474" w:type="dxa"/>
+            <w:shd w:val="clear" w:color="auto" w:fill="A9D08E"/>
+          </w:tcPr>
+          <w:p>
+            <w:pPr>
+              <w:pStyle w:val="TableParagraph"/>
+              <w:ind w:left="11"/>
+              <w:jc w:val="right"/>
+              <w:rPr>
+                <w:b/>
+              </w:rPr>
+            </w:pPr>
+            <w:bookmarkStart w:id="31" w:name="MonthlyCTC"/>
+            <w:r>
+              <w:rPr>
+                <w:b/>
+                <w:spacing w:val="-2"/>
+              </w:rPr>
+              <w:t>00</w:t>
+            </w:r>
+            <w:bookmarkEnd w:id="31"/>
+          </w:p>
+        </w:tc>
+        <w:tc>
+          <w:tcPr>
+            <w:tcW w:w="1517" w:type="dxa"/>
+            <w:shd w:val="clear" w:color="auto" w:fill="A9D08E"/>
+          </w:tcPr>
+          <w:p>
+            <w:pPr>
+              <w:pStyle w:val="TableParagraph"/>
+              <w:ind w:left="10" w:right="3"/>
+              <w:jc w:val="right"/>
+              <w:rPr>
+                <w:b/>
+              </w:rPr>
+            </w:pPr>
+            <w:bookmarkStart w:id="32" w:name="CTCAnnual1"/>
+            <w:r>
+              <w:rPr>
+                <w:b/>
+                <w:spacing w:val="-2"/>
+              </w:rPr>
+              <w:t>00</w:t>
+            </w:r>
+            <w:bookmarkEnd w:id="32"/>
+          </w:p>
+        </w:tc>
+      </w:tr>
+    </w:tbl>
+    <w:p/>
+    <w:sectPr>
+      <w:pgSz w:w="11900" w:h="16850"/>
+      <w:pgMar w:top="1680" w:right="992" w:bottom="280" w:left="992" w:header="720" w:footer="720" w:gutter="0"/>
+      <w:cols w:space="720"/>
+    </w:sectPr>
+  </w:body>
+</w:document>
+</file>
 
 <file path=word/styles.xml><?xml version="1.0" encoding="utf-8"?>
 <w:styles xmlns:mc="http://schemas.openxmlformats.org/markup-compatibility/2006" xmlns:r="http://schemas.openxmlformats.org/officeDocument/2006/relationships" xmlns:w="http://schemas.openxmlformats.org/wordprocessingml/2006/main" xmlns:w14="http://schemas.microsoft.com/office/word/2010/wordml" xmlns:w15="http://schemas.microsoft.com/office/word/2012/wordml" xmlns:w16cex="http://schemas.microsoft.com/office/word/2018/wordml/cex" xmlns:w16cid="http://schemas.microsoft.com/office/word/2016/wordml/cid" xmlns:w16="http://schemas.microsoft.com/office/word/2018/wordml" xmlns:w16du="http://schemas.microsoft.com/office/word/2023/wordml/word16du" xmlns:w16sdtdh="http://schemas.microsoft.com/office/word/2020/wordml/sdtdatahash" xmlns:w16sdtfl="http://schemas.microsoft.com/office/word/2024/wordml/sdtformatlock" xmlns:w16se="http://schemas.microsoft.com/office/word/2015/wordml/symex" mc:Ignorable="w14 w15 w16se w16cid w16 w16cex w16sdtdh w16sdtfl w16du">
